--- a/output/TestReport_DULAL NAHA (KOL2604070057)_2600128556_11d3f985-7e08-40be-91b4-48b35be363ee_report.docx
+++ b/output/TestReport_DULAL NAHA (KOL2604070057)_2600128556_11d3f985-7e08-40be-91b4-48b35be363ee_report.docx
@@ -246,7 +246,7 @@
         <w:autoSpaceDN w:val="0"/>
         <w:autoSpaceDE w:val="0"/>
         <w:widowControl/>
-        <w:spacing w:line="240" w:lineRule="auto" w:before="1196" w:after="164"/>
+        <w:spacing w:line="240" w:lineRule="auto" w:before="1196" w:after="230"/>
         <w:ind w:left="930" w:right="0" w:firstLine="0"/>
         <w:jc w:val="left"/>
       </w:pPr>
@@ -269,20 +269,15 @@
         <w:tblInd w:w="616.0" w:type="dxa"/>
       </w:tblPr>
       <w:tblGrid>
-        <w:gridCol w:w="1506"/>
-        <w:gridCol w:w="1506"/>
-        <w:gridCol w:w="1506"/>
-        <w:gridCol w:w="1506"/>
-        <w:gridCol w:w="1506"/>
-        <w:gridCol w:w="1506"/>
+        <w:gridCol w:w="9038"/>
       </w:tblGrid>
       <w:tr>
         <w:trPr>
-          <w:trHeight w:hRule="exact" w:val="1102"/>
+          <w:trHeight w:hRule="exact" w:val="872"/>
         </w:trPr>
         <w:tc>
           <w:tcPr>
-            <w:tcW w:type="dxa" w:w="1364"/>
+            <w:tcW w:type="dxa" w:w="11004"/>
             <w:tcBorders/>
             <w:tcMar>
               <w:start w:w="0" w:type="dxa"/>
@@ -292,11 +287,24 @@
           <w:p>
             <w:pPr>
               <w:autoSpaceDN w:val="0"/>
+              <w:tabs>
+                <w:tab w:pos="514" w:val="left"/>
+                <w:tab w:pos="1758" w:val="left"/>
+                <w:tab w:pos="1846" w:val="left"/>
+                <w:tab w:pos="3108" w:val="left"/>
+                <w:tab w:pos="3200" w:val="left"/>
+                <w:tab w:pos="4682" w:val="left"/>
+                <w:tab w:pos="4772" w:val="left"/>
+                <w:tab w:pos="6124" w:val="left"/>
+                <w:tab w:pos="6204" w:val="left"/>
+                <w:tab w:pos="8530" w:val="left"/>
+                <w:tab w:pos="8596" w:val="left"/>
+              </w:tabs>
               <w:autoSpaceDE w:val="0"/>
               <w:widowControl/>
-              <w:spacing w:line="293" w:lineRule="auto" w:before="126" w:after="0"/>
-              <w:ind w:left="0" w:right="0" w:firstLine="0"/>
-              <w:jc w:val="center"/>
+              <w:spacing w:line="293" w:lineRule="auto" w:before="60" w:after="0"/>
+              <w:ind w:left="428" w:right="0" w:firstLine="0"/>
+              <w:jc w:val="left"/>
             </w:pPr>
             <w:r>
               <w:rPr>
@@ -316,28 +324,11 @@
                 <w:color w:val="FFFFFF"/>
                 <w:sz w:val="20"/>
               </w:rPr>
-              <w:t>Tier I</w:t>
+              <w:t xml:space="preserve">Tier I </w:t>
             </w:r>
-          </w:p>
-        </w:tc>
-        <w:tc>
-          <w:tcPr>
-            <w:tcW w:type="dxa" w:w="1380"/>
-            <w:tcBorders/>
-            <w:tcMar>
-              <w:start w:w="0" w:type="dxa"/>
-              <w:end w:w="0" w:type="dxa"/>
-            </w:tcMar>
-          </w:tcPr>
-          <w:p>
-            <w:pPr>
-              <w:autoSpaceDN w:val="0"/>
-              <w:autoSpaceDE w:val="0"/>
-              <w:widowControl/>
-              <w:spacing w:line="293" w:lineRule="auto" w:before="126" w:after="0"/>
-              <w:ind w:left="0" w:right="0" w:firstLine="0"/>
-              <w:jc w:val="center"/>
-            </w:pPr>
+            <w:r>
+              <w:tab/>
+            </w:r>
             <w:r>
               <w:rPr>
                 <w:rFonts w:ascii="Cambria" w:hAnsi="Cambria" w:eastAsia="Cambria"/>
@@ -356,28 +347,11 @@
                 <w:color w:val="FFFFFF"/>
                 <w:sz w:val="20"/>
               </w:rPr>
-              <w:t>Tier II</w:t>
+              <w:t xml:space="preserve">Tier II </w:t>
             </w:r>
-          </w:p>
-        </w:tc>
-        <w:tc>
-          <w:tcPr>
-            <w:tcW w:type="dxa" w:w="1500"/>
-            <w:tcBorders/>
-            <w:tcMar>
-              <w:start w:w="0" w:type="dxa"/>
-              <w:end w:w="0" w:type="dxa"/>
-            </w:tcMar>
-          </w:tcPr>
-          <w:p>
-            <w:pPr>
-              <w:autoSpaceDN w:val="0"/>
-              <w:autoSpaceDE w:val="0"/>
-              <w:widowControl/>
-              <w:spacing w:line="293" w:lineRule="auto" w:before="126" w:after="0"/>
-              <w:ind w:left="0" w:right="0" w:firstLine="0"/>
-              <w:jc w:val="center"/>
-            </w:pPr>
+            <w:r>
+              <w:tab/>
+            </w:r>
             <w:r>
               <w:rPr>
                 <w:rFonts w:ascii="Cambria" w:hAnsi="Cambria" w:eastAsia="Cambria"/>
@@ -396,28 +370,11 @@
                 <w:color w:val="FFFFFF"/>
                 <w:sz w:val="20"/>
               </w:rPr>
-              <w:t>Tier III</w:t>
+              <w:t xml:space="preserve">Tier III </w:t>
             </w:r>
-          </w:p>
-        </w:tc>
-        <w:tc>
-          <w:tcPr>
-            <w:tcW w:type="dxa" w:w="1360"/>
-            <w:tcBorders/>
-            <w:tcMar>
-              <w:start w:w="0" w:type="dxa"/>
-              <w:end w:w="0" w:type="dxa"/>
-            </w:tcMar>
-          </w:tcPr>
-          <w:p>
-            <w:pPr>
-              <w:autoSpaceDN w:val="0"/>
-              <w:autoSpaceDE w:val="0"/>
-              <w:widowControl/>
-              <w:spacing w:line="293" w:lineRule="auto" w:before="126" w:after="0"/>
-              <w:ind w:left="0" w:right="0" w:firstLine="0"/>
-              <w:jc w:val="center"/>
-            </w:pPr>
+            <w:r>
+              <w:tab/>
+            </w:r>
             <w:r>
               <w:rPr>
                 <w:rFonts w:ascii="Cambria" w:hAnsi="Cambria" w:eastAsia="Cambria"/>
@@ -436,28 +393,11 @@
                 <w:color w:val="FFFFFF"/>
                 <w:sz w:val="20"/>
               </w:rPr>
-              <w:t>MSI</w:t>
+              <w:t xml:space="preserve">MSI </w:t>
             </w:r>
-          </w:p>
-        </w:tc>
-        <w:tc>
-          <w:tcPr>
-            <w:tcW w:type="dxa" w:w="2220"/>
-            <w:tcBorders/>
-            <w:tcMar>
-              <w:start w:w="0" w:type="dxa"/>
-              <w:end w:w="0" w:type="dxa"/>
-            </w:tcMar>
-          </w:tcPr>
-          <w:p>
-            <w:pPr>
-              <w:autoSpaceDN w:val="0"/>
-              <w:autoSpaceDE w:val="0"/>
-              <w:widowControl/>
-              <w:spacing w:line="293" w:lineRule="auto" w:before="126" w:after="0"/>
-              <w:ind w:left="520" w:right="0" w:firstLine="0"/>
-              <w:jc w:val="left"/>
-            </w:pPr>
+            <w:r>
+              <w:tab/>
+            </w:r>
             <w:r>
               <w:rPr>
                 <w:rFonts w:ascii="Cambria" w:hAnsi="Cambria" w:eastAsia="Cambria"/>
@@ -476,28 +416,11 @@
                 <w:color w:val="FFFFFF"/>
                 <w:sz w:val="20"/>
               </w:rPr>
-              <w:t>Therapies</w:t>
+              <w:t xml:space="preserve">Therapies </w:t>
             </w:r>
-          </w:p>
-        </w:tc>
-        <w:tc>
-          <w:tcPr>
-            <w:tcW w:type="dxa" w:w="2878"/>
-            <w:tcBorders/>
-            <w:tcMar>
-              <w:start w:w="0" w:type="dxa"/>
-              <w:end w:w="0" w:type="dxa"/>
-            </w:tcMar>
-          </w:tcPr>
-          <w:p>
-            <w:pPr>
-              <w:autoSpaceDN w:val="0"/>
-              <w:autoSpaceDE w:val="0"/>
-              <w:widowControl/>
-              <w:spacing w:line="293" w:lineRule="auto" w:before="126" w:after="0"/>
-              <w:ind w:left="706" w:right="0" w:firstLine="0"/>
-              <w:jc w:val="left"/>
-            </w:pPr>
+            <w:r>
+              <w:tab/>
+            </w:r>
             <w:r>
               <w:rPr>
                 <w:rFonts w:ascii="Cambria" w:hAnsi="Cambria" w:eastAsia="Cambria"/>
@@ -519,6 +442,292 @@
               <w:t>Clinical Trials</w:t>
             </w:r>
           </w:p>
+          <w:tbl>
+            <w:tblPr>
+              <w:tblW w:type="auto" w:w="0"/>
+              <w:tblLayout w:type="fixed"/>
+              <w:tblLook w:firstColumn="1" w:firstRow="1" w:lastColumn="0" w:lastRow="0" w:noHBand="0" w:noVBand="1" w:val="04A0"/>
+              <w:tblInd w:w="-8.000000000000043" w:type="dxa"/>
+            </w:tblPr>
+            <w:tblGrid>
+              <w:gridCol w:w="1834"/>
+              <w:gridCol w:w="1834"/>
+              <w:gridCol w:w="1834"/>
+              <w:gridCol w:w="1834"/>
+              <w:gridCol w:w="1834"/>
+              <w:gridCol w:w="1834"/>
+            </w:tblGrid>
+            <w:tr>
+              <w:trPr>
+                <w:trHeight w:hRule="exact" w:val="218"/>
+              </w:trPr>
+              <w:tc>
+                <w:tcPr>
+                  <w:tcW w:type="dxa" w:w="10710"/>
+                  <w:gridSpan w:val="6"/>
+                  <w:tcBorders>
+                    <w:top w:sz="12.0" w:val="single" w:color="#1F497D"/>
+                    <w:bottom w:sz="5.599999999999909" w:val="single" w:color="#D9ECF2"/>
+                  </w:tcBorders>
+                  <w:tcMar>
+                    <w:start w:w="0" w:type="dxa"/>
+                    <w:end w:w="0" w:type="dxa"/>
+                  </w:tcMar>
+                  <w:tcMar>
+                    <w:start w:w="0" w:type="dxa"/>
+                    <w:end w:w="0" w:type="dxa"/>
+                  </w:tcMar>
+                  <w:tcMar>
+                    <w:start w:w="0" w:type="dxa"/>
+                    <w:end w:w="0" w:type="dxa"/>
+                  </w:tcMar>
+                  <w:tcMar>
+                    <w:start w:w="0" w:type="dxa"/>
+                    <w:end w:w="0" w:type="dxa"/>
+                  </w:tcMar>
+                  <w:tcMar>
+                    <w:start w:w="0" w:type="dxa"/>
+                    <w:end w:w="0" w:type="dxa"/>
+                  </w:tcMar>
+                  <w:tcMar>
+                    <w:start w:w="0" w:type="dxa"/>
+                    <w:end w:w="0" w:type="dxa"/>
+                  </w:tcMar>
+                </w:tcPr>
+                <w:p/>
+              </w:tc>
+            </w:tr>
+            <w:tr>
+              <w:trPr>
+                <w:trHeight w:hRule="exact" w:val="386"/>
+              </w:trPr>
+              <w:tc>
+                <w:tcPr>
+                  <w:tcW w:type="dxa" w:w="1380"/>
+                  <w:tcBorders>
+                    <w:start w:sz="6.400000000000006" w:val="single" w:color="#D9ECF2"/>
+                    <w:top w:sz="5.599999999999909" w:val="single" w:color="#D9ECF2"/>
+                    <w:end w:sz="6.399999999999977" w:val="single" w:color="#D9ECF2"/>
+                    <w:bottom w:sz="6.400000000000091" w:val="single" w:color="#D9ECF2"/>
+                  </w:tcBorders>
+                  <w:shd w:fill="f7f7f7"/>
+                  <w:tcMar>
+                    <w:start w:w="0" w:type="dxa"/>
+                    <w:end w:w="0" w:type="dxa"/>
+                  </w:tcMar>
+                </w:tcPr>
+                <w:p>
+                  <w:pPr>
+                    <w:autoSpaceDN w:val="0"/>
+                    <w:autoSpaceDE w:val="0"/>
+                    <w:widowControl/>
+                    <w:spacing w:line="240" w:lineRule="auto" w:before="140" w:after="0"/>
+                    <w:ind w:left="0" w:right="0" w:firstLine="0"/>
+                    <w:jc w:val="center"/>
+                  </w:pPr>
+                  <w:r>
+                    <w:rPr>
+                      <w:rFonts w:ascii="Cambria" w:hAnsi="Cambria" w:eastAsia="Cambria"/>
+                      <w:b w:val="0"/>
+                      <w:i w:val="0"/>
+                      <w:color w:val="000000"/>
+                      <w:sz w:val="20"/>
+                    </w:rPr>
+                    <w:t>0</w:t>
+                  </w:r>
+                </w:p>
+              </w:tc>
+              <w:tc>
+                <w:tcPr>
+                  <w:tcW w:type="dxa" w:w="1364"/>
+                  <w:tcBorders>
+                    <w:start w:sz="6.399999999999977" w:val="single" w:color="#D9ECF2"/>
+                    <w:top w:sz="5.599999999999909" w:val="single" w:color="#D9ECF2"/>
+                    <w:end w:sz="6.400000000000091" w:val="single" w:color="#D9ECF2"/>
+                    <w:bottom w:sz="6.400000000000091" w:val="single" w:color="#D9ECF2"/>
+                  </w:tcBorders>
+                  <w:shd w:fill="f7f7f7"/>
+                  <w:tcMar>
+                    <w:start w:w="0" w:type="dxa"/>
+                    <w:end w:w="0" w:type="dxa"/>
+                  </w:tcMar>
+                </w:tcPr>
+                <w:p>
+                  <w:pPr>
+                    <w:autoSpaceDN w:val="0"/>
+                    <w:autoSpaceDE w:val="0"/>
+                    <w:widowControl/>
+                    <w:spacing w:line="240" w:lineRule="auto" w:before="140" w:after="0"/>
+                    <w:ind w:left="0" w:right="0" w:firstLine="0"/>
+                    <w:jc w:val="center"/>
+                  </w:pPr>
+                  <w:r>
+                    <w:rPr>
+                      <w:rFonts w:ascii="Cambria" w:hAnsi="Cambria" w:eastAsia="Cambria"/>
+                      <w:b w:val="0"/>
+                      <w:i w:val="0"/>
+                      <w:color w:val="000000"/>
+                      <w:sz w:val="20"/>
+                    </w:rPr>
+                    <w:t>1</w:t>
+                  </w:r>
+                </w:p>
+              </w:tc>
+              <w:tc>
+                <w:tcPr>
+                  <w:tcW w:type="dxa" w:w="1412"/>
+                  <w:tcBorders>
+                    <w:start w:sz="6.400000000000091" w:val="single" w:color="#D9ECF2"/>
+                    <w:top w:sz="5.599999999999909" w:val="single" w:color="#D9ECF2"/>
+                    <w:end w:sz="5.599999999999909" w:val="single" w:color="#D9ECF2"/>
+                    <w:bottom w:sz="6.400000000000091" w:val="single" w:color="#D9ECF2"/>
+                  </w:tcBorders>
+                  <w:shd w:fill="f7f7f7"/>
+                  <w:tcMar>
+                    <w:start w:w="0" w:type="dxa"/>
+                    <w:end w:w="0" w:type="dxa"/>
+                  </w:tcMar>
+                </w:tcPr>
+                <w:p>
+                  <w:pPr>
+                    <w:autoSpaceDN w:val="0"/>
+                    <w:autoSpaceDE w:val="0"/>
+                    <w:widowControl/>
+                    <w:spacing w:line="240" w:lineRule="auto" w:before="140" w:after="0"/>
+                    <w:ind w:left="0" w:right="0" w:firstLine="0"/>
+                    <w:jc w:val="center"/>
+                  </w:pPr>
+                  <w:r>
+                    <w:rPr>
+                      <w:rFonts w:ascii="Cambria" w:hAnsi="Cambria" w:eastAsia="Cambria"/>
+                      <w:b w:val="0"/>
+                      <w:i w:val="0"/>
+                      <w:color w:val="000000"/>
+                      <w:sz w:val="20"/>
+                    </w:rPr>
+                    <w:t>0</w:t>
+                  </w:r>
+                </w:p>
+              </w:tc>
+              <w:tc>
+                <w:tcPr>
+                  <w:tcW w:type="dxa" w:w="1438"/>
+                  <w:tcBorders>
+                    <w:start w:sz="5.599999999999909" w:val="single" w:color="#D9ECF2"/>
+                    <w:top w:sz="5.599999999999909" w:val="single" w:color="#D9ECF2"/>
+                    <w:end w:sz="5.599999999999909" w:val="single" w:color="#D9ECF2"/>
+                    <w:bottom w:sz="6.400000000000091" w:val="single" w:color="#D9ECF2"/>
+                  </w:tcBorders>
+                  <w:shd w:fill="f7f7f7"/>
+                  <w:tcMar>
+                    <w:start w:w="0" w:type="dxa"/>
+                    <w:end w:w="0" w:type="dxa"/>
+                  </w:tcMar>
+                </w:tcPr>
+                <w:p>
+                  <w:pPr>
+                    <w:autoSpaceDN w:val="0"/>
+                    <w:autoSpaceDE w:val="0"/>
+                    <w:widowControl/>
+                    <w:spacing w:line="240" w:lineRule="auto" w:before="140" w:after="0"/>
+                    <w:ind w:left="0" w:right="0" w:firstLine="0"/>
+                    <w:jc w:val="center"/>
+                  </w:pPr>
+                  <w:r>
+                    <w:rPr>
+                      <w:rFonts w:ascii="Cambria" w:hAnsi="Cambria" w:eastAsia="Cambria"/>
+                      <w:b w:val="0"/>
+                      <w:i w:val="0"/>
+                      <w:color w:val="000000"/>
+                      <w:sz w:val="20"/>
+                    </w:rPr>
+                    <w:t>Stable</w:t>
+                  </w:r>
+                </w:p>
+              </w:tc>
+              <w:tc>
+                <w:tcPr>
+                  <w:tcW w:type="dxa" w:w="2010"/>
+                  <w:tcBorders>
+                    <w:start w:sz="5.599999999999909" w:val="single" w:color="#D9ECF2"/>
+                    <w:top w:sz="5.599999999999909" w:val="single" w:color="#D9ECF2"/>
+                    <w:end w:sz="6.400000000000091" w:val="single" w:color="#D9ECF2"/>
+                    <w:bottom w:sz="6.400000000000091" w:val="single" w:color="#D9ECF2"/>
+                  </w:tcBorders>
+                  <w:shd w:fill="f7f7f7"/>
+                  <w:tcMar>
+                    <w:start w:w="0" w:type="dxa"/>
+                    <w:end w:w="0" w:type="dxa"/>
+                  </w:tcMar>
+                </w:tcPr>
+                <w:p>
+                  <w:pPr>
+                    <w:autoSpaceDN w:val="0"/>
+                    <w:autoSpaceDE w:val="0"/>
+                    <w:widowControl/>
+                    <w:spacing w:line="240" w:lineRule="auto" w:before="140" w:after="0"/>
+                    <w:ind w:left="0" w:right="0" w:firstLine="0"/>
+                    <w:jc w:val="center"/>
+                  </w:pPr>
+                  <w:r>
+                    <w:rPr>
+                      <w:rFonts w:ascii="Cambria" w:hAnsi="Cambria" w:eastAsia="Cambria"/>
+                      <w:b w:val="0"/>
+                      <w:i w:val="0"/>
+                      <w:color w:val="000000"/>
+                      <w:sz w:val="20"/>
+                    </w:rPr>
+                    <w:t>0</w:t>
+                  </w:r>
+                </w:p>
+              </w:tc>
+              <w:tc>
+                <w:tcPr>
+                  <w:tcW w:type="dxa" w:w="3106"/>
+                  <w:tcBorders>
+                    <w:start w:sz="6.400000000000091" w:val="single" w:color="#D9ECF2"/>
+                    <w:top w:sz="5.599999999999909" w:val="single" w:color="#D9ECF2"/>
+                    <w:end w:sz="5.600000000000364" w:val="single" w:color="#D9ECF2"/>
+                    <w:bottom w:sz="6.400000000000091" w:val="single" w:color="#D9ECF2"/>
+                  </w:tcBorders>
+                  <w:shd w:fill="f7f7f7"/>
+                  <w:tcMar>
+                    <w:start w:w="0" w:type="dxa"/>
+                    <w:end w:w="0" w:type="dxa"/>
+                  </w:tcMar>
+                </w:tcPr>
+                <w:p>
+                  <w:pPr>
+                    <w:autoSpaceDN w:val="0"/>
+                    <w:autoSpaceDE w:val="0"/>
+                    <w:widowControl/>
+                    <w:spacing w:line="240" w:lineRule="auto" w:before="140" w:after="0"/>
+                    <w:ind w:left="0" w:right="0" w:firstLine="0"/>
+                    <w:jc w:val="center"/>
+                  </w:pPr>
+                  <w:r>
+                    <w:rPr>
+                      <w:rFonts w:ascii="Cambria" w:hAnsi="Cambria" w:eastAsia="Cambria"/>
+                      <w:b w:val="0"/>
+                      <w:i w:val="0"/>
+                      <w:color w:val="000000"/>
+                      <w:sz w:val="20"/>
+                    </w:rPr>
+                    <w:t>43</w:t>
+                  </w:r>
+                </w:p>
+              </w:tc>
+            </w:tr>
+          </w:tbl>
+          <w:p>
+            <w:pPr>
+              <w:autoSpaceDN w:val="0"/>
+              <w:autoSpaceDE w:val="0"/>
+              <w:widowControl/>
+              <w:spacing w:line="14" w:lineRule="exact" w:before="0" w:after="0"/>
+              <w:ind w:left="0" w:right="0"/>
+            </w:pPr>
+          </w:p>
         </w:tc>
       </w:tr>
     </w:tbl>
@@ -527,7 +736,7 @@
         <w:autoSpaceDN w:val="0"/>
         <w:autoSpaceDE w:val="0"/>
         <w:widowControl/>
-        <w:spacing w:line="240" w:lineRule="auto" w:before="56" w:after="164"/>
+        <w:spacing w:line="240" w:lineRule="auto" w:before="220" w:after="164"/>
         <w:ind w:left="930" w:right="0" w:firstLine="0"/>
         <w:jc w:val="left"/>
       </w:pPr>
@@ -1020,8 +1229,8 @@
         <w:autoSpaceDN w:val="0"/>
         <w:autoSpaceDE w:val="0"/>
         <w:widowControl/>
-        <w:spacing w:line="259" w:lineRule="auto" w:before="50" w:after="0"/>
-        <w:ind w:left="714" w:right="3024" w:firstLine="2"/>
+        <w:spacing w:line="240" w:lineRule="auto" w:before="50" w:after="0"/>
+        <w:ind w:left="716" w:right="0" w:firstLine="0"/>
         <w:jc w:val="left"/>
       </w:pPr>
       <w:r>
@@ -1032,8 +1241,18 @@
           <w:color w:val="000000"/>
           <w:sz w:val="20"/>
         </w:rPr>
-        <w:t xml:space="preserve">*Genetic test results are reported based on the recommendations of AMP-ASCO-CAP guidelines. </w:t>
+        <w:t>*Genetic test results are reported based on the recommendations of AMP-ASCO-CAP guidelines.</w:t>
       </w:r>
+    </w:p>
+    <w:p>
+      <w:pPr>
+        <w:autoSpaceDN w:val="0"/>
+        <w:autoSpaceDE w:val="0"/>
+        <w:widowControl/>
+        <w:spacing w:line="240" w:lineRule="auto" w:before="36" w:after="0"/>
+        <w:ind w:left="714" w:right="0" w:firstLine="0"/>
+        <w:jc w:val="left"/>
+      </w:pPr>
       <w:r>
         <w:rPr>
           <w:rFonts w:ascii="Cambria" w:hAnsi="Cambria" w:eastAsia="Cambria"/>
@@ -1050,7 +1269,7 @@
         <w:autoSpaceDN w:val="0"/>
         <w:autoSpaceDE w:val="0"/>
         <w:widowControl/>
-        <w:spacing w:line="240" w:lineRule="auto" w:before="222" w:after="246"/>
+        <w:spacing w:line="240" w:lineRule="auto" w:before="222" w:after="178"/>
         <w:ind w:left="930" w:right="0" w:firstLine="0"/>
         <w:jc w:val="left"/>
       </w:pPr>
@@ -1070,19 +1289,22 @@
         <w:tblW w:type="auto" w:w="0"/>
         <w:tblLayout w:type="fixed"/>
         <w:tblLook w:firstColumn="1" w:firstRow="1" w:lastColumn="0" w:lastRow="0" w:noHBand="0" w:noVBand="1" w:val="04A0"/>
-        <w:tblInd w:w="300.0" w:type="dxa"/>
+        <w:tblInd w:w="608.0" w:type="dxa"/>
       </w:tblPr>
       <w:tblGrid>
-        <w:gridCol w:w="9038"/>
+        <w:gridCol w:w="3013"/>
+        <w:gridCol w:w="3013"/>
+        <w:gridCol w:w="3013"/>
       </w:tblGrid>
       <w:tr>
         <w:trPr>
-          <w:trHeight w:hRule="exact" w:val="910"/>
+          <w:trHeight w:hRule="exact" w:val="496"/>
         </w:trPr>
         <w:tc>
           <w:tcPr>
-            <w:tcW w:type="dxa" w:w="11320"/>
+            <w:tcW w:type="dxa" w:w="4352"/>
             <w:tcBorders/>
+            <w:shd w:fill="1f497d"/>
             <w:tcMar>
               <w:start w:w="0" w:type="dxa"/>
               <w:end w:w="0" w:type="dxa"/>
@@ -1091,18 +1313,11 @@
           <w:p>
             <w:pPr>
               <w:autoSpaceDN w:val="0"/>
-              <w:tabs>
-                <w:tab w:pos="1830" w:val="left"/>
-                <w:tab w:pos="5978" w:val="left"/>
-                <w:tab w:pos="6066" w:val="left"/>
-                <w:tab w:pos="8746" w:val="left"/>
-                <w:tab w:pos="8826" w:val="left"/>
-              </w:tabs>
               <w:autoSpaceDE w:val="0"/>
               <w:widowControl/>
-              <w:spacing w:line="290" w:lineRule="auto" w:before="60" w:after="0"/>
-              <w:ind w:left="1768" w:right="0" w:firstLine="0"/>
-              <w:jc w:val="left"/>
+              <w:spacing w:line="290" w:lineRule="auto" w:before="128" w:after="0"/>
+              <w:ind w:left="0" w:right="1308" w:firstLine="0"/>
+              <w:jc w:val="right"/>
             </w:pPr>
             <w:r>
               <w:rPr>
@@ -1122,8 +1337,29 @@
                 <w:color w:val="FFFFFF"/>
                 <w:sz w:val="20"/>
               </w:rPr>
-              <w:t xml:space="preserve">Assay Biomarker </w:t>
+              <w:t>Assay Biomarker</w:t>
             </w:r>
+          </w:p>
+        </w:tc>
+        <w:tc>
+          <w:tcPr>
+            <w:tcW w:type="dxa" w:w="3020"/>
+            <w:tcBorders/>
+            <w:shd w:fill="1f497d"/>
+            <w:tcMar>
+              <w:start w:w="0" w:type="dxa"/>
+              <w:end w:w="0" w:type="dxa"/>
+            </w:tcMar>
+          </w:tcPr>
+          <w:p>
+            <w:pPr>
+              <w:autoSpaceDN w:val="0"/>
+              <w:autoSpaceDE w:val="0"/>
+              <w:widowControl/>
+              <w:spacing w:line="290" w:lineRule="auto" w:before="128" w:after="0"/>
+              <w:ind w:left="0" w:right="1034" w:firstLine="0"/>
+              <w:jc w:val="right"/>
+            </w:pPr>
             <w:r>
               <w:rPr>
                 <w:rFonts w:ascii="Cambria" w:hAnsi="Cambria" w:eastAsia="Cambria"/>
@@ -1142,11 +1378,29 @@
                 <w:color w:val="FFFFFF"/>
                 <w:sz w:val="20"/>
               </w:rPr>
-              <w:t xml:space="preserve">Result </w:t>
+              <w:t>Result</w:t>
             </w:r>
-            <w:r>
-              <w:tab/>
-            </w:r>
+          </w:p>
+        </w:tc>
+        <w:tc>
+          <w:tcPr>
+            <w:tcW w:type="dxa" w:w="3338"/>
+            <w:tcBorders/>
+            <w:shd w:fill="1f497d"/>
+            <w:tcMar>
+              <w:start w:w="0" w:type="dxa"/>
+              <w:end w:w="0" w:type="dxa"/>
+            </w:tcMar>
+          </w:tcPr>
+          <w:p>
+            <w:pPr>
+              <w:autoSpaceDN w:val="0"/>
+              <w:autoSpaceDE w:val="0"/>
+              <w:widowControl/>
+              <w:spacing w:line="290" w:lineRule="auto" w:before="128" w:after="0"/>
+              <w:ind w:left="0" w:right="876" w:firstLine="0"/>
+              <w:jc w:val="right"/>
+            </w:pPr>
             <w:r>
               <w:rPr>
                 <w:rFonts w:ascii="Cambria" w:hAnsi="Cambria" w:eastAsia="Cambria"/>
@@ -1168,168 +1422,140 @@
               <w:t>Interpretation</w:t>
             </w:r>
           </w:p>
-          <w:tbl>
-            <w:tblPr>
-              <w:tblW w:type="auto" w:w="0"/>
-              <w:tblLayout w:type="fixed"/>
-              <w:tblLook w:firstColumn="1" w:firstRow="1" w:lastColumn="0" w:lastRow="0" w:noHBand="0" w:noVBand="1" w:val="04A0"/>
-              <w:tblInd w:w="308.0" w:type="dxa"/>
-            </w:tblPr>
-            <w:tblGrid>
-              <w:gridCol w:w="3773"/>
-              <w:gridCol w:w="3773"/>
-              <w:gridCol w:w="3773"/>
-            </w:tblGrid>
-            <w:tr>
-              <w:trPr>
-                <w:trHeight w:hRule="exact" w:val="202"/>
-              </w:trPr>
-              <w:tc>
-                <w:tcPr>
-                  <w:tcW w:type="dxa" w:w="10710"/>
-                  <w:gridSpan w:val="3"/>
-                  <w:tcBorders>
-                    <w:top w:sz="12.0" w:val="single" w:color="#1F497D"/>
-                    <w:bottom w:sz="6.399999999999636" w:val="single" w:color="#D9ECF2"/>
-                  </w:tcBorders>
-                  <w:tcMar>
-                    <w:start w:w="0" w:type="dxa"/>
-                    <w:end w:w="0" w:type="dxa"/>
-                  </w:tcMar>
-                  <w:tcMar>
-                    <w:start w:w="0" w:type="dxa"/>
-                    <w:end w:w="0" w:type="dxa"/>
-                  </w:tcMar>
-                  <w:tcMar>
-                    <w:start w:w="0" w:type="dxa"/>
-                    <w:end w:w="0" w:type="dxa"/>
-                  </w:tcMar>
-                </w:tcPr>
-                <w:p/>
-              </w:tc>
-            </w:tr>
-            <w:tr>
-              <w:trPr>
-                <w:trHeight w:hRule="exact" w:val="476"/>
-              </w:trPr>
-              <w:tc>
-                <w:tcPr>
-                  <w:tcW w:type="dxa" w:w="4440"/>
-                  <w:tcBorders>
-                    <w:start w:sz="6.400000000000006" w:val="single" w:color="#D9ECF2"/>
-                    <w:top w:sz="6.399999999999636" w:val="single" w:color="#D9ECF2"/>
-                    <w:end w:sz="6.400000000000091" w:val="single" w:color="#D9ECF2"/>
-                    <w:bottom w:sz="6.399999999999636" w:val="single" w:color="#D9ECF2"/>
-                  </w:tcBorders>
-                  <w:shd w:fill="f7f7f7"/>
-                  <w:tcMar>
-                    <w:start w:w="0" w:type="dxa"/>
-                    <w:end w:w="0" w:type="dxa"/>
-                  </w:tcMar>
-                </w:tcPr>
-                <w:p>
-                  <w:pPr>
-                    <w:autoSpaceDN w:val="0"/>
-                    <w:autoSpaceDE w:val="0"/>
-                    <w:widowControl/>
-                    <w:spacing w:line="240" w:lineRule="auto" w:before="186" w:after="0"/>
-                    <w:ind w:left="0" w:right="0" w:firstLine="0"/>
-                    <w:jc w:val="center"/>
-                  </w:pPr>
-                  <w:r>
-                    <w:rPr>
-                      <w:rFonts w:ascii="Cambria" w:hAnsi="Cambria" w:eastAsia="Cambria"/>
-                      <w:b w:val="0"/>
-                      <w:i w:val="0"/>
-                      <w:color w:val="000000"/>
-                      <w:sz w:val="20"/>
-                    </w:rPr>
-                    <w:t>Microsatellite Instability (MSI)</w:t>
-                  </w:r>
-                </w:p>
-              </w:tc>
-              <w:tc>
-                <w:tcPr>
-                  <w:tcW w:type="dxa" w:w="3044"/>
-                  <w:tcBorders>
-                    <w:start w:sz="6.400000000000091" w:val="single" w:color="#D9ECF2"/>
-                    <w:top w:sz="6.399999999999636" w:val="single" w:color="#D9ECF2"/>
-                    <w:end w:sz="6.400000000000091" w:val="single" w:color="#D9ECF2"/>
-                    <w:bottom w:sz="6.399999999999636" w:val="single" w:color="#D9ECF2"/>
-                  </w:tcBorders>
-                  <w:shd w:fill="f7f7f7"/>
-                  <w:tcMar>
-                    <w:start w:w="0" w:type="dxa"/>
-                    <w:end w:w="0" w:type="dxa"/>
-                  </w:tcMar>
-                </w:tcPr>
-                <w:p>
-                  <w:pPr>
-                    <w:autoSpaceDN w:val="0"/>
-                    <w:autoSpaceDE w:val="0"/>
-                    <w:widowControl/>
-                    <w:spacing w:line="240" w:lineRule="auto" w:before="186" w:after="0"/>
-                    <w:ind w:left="0" w:right="0" w:firstLine="0"/>
-                    <w:jc w:val="center"/>
-                  </w:pPr>
-                  <w:r>
-                    <w:rPr>
-                      <w:rFonts w:ascii="Cambria" w:hAnsi="Cambria" w:eastAsia="Cambria"/>
-                      <w:b w:val="0"/>
-                      <w:i w:val="0"/>
-                      <w:color w:val="000000"/>
-                      <w:sz w:val="20"/>
-                    </w:rPr>
-                    <w:t>Stable</w:t>
-                  </w:r>
-                </w:p>
-              </w:tc>
-              <w:tc>
-                <w:tcPr>
-                  <w:tcW w:type="dxa" w:w="3226"/>
-                  <w:tcBorders>
-                    <w:start w:sz="6.400000000000091" w:val="single" w:color="#D9ECF2"/>
-                    <w:top w:sz="6.399999999999636" w:val="single" w:color="#D9ECF2"/>
-                    <w:end w:sz="5.600000000000364" w:val="single" w:color="#D9ECF2"/>
-                    <w:bottom w:sz="6.399999999999636" w:val="single" w:color="#D9ECF2"/>
-                  </w:tcBorders>
-                  <w:shd w:fill="f7f7f7"/>
-                  <w:tcMar>
-                    <w:start w:w="0" w:type="dxa"/>
-                    <w:end w:w="0" w:type="dxa"/>
-                  </w:tcMar>
-                </w:tcPr>
-                <w:p>
-                  <w:pPr>
-                    <w:autoSpaceDN w:val="0"/>
-                    <w:autoSpaceDE w:val="0"/>
-                    <w:widowControl/>
-                    <w:spacing w:line="240" w:lineRule="auto" w:before="186" w:after="0"/>
-                    <w:ind w:left="340" w:right="0" w:firstLine="0"/>
-                    <w:jc w:val="left"/>
-                  </w:pPr>
-                  <w:r>
-                    <w:rPr>
-                      <w:rFonts w:ascii="Cambria" w:hAnsi="Cambria" w:eastAsia="Cambria"/>
-                      <w:b w:val="0"/>
-                      <w:i w:val="0"/>
-                      <w:color w:val="000000"/>
-                      <w:sz w:val="20"/>
-                    </w:rPr>
-                    <w:t>Stable Microsatellite detected</w:t>
-                  </w:r>
-                </w:p>
-              </w:tc>
-            </w:tr>
-          </w:tbl>
+        </w:tc>
+      </w:tr>
+    </w:tbl>
+    <w:p>
+      <w:pPr>
+        <w:autoSpaceDN w:val="0"/>
+        <w:autoSpaceDE w:val="0"/>
+        <w:widowControl/>
+        <w:spacing w:line="20" w:lineRule="exact" w:before="0" w:after="0"/>
+        <w:ind w:left="0" w:right="0"/>
+      </w:pPr>
+    </w:p>
+    <w:tbl>
+      <w:tblPr>
+        <w:tblW w:type="auto" w:w="0"/>
+        <w:tblLayout w:type="fixed"/>
+        <w:tblLook w:firstColumn="1" w:firstRow="1" w:lastColumn="0" w:lastRow="0" w:noHBand="0" w:noVBand="1" w:val="04A0"/>
+        <w:tblInd w:w="608.0" w:type="dxa"/>
+      </w:tblPr>
+      <w:tblGrid>
+        <w:gridCol w:w="3013"/>
+        <w:gridCol w:w="3013"/>
+        <w:gridCol w:w="3013"/>
+      </w:tblGrid>
+      <w:tr>
+        <w:trPr>
+          <w:trHeight w:hRule="exact" w:val="496"/>
+        </w:trPr>
+        <w:tc>
+          <w:tcPr>
+            <w:tcW w:type="dxa" w:w="4440"/>
+            <w:tcBorders>
+              <w:start w:sz="6.400000000000006" w:val="single" w:color="#D9ECF2"/>
+              <w:top w:sz="6.399999999999636" w:val="single" w:color="#D9ECF2"/>
+              <w:end w:sz="6.400000000000091" w:val="single" w:color="#D9ECF2"/>
+              <w:bottom w:sz="6.399999999999636" w:val="single" w:color="#D9ECF2"/>
+            </w:tcBorders>
+            <w:shd w:fill="f7f7f7"/>
+            <w:tcMar>
+              <w:start w:w="0" w:type="dxa"/>
+              <w:end w:w="0" w:type="dxa"/>
+            </w:tcMar>
+          </w:tcPr>
           <w:p>
             <w:pPr>
               <w:autoSpaceDN w:val="0"/>
               <w:autoSpaceDE w:val="0"/>
               <w:widowControl/>
-              <w:spacing w:line="14" w:lineRule="exact" w:before="0" w:after="0"/>
-              <w:ind w:left="0" w:right="0"/>
+              <w:spacing w:line="240" w:lineRule="auto" w:before="186" w:after="0"/>
+              <w:ind w:left="0" w:right="0" w:firstLine="0"/>
+              <w:jc w:val="center"/>
             </w:pPr>
+            <w:r>
+              <w:rPr>
+                <w:rFonts w:ascii="Cambria" w:hAnsi="Cambria" w:eastAsia="Cambria"/>
+                <w:b w:val="0"/>
+                <w:i w:val="0"/>
+                <w:color w:val="000000"/>
+                <w:sz w:val="20"/>
+              </w:rPr>
+              <w:t>Microsatellite Instability (MSI)</w:t>
+            </w:r>
+          </w:p>
+        </w:tc>
+        <w:tc>
+          <w:tcPr>
+            <w:tcW w:type="dxa" w:w="3044"/>
+            <w:tcBorders>
+              <w:start w:sz="6.400000000000091" w:val="single" w:color="#D9ECF2"/>
+              <w:top w:sz="6.399999999999636" w:val="single" w:color="#D9ECF2"/>
+              <w:end w:sz="6.400000000000091" w:val="single" w:color="#D9ECF2"/>
+              <w:bottom w:sz="6.399999999999636" w:val="single" w:color="#D9ECF2"/>
+            </w:tcBorders>
+            <w:shd w:fill="f7f7f7"/>
+            <w:tcMar>
+              <w:start w:w="0" w:type="dxa"/>
+              <w:end w:w="0" w:type="dxa"/>
+            </w:tcMar>
+          </w:tcPr>
+          <w:p>
+            <w:pPr>
+              <w:autoSpaceDN w:val="0"/>
+              <w:autoSpaceDE w:val="0"/>
+              <w:widowControl/>
+              <w:spacing w:line="240" w:lineRule="auto" w:before="186" w:after="0"/>
+              <w:ind w:left="0" w:right="0" w:firstLine="0"/>
+              <w:jc w:val="center"/>
+            </w:pPr>
+            <w:r>
+              <w:rPr>
+                <w:rFonts w:ascii="Cambria" w:hAnsi="Cambria" w:eastAsia="Cambria"/>
+                <w:b w:val="0"/>
+                <w:i w:val="0"/>
+                <w:color w:val="000000"/>
+                <w:sz w:val="20"/>
+              </w:rPr>
+              <w:t>Stable</w:t>
+            </w:r>
+          </w:p>
+        </w:tc>
+        <w:tc>
+          <w:tcPr>
+            <w:tcW w:type="dxa" w:w="3226"/>
+            <w:tcBorders>
+              <w:start w:sz="6.400000000000091" w:val="single" w:color="#D9ECF2"/>
+              <w:top w:sz="6.399999999999636" w:val="single" w:color="#D9ECF2"/>
+              <w:end w:sz="5.600000000000364" w:val="single" w:color="#D9ECF2"/>
+              <w:bottom w:sz="6.399999999999636" w:val="single" w:color="#D9ECF2"/>
+            </w:tcBorders>
+            <w:shd w:fill="f7f7f7"/>
+            <w:tcMar>
+              <w:start w:w="0" w:type="dxa"/>
+              <w:end w:w="0" w:type="dxa"/>
+            </w:tcMar>
+          </w:tcPr>
+          <w:p>
+            <w:pPr>
+              <w:autoSpaceDN w:val="0"/>
+              <w:autoSpaceDE w:val="0"/>
+              <w:widowControl/>
+              <w:spacing w:line="240" w:lineRule="auto" w:before="186" w:after="0"/>
+              <w:ind w:left="340" w:right="0" w:firstLine="0"/>
+              <w:jc w:val="left"/>
+            </w:pPr>
+            <w:r>
+              <w:rPr>
+                <w:rFonts w:ascii="Cambria" w:hAnsi="Cambria" w:eastAsia="Cambria"/>
+                <w:b w:val="0"/>
+                <w:i w:val="0"/>
+                <w:color w:val="000000"/>
+                <w:sz w:val="20"/>
+              </w:rPr>
+              <w:t>Stable Microsatellite detected</w:t>
+            </w:r>
           </w:p>
         </w:tc>
       </w:tr>
@@ -1339,8 +1565,8 @@
         <w:autoSpaceDN w:val="0"/>
         <w:autoSpaceDE w:val="0"/>
         <w:widowControl/>
-        <w:spacing w:line="259" w:lineRule="auto" w:before="26" w:after="0"/>
-        <w:ind w:left="714" w:right="1296" w:firstLine="2"/>
+        <w:spacing w:line="240" w:lineRule="auto" w:before="50" w:after="0"/>
+        <w:ind w:left="716" w:right="0" w:firstLine="0"/>
         <w:jc w:val="left"/>
       </w:pPr>
       <w:r>
@@ -1351,8 +1577,18 @@
           <w:color w:val="000000"/>
           <w:sz w:val="20"/>
         </w:rPr>
-        <w:t xml:space="preserve"># Correlation of the genetic findings with the clinical condition of the patient is required to arrive at accurate diagnosis, </w:t>
+        <w:t># Correlation of the genetic findings with the clinical condition of the patient is required to arrive at accurate diagnosis,</w:t>
       </w:r>
+    </w:p>
+    <w:p>
+      <w:pPr>
+        <w:autoSpaceDN w:val="0"/>
+        <w:autoSpaceDE w:val="0"/>
+        <w:widowControl/>
+        <w:spacing w:line="240" w:lineRule="auto" w:before="36" w:after="0"/>
+        <w:ind w:left="714" w:right="0" w:firstLine="0"/>
+        <w:jc w:val="left"/>
+      </w:pPr>
       <w:r>
         <w:rPr>
           <w:rFonts w:ascii="Cambria" w:hAnsi="Cambria" w:eastAsia="Cambria"/>
@@ -1370,6 +1606,9 @@
           <w:footerReference w:type="default" r:id="rId10"/>
           <w:footerReference w:type="first" r:id="rId11"/>
           <w:footerReference w:type="even" r:id="rId12"/>
+          <w:headerReference w:type="default" r:id="rId13"/>
+          <w:headerReference w:type="first" r:id="rId14"/>
+          <w:headerReference w:type="even" r:id="rId15"/>
           <w:pgSz w:w="11918" w:h="16838"/>
           <w:pgMar w:top="0" w:right="0" w:bottom="0" w:left="0" w:header="720" w:footer="720" w:gutter="0"/>
           <w:cols/>
@@ -1688,7 +1927,7 @@
               </w:tc>
               <w:tc>
                 <w:tcPr>
-                  <w:tcW w:type="dxa" w:w="3558"/>
+                  <w:tcW w:type="dxa" w:w="3562"/>
                   <w:tcBorders>
                     <w:start w:sz="5.599999999999909" w:val="single" w:color="#D9ECF2"/>
                     <w:top w:sz="5.599999999999909" w:val="single" w:color="#D9ECF2"/>
@@ -1717,7 +1956,7 @@
                     <w:tblInd w:w="1133.9999999999998" w:type="dxa"/>
                   </w:tblPr>
                   <w:tblGrid>
-                    <w:gridCol w:w="3558"/>
+                    <w:gridCol w:w="3562"/>
                   </w:tblGrid>
                   <w:tr>
                     <w:trPr>
@@ -1768,7 +2007,7 @@
               </w:tc>
               <w:tc>
                 <w:tcPr>
-                  <w:tcW w:type="dxa" w:w="3582"/>
+                  <w:tcW w:type="dxa" w:w="3578"/>
                   <w:tcBorders>
                     <w:start w:sz="6.400000000000091" w:val="single" w:color="#D9ECF2"/>
                     <w:top w:sz="5.599999999999909" w:val="single" w:color="#D9ECF2"/>
@@ -1794,10 +2033,10 @@
                     <w:tblW w:type="auto" w:w="0"/>
                     <w:tblLayout w:type="fixed"/>
                     <w:tblLook w:firstColumn="1" w:firstRow="1" w:lastColumn="0" w:lastRow="0" w:noHBand="0" w:noVBand="1" w:val="04A0"/>
-                    <w:tblInd w:w="1067.9999999999995" w:type="dxa"/>
+                    <w:tblInd w:w="1063.9999999999998" w:type="dxa"/>
                   </w:tblPr>
                   <w:tblGrid>
-                    <w:gridCol w:w="3582"/>
+                    <w:gridCol w:w="3578"/>
                   </w:tblGrid>
                   <w:tr>
                     <w:trPr>
@@ -1910,7 +2149,7 @@
               </w:tc>
               <w:tc>
                 <w:tcPr>
-                  <w:tcW w:type="dxa" w:w="3558"/>
+                  <w:tcW w:type="dxa" w:w="3562"/>
                   <w:tcBorders/>
                   <w:shd w:fill="f7f7f7"/>
                   <w:tcMar>
@@ -1951,7 +2190,7 @@
               </w:tc>
               <w:tc>
                 <w:tcPr>
-                  <w:tcW w:type="dxa" w:w="3582"/>
+                  <w:tcW w:type="dxa" w:w="3578"/>
                   <w:tcBorders/>
                   <w:tcMar>
                     <w:start w:w="0" w:type="dxa"/>
@@ -1963,10 +2202,10 @@
                     <w:tblW w:type="auto" w:w="0"/>
                     <w:tblLayout w:type="fixed"/>
                     <w:tblLook w:firstColumn="1" w:firstRow="1" w:lastColumn="0" w:lastRow="0" w:noHBand="0" w:noVBand="1" w:val="04A0"/>
-                    <w:tblInd w:w="28.000000000000682" w:type="dxa"/>
+                    <w:tblInd w:w="23.999999999999773" w:type="dxa"/>
                   </w:tblPr>
                   <w:tblGrid>
-                    <w:gridCol w:w="3582"/>
+                    <w:gridCol w:w="3578"/>
                   </w:tblGrid>
                   <w:tr>
                     <w:trPr>
@@ -10547,7 +10786,7 @@
         <w:autoSpaceDN w:val="0"/>
         <w:autoSpaceDE w:val="0"/>
         <w:widowControl/>
-        <w:spacing w:line="240" w:lineRule="auto" w:before="300" w:after="2804"/>
+        <w:spacing w:line="240" w:lineRule="auto" w:before="300" w:after="2738"/>
         <w:ind w:left="0" w:right="518" w:firstLine="0"/>
         <w:jc w:val="right"/>
       </w:pPr>
@@ -10591,18 +10830,23 @@
         <w:tblW w:type="auto" w:w="0"/>
         <w:tblLayout w:type="fixed"/>
         <w:tblLook w:firstColumn="1" w:firstRow="1" w:lastColumn="0" w:lastRow="0" w:noHBand="0" w:noVBand="1" w:val="04A0"/>
-        <w:tblInd w:w="300.0" w:type="dxa"/>
+        <w:tblInd w:w="608.0" w:type="dxa"/>
       </w:tblPr>
       <w:tblGrid>
-        <w:gridCol w:w="9038"/>
+        <w:gridCol w:w="1506"/>
+        <w:gridCol w:w="1506"/>
+        <w:gridCol w:w="1506"/>
+        <w:gridCol w:w="1506"/>
+        <w:gridCol w:w="1506"/>
+        <w:gridCol w:w="1506"/>
       </w:tblGrid>
       <w:tr>
         <w:trPr>
-          <w:trHeight w:hRule="exact" w:val="4502"/>
+          <w:trHeight w:hRule="exact" w:val="4086"/>
         </w:trPr>
         <w:tc>
           <w:tcPr>
-            <w:tcW w:type="dxa" w:w="11300"/>
+            <w:tcW w:type="dxa" w:w="5436"/>
             <w:tcBorders/>
             <w:shd w:fill="ffffff"/>
             <w:tcMar>
@@ -10610,142 +10854,25 @@
               <w:end w:w="0" w:type="dxa"/>
             </w:tcMar>
           </w:tcPr>
-          <w:p>
-            <w:pPr>
-              <w:autoSpaceDN w:val="0"/>
-              <w:tabs>
-                <w:tab w:pos="6172" w:val="left"/>
-                <w:tab w:pos="7210" w:val="left"/>
-                <w:tab w:pos="8258" w:val="left"/>
-                <w:tab w:pos="9312" w:val="left"/>
-                <w:tab w:pos="10392" w:val="left"/>
-              </w:tabs>
-              <w:autoSpaceDE w:val="0"/>
-              <w:widowControl/>
-              <w:spacing w:line="250" w:lineRule="auto" w:before="60" w:after="0"/>
-              <w:ind w:left="2036" w:right="0" w:firstLine="0"/>
-              <w:jc w:val="left"/>
-            </w:pPr>
-            <w:r>
-              <w:rPr>
-                <w:rFonts w:ascii="Cambria" w:hAnsi="Cambria" w:eastAsia="Cambria"/>
-                <w:b/>
-                <w:i w:val="0"/>
-                <w:color w:val="FFFFFF"/>
-                <w:sz w:val="19"/>
-              </w:rPr>
-              <w:t xml:space="preserve">olaparib, durvalumab </w:t>
-            </w:r>
-            <w:r>
-              <w:tab/>
-            </w:r>
-            <w:r>
-              <w:rPr>
-                <w:rFonts w:ascii="Cambria" w:hAnsi="Cambria" w:eastAsia="Cambria"/>
-                <w:b w:val="0"/>
-                <w:i w:val="0"/>
-                <w:color w:val="808080"/>
-                <w:sz w:val="24"/>
-              </w:rPr>
-              <w:t xml:space="preserve">X </w:t>
-            </w:r>
-            <w:r>
-              <w:tab/>
-            </w:r>
-            <w:r>
-              <w:rPr>
-                <w:rFonts w:ascii="Cambria" w:hAnsi="Cambria" w:eastAsia="Cambria"/>
-                <w:b w:val="0"/>
-                <w:i w:val="0"/>
-                <w:color w:val="808080"/>
-                <w:sz w:val="24"/>
-              </w:rPr>
-              <w:t xml:space="preserve">X </w:t>
-            </w:r>
-            <w:r>
-              <w:rPr>
-                <w:rFonts w:ascii="Cambria" w:hAnsi="Cambria" w:eastAsia="Cambria"/>
-                <w:b w:val="0"/>
-                <w:i w:val="0"/>
-                <w:color w:val="808080"/>
-                <w:sz w:val="24"/>
-              </w:rPr>
-              <w:t xml:space="preserve">X </w:t>
-            </w:r>
-            <w:r>
-              <w:tab/>
-            </w:r>
-            <w:r>
-              <w:rPr>
-                <w:rFonts w:ascii="Cambria" w:hAnsi="Cambria" w:eastAsia="Cambria"/>
-                <w:b w:val="0"/>
-                <w:i w:val="0"/>
-                <w:color w:val="808080"/>
-                <w:sz w:val="24"/>
-              </w:rPr>
-              <w:t xml:space="preserve">X </w:t>
-            </w:r>
-            <w:r>
-              <w:tab/>
-            </w:r>
-            <w:r>
-              <w:rPr>
-                <w:rFonts w:ascii="Cambria" w:hAnsi="Cambria" w:eastAsia="Cambria"/>
-                <w:b/>
-                <w:i w:val="0"/>
-                <w:color w:val="FFFFFF"/>
-                <w:sz w:val="19"/>
-              </w:rPr>
-              <w:t>II</w:t>
-            </w:r>
-          </w:p>
           <w:tbl>
             <w:tblPr>
               <w:tblW w:type="auto" w:w="0"/>
               <w:tblLayout w:type="fixed"/>
               <w:tblLook w:firstColumn="1" w:firstRow="1" w:lastColumn="0" w:lastRow="0" w:noHBand="0" w:noVBand="1" w:val="04A0"/>
-              <w:tblInd w:w="322.0" w:type="dxa"/>
+              <w:tblInd w:w="0.0" w:type="dxa"/>
             </w:tblPr>
             <w:tblGrid>
-              <w:gridCol w:w="1883"/>
-              <w:gridCol w:w="1883"/>
-              <w:gridCol w:w="1883"/>
-              <w:gridCol w:w="1883"/>
-              <w:gridCol w:w="1883"/>
-              <w:gridCol w:w="1883"/>
+              <w:gridCol w:w="5436"/>
             </w:tblGrid>
             <w:tr>
               <w:trPr>
-                <w:trHeight w:hRule="exact" w:val="232"/>
+                <w:trHeight w:hRule="exact" w:val="474"/>
               </w:trPr>
               <w:tc>
                 <w:tcPr>
-                  <w:tcW w:type="dxa" w:w="10682"/>
-                  <w:gridSpan w:val="6"/>
-                  <w:tcBorders>
-                    <w:top w:sz="12.0" w:val="single" w:color="#1F497D"/>
-                    <w:bottom w:sz="5.599999999999909" w:val="single" w:color="#D9ECF2"/>
-                  </w:tcBorders>
-                  <w:tcMar>
-                    <w:start w:w="0" w:type="dxa"/>
-                    <w:end w:w="0" w:type="dxa"/>
-                  </w:tcMar>
-                  <w:tcMar>
-                    <w:start w:w="0" w:type="dxa"/>
-                    <w:end w:w="0" w:type="dxa"/>
-                  </w:tcMar>
-                  <w:tcMar>
-                    <w:start w:w="0" w:type="dxa"/>
-                    <w:end w:w="0" w:type="dxa"/>
-                  </w:tcMar>
-                  <w:tcMar>
-                    <w:start w:w="0" w:type="dxa"/>
-                    <w:end w:w="0" w:type="dxa"/>
-                  </w:tcMar>
-                  <w:tcMar>
-                    <w:start w:w="0" w:type="dxa"/>
-                    <w:end w:w="0" w:type="dxa"/>
-                  </w:tcMar>
+                  <w:tcW w:type="dxa" w:w="4552"/>
+                  <w:tcBorders/>
+                  <w:shd w:fill="1f497d"/>
                   <w:tcMar>
                     <w:start w:w="0" w:type="dxa"/>
                     <w:end w:w="0" w:type="dxa"/>
@@ -10754,13 +10881,10 @@
                 <w:p>
                   <w:pPr>
                     <w:autoSpaceDN w:val="0"/>
-                    <w:tabs>
-                      <w:tab w:pos="10080" w:val="left"/>
-                    </w:tabs>
                     <w:autoSpaceDE w:val="0"/>
                     <w:widowControl/>
-                    <w:spacing w:line="240" w:lineRule="auto" w:before="0" w:after="0"/>
-                    <w:ind w:left="94" w:right="0" w:firstLine="0"/>
+                    <w:spacing w:line="307" w:lineRule="auto" w:before="126" w:after="0"/>
+                    <w:ind w:left="108" w:right="0" w:firstLine="0"/>
                     <w:jc w:val="left"/>
                   </w:pPr>
                   <w:r>
@@ -10774,7 +10898,214 @@
                     <w:t xml:space="preserve">olaparib, durvalumab </w:t>
                   </w:r>
                   <w:r>
-                    <w:tab/>
+                    <w:rPr>
+                      <w:rFonts w:ascii="Cambria" w:hAnsi="Cambria" w:eastAsia="Cambria"/>
+                      <w:b/>
+                      <w:i w:val="0"/>
+                      <w:color w:val="FFFFFF"/>
+                      <w:sz w:val="19"/>
+                    </w:rPr>
+                    <w:t>olaparib, durvalumab</w:t>
+                  </w:r>
+                </w:p>
+              </w:tc>
+            </w:tr>
+          </w:tbl>
+          <w:p>
+            <w:pPr>
+              <w:autoSpaceDN w:val="0"/>
+              <w:autoSpaceDE w:val="0"/>
+              <w:widowControl/>
+              <w:spacing w:line="14" w:lineRule="exact" w:before="0" w:after="0"/>
+              <w:ind w:left="0" w:right="0"/>
+            </w:pPr>
+          </w:p>
+        </w:tc>
+        <w:tc>
+          <w:tcPr>
+            <w:tcW w:type="dxa" w:w="992"/>
+            <w:tcBorders/>
+            <w:shd w:fill="ffffff"/>
+            <w:tcMar>
+              <w:start w:w="0" w:type="dxa"/>
+              <w:end w:w="0" w:type="dxa"/>
+            </w:tcMar>
+          </w:tcPr>
+          <w:p>
+            <w:pPr>
+              <w:autoSpaceDN w:val="0"/>
+              <w:autoSpaceDE w:val="0"/>
+              <w:widowControl/>
+              <w:spacing w:line="240" w:lineRule="auto" w:before="138" w:after="0"/>
+              <w:ind w:left="0" w:right="0" w:firstLine="0"/>
+              <w:jc w:val="center"/>
+            </w:pPr>
+            <w:r>
+              <w:rPr>
+                <w:rFonts w:ascii="Cambria" w:hAnsi="Cambria" w:eastAsia="Cambria"/>
+                <w:b w:val="0"/>
+                <w:i w:val="0"/>
+                <w:color w:val="808080"/>
+                <w:sz w:val="24"/>
+              </w:rPr>
+              <w:t>X</w:t>
+            </w:r>
+          </w:p>
+        </w:tc>
+        <w:tc>
+          <w:tcPr>
+            <w:tcW w:type="dxa" w:w="1064"/>
+            <w:tcBorders/>
+            <w:shd w:fill="ffffff"/>
+            <w:tcMar>
+              <w:start w:w="0" w:type="dxa"/>
+              <w:end w:w="0" w:type="dxa"/>
+            </w:tcMar>
+          </w:tcPr>
+          <w:p>
+            <w:pPr>
+              <w:autoSpaceDN w:val="0"/>
+              <w:autoSpaceDE w:val="0"/>
+              <w:widowControl/>
+              <w:spacing w:line="240" w:lineRule="auto" w:before="138" w:after="0"/>
+              <w:ind w:left="0" w:right="0" w:firstLine="0"/>
+              <w:jc w:val="center"/>
+            </w:pPr>
+            <w:r>
+              <w:rPr>
+                <w:rFonts w:ascii="Cambria" w:hAnsi="Cambria" w:eastAsia="Cambria"/>
+                <w:b w:val="0"/>
+                <w:i w:val="0"/>
+                <w:color w:val="808080"/>
+                <w:sz w:val="24"/>
+              </w:rPr>
+              <w:t>X</w:t>
+            </w:r>
+          </w:p>
+        </w:tc>
+        <w:tc>
+          <w:tcPr>
+            <w:tcW w:type="dxa" w:w="1050"/>
+            <w:tcBorders/>
+            <w:shd w:fill="ffffff"/>
+            <w:tcMar>
+              <w:start w:w="0" w:type="dxa"/>
+              <w:end w:w="0" w:type="dxa"/>
+            </w:tcMar>
+          </w:tcPr>
+          <w:p>
+            <w:pPr>
+              <w:autoSpaceDN w:val="0"/>
+              <w:autoSpaceDE w:val="0"/>
+              <w:widowControl/>
+              <w:spacing w:line="240" w:lineRule="auto" w:before="138" w:after="0"/>
+              <w:ind w:left="0" w:right="0" w:firstLine="0"/>
+              <w:jc w:val="center"/>
+            </w:pPr>
+            <w:r>
+              <w:rPr>
+                <w:rFonts w:ascii="Cambria" w:hAnsi="Cambria" w:eastAsia="Cambria"/>
+                <w:b w:val="0"/>
+                <w:i w:val="0"/>
+                <w:color w:val="808080"/>
+                <w:sz w:val="24"/>
+              </w:rPr>
+              <w:t>X</w:t>
+            </w:r>
+          </w:p>
+        </w:tc>
+        <w:tc>
+          <w:tcPr>
+            <w:tcW w:type="dxa" w:w="1066"/>
+            <w:tcBorders/>
+            <w:shd w:fill="ffffff"/>
+            <w:tcMar>
+              <w:start w:w="0" w:type="dxa"/>
+              <w:end w:w="0" w:type="dxa"/>
+            </w:tcMar>
+          </w:tcPr>
+          <w:p>
+            <w:pPr>
+              <w:autoSpaceDN w:val="0"/>
+              <w:autoSpaceDE w:val="0"/>
+              <w:widowControl/>
+              <w:spacing w:line="240" w:lineRule="auto" w:before="138" w:after="0"/>
+              <w:ind w:left="0" w:right="0" w:firstLine="0"/>
+              <w:jc w:val="center"/>
+            </w:pPr>
+            <w:r>
+              <w:rPr>
+                <w:rFonts w:ascii="Cambria" w:hAnsi="Cambria" w:eastAsia="Cambria"/>
+                <w:b w:val="0"/>
+                <w:i w:val="0"/>
+                <w:color w:val="808080"/>
+                <w:sz w:val="24"/>
+              </w:rPr>
+              <w:t>X</w:t>
+            </w:r>
+          </w:p>
+        </w:tc>
+        <w:tc>
+          <w:tcPr>
+            <w:tcW w:type="dxa" w:w="1102"/>
+            <w:tcBorders/>
+            <w:shd w:fill="ffffff"/>
+            <w:tcMar>
+              <w:start w:w="0" w:type="dxa"/>
+              <w:end w:w="0" w:type="dxa"/>
+            </w:tcMar>
+          </w:tcPr>
+          <w:p>
+            <w:pPr>
+              <w:autoSpaceDN w:val="0"/>
+              <w:autoSpaceDE w:val="0"/>
+              <w:widowControl/>
+              <w:spacing w:line="64" w:lineRule="exact" w:before="0" w:after="0"/>
+              <w:ind w:left="0" w:right="0"/>
+            </w:pPr>
+          </w:p>
+          <w:tbl>
+            <w:tblPr>
+              <w:tblW w:type="auto" w:w="0"/>
+              <w:tblLayout w:type="fixed"/>
+              <w:tblLook w:firstColumn="1" w:firstRow="1" w:lastColumn="0" w:lastRow="0" w:noHBand="0" w:noVBand="1" w:val="04A0"/>
+              <w:tblInd w:w="223.99999999999977" w:type="dxa"/>
+            </w:tblPr>
+            <w:tblGrid>
+              <w:gridCol w:w="1102"/>
+            </w:tblGrid>
+            <w:tr>
+              <w:trPr>
+                <w:trHeight w:hRule="exact" w:val="400"/>
+              </w:trPr>
+              <w:tc>
+                <w:tcPr>
+                  <w:tcW w:type="dxa" w:w="620"/>
+                  <w:tcBorders/>
+                  <w:shd w:fill="1f497d"/>
+                  <w:tcMar>
+                    <w:start w:w="0" w:type="dxa"/>
+                    <w:end w:w="0" w:type="dxa"/>
+                  </w:tcMar>
+                </w:tcPr>
+                <w:p>
+                  <w:pPr>
+                    <w:autoSpaceDN w:val="0"/>
+                    <w:autoSpaceDE w:val="0"/>
+                    <w:widowControl/>
+                    <w:spacing w:line="307" w:lineRule="auto" w:before="60" w:after="0"/>
+                    <w:ind w:left="0" w:right="0" w:firstLine="0"/>
+                    <w:jc w:val="center"/>
+                  </w:pPr>
+                  <w:r>
+                    <w:rPr>
+                      <w:rFonts w:ascii="Cambria" w:hAnsi="Cambria" w:eastAsia="Cambria"/>
+                      <w:b/>
+                      <w:i w:val="0"/>
+                      <w:color w:val="FFFFFF"/>
+                      <w:sz w:val="19"/>
+                    </w:rPr>
+                    <w:t xml:space="preserve">II </w:t>
                   </w:r>
                   <w:r>
                     <w:rPr>
@@ -10785,1933 +11116,6 @@
                       <w:sz w:val="20"/>
                     </w:rPr>
                     <w:t>II</w:t>
-                  </w:r>
-                </w:p>
-              </w:tc>
-            </w:tr>
-            <w:tr>
-              <w:trPr>
-                <w:trHeight w:hRule="exact" w:val="452"/>
-              </w:trPr>
-              <w:tc>
-                <w:tcPr>
-                  <w:tcW w:type="dxa" w:w="5416"/>
-                  <w:tcBorders>
-                    <w:start w:sz="6.400000000000006" w:val="single" w:color="#D9ECF2"/>
-                    <w:top w:sz="5.599999999999909" w:val="single" w:color="#D9ECF2"/>
-                    <w:end w:sz="5.599999999999909" w:val="single" w:color="#D9ECF2"/>
-                  </w:tcBorders>
-                  <w:shd w:fill="f7f7f7"/>
-                  <w:tcMar>
-                    <w:start w:w="0" w:type="dxa"/>
-                    <w:end w:w="0" w:type="dxa"/>
-                  </w:tcMar>
-                </w:tcPr>
-                <w:p>
-                  <w:pPr>
-                    <w:autoSpaceDN w:val="0"/>
-                    <w:autoSpaceDE w:val="0"/>
-                    <w:widowControl/>
-                    <w:spacing w:line="240" w:lineRule="auto" w:before="156" w:after="0"/>
-                    <w:ind w:left="86" w:right="0" w:firstLine="0"/>
-                    <w:jc w:val="left"/>
-                  </w:pPr>
-                  <w:r>
-                    <w:rPr>
-                      <w:rFonts w:ascii="Cambria" w:hAnsi="Cambria" w:eastAsia="Cambria"/>
-                      <w:b w:val="0"/>
-                      <w:i w:val="0"/>
-                      <w:color w:val="000000"/>
-                      <w:sz w:val="20"/>
-                    </w:rPr>
-                    <w:t>olaparib, pembrolizumab</w:t>
-                  </w:r>
-                </w:p>
-              </w:tc>
-              <w:tc>
-                <w:tcPr>
-                  <w:tcW w:type="dxa" w:w="1020"/>
-                  <w:tcBorders>
-                    <w:start w:sz="5.599999999999909" w:val="single" w:color="#D9ECF2"/>
-                    <w:top w:sz="5.599999999999909" w:val="single" w:color="#D9ECF2"/>
-                    <w:end w:sz="5.599999999999909" w:val="single" w:color="#D9ECF2"/>
-                  </w:tcBorders>
-                  <w:shd w:fill="f7f7f7"/>
-                  <w:tcMar>
-                    <w:start w:w="0" w:type="dxa"/>
-                    <w:end w:w="0" w:type="dxa"/>
-                  </w:tcMar>
-                </w:tcPr>
-                <w:p>
-                  <w:pPr>
-                    <w:autoSpaceDN w:val="0"/>
-                    <w:autoSpaceDE w:val="0"/>
-                    <w:widowControl/>
-                    <w:spacing w:line="240" w:lineRule="auto" w:before="102" w:after="0"/>
-                    <w:ind w:left="0" w:right="0" w:firstLine="0"/>
-                    <w:jc w:val="center"/>
-                  </w:pPr>
-                  <w:r>
-                    <w:rPr>
-                      <w:rFonts w:ascii="Cambria" w:hAnsi="Cambria" w:eastAsia="Cambria"/>
-                      <w:b w:val="0"/>
-                      <w:i w:val="0"/>
-                      <w:color w:val="808080"/>
-                      <w:sz w:val="24"/>
-                    </w:rPr>
-                    <w:t>X</w:t>
-                  </w:r>
-                </w:p>
-              </w:tc>
-              <w:tc>
-                <w:tcPr>
-                  <w:tcW w:type="dxa" w:w="1064"/>
-                  <w:tcBorders>
-                    <w:start w:sz="5.599999999999909" w:val="single" w:color="#D9ECF2"/>
-                    <w:top w:sz="5.599999999999909" w:val="single" w:color="#D9ECF2"/>
-                    <w:end w:sz="5.599999999999909" w:val="single" w:color="#D9ECF2"/>
-                  </w:tcBorders>
-                  <w:shd w:fill="f7f7f7"/>
-                  <w:tcMar>
-                    <w:start w:w="0" w:type="dxa"/>
-                    <w:end w:w="0" w:type="dxa"/>
-                  </w:tcMar>
-                </w:tcPr>
-                <w:p>
-                  <w:pPr>
-                    <w:autoSpaceDN w:val="0"/>
-                    <w:autoSpaceDE w:val="0"/>
-                    <w:widowControl/>
-                    <w:spacing w:line="240" w:lineRule="auto" w:before="102" w:after="0"/>
-                    <w:ind w:left="0" w:right="0" w:firstLine="0"/>
-                    <w:jc w:val="center"/>
-                  </w:pPr>
-                  <w:r>
-                    <w:rPr>
-                      <w:rFonts w:ascii="Cambria" w:hAnsi="Cambria" w:eastAsia="Cambria"/>
-                      <w:b w:val="0"/>
-                      <w:i w:val="0"/>
-                      <w:color w:val="808080"/>
-                      <w:sz w:val="24"/>
-                    </w:rPr>
-                    <w:t>X</w:t>
-                  </w:r>
-                </w:p>
-              </w:tc>
-              <w:tc>
-                <w:tcPr>
-                  <w:tcW w:type="dxa" w:w="1020"/>
-                  <w:tcBorders>
-                    <w:start w:sz="5.599999999999909" w:val="single" w:color="#D9ECF2"/>
-                    <w:top w:sz="5.599999999999909" w:val="single" w:color="#D9ECF2"/>
-                    <w:end w:sz="5.599999999999909" w:val="single" w:color="#D9ECF2"/>
-                  </w:tcBorders>
-                  <w:shd w:fill="f7f7f7"/>
-                  <w:tcMar>
-                    <w:start w:w="0" w:type="dxa"/>
-                    <w:end w:w="0" w:type="dxa"/>
-                  </w:tcMar>
-                </w:tcPr>
-                <w:p>
-                  <w:pPr>
-                    <w:autoSpaceDN w:val="0"/>
-                    <w:autoSpaceDE w:val="0"/>
-                    <w:widowControl/>
-                    <w:spacing w:line="240" w:lineRule="auto" w:before="102" w:after="0"/>
-                    <w:ind w:left="0" w:right="0" w:firstLine="0"/>
-                    <w:jc w:val="center"/>
-                  </w:pPr>
-                  <w:r>
-                    <w:rPr>
-                      <w:rFonts w:ascii="Cambria" w:hAnsi="Cambria" w:eastAsia="Cambria"/>
-                      <w:b w:val="0"/>
-                      <w:i w:val="0"/>
-                      <w:color w:val="808080"/>
-                      <w:sz w:val="24"/>
-                    </w:rPr>
-                    <w:t>X</w:t>
-                  </w:r>
-                </w:p>
-              </w:tc>
-              <w:tc>
-                <w:tcPr>
-                  <w:tcW w:type="dxa" w:w="1094"/>
-                  <w:tcBorders>
-                    <w:start w:sz="5.599999999999909" w:val="single" w:color="#D9ECF2"/>
-                    <w:top w:sz="5.599999999999909" w:val="single" w:color="#D9ECF2"/>
-                    <w:end w:sz="5.600000000000364" w:val="single" w:color="#D9ECF2"/>
-                  </w:tcBorders>
-                  <w:shd w:fill="f7f7f7"/>
-                  <w:tcMar>
-                    <w:start w:w="0" w:type="dxa"/>
-                    <w:end w:w="0" w:type="dxa"/>
-                  </w:tcMar>
-                </w:tcPr>
-                <w:p>
-                  <w:pPr>
-                    <w:autoSpaceDN w:val="0"/>
-                    <w:autoSpaceDE w:val="0"/>
-                    <w:widowControl/>
-                    <w:spacing w:line="240" w:lineRule="auto" w:before="102" w:after="0"/>
-                    <w:ind w:left="0" w:right="0" w:firstLine="0"/>
-                    <w:jc w:val="center"/>
-                  </w:pPr>
-                  <w:r>
-                    <w:rPr>
-                      <w:rFonts w:ascii="Cambria" w:hAnsi="Cambria" w:eastAsia="Cambria"/>
-                      <w:b w:val="0"/>
-                      <w:i w:val="0"/>
-                      <w:color w:val="808080"/>
-                      <w:sz w:val="24"/>
-                    </w:rPr>
-                    <w:t>X</w:t>
-                  </w:r>
-                </w:p>
-              </w:tc>
-              <w:tc>
-                <w:tcPr>
-                  <w:tcW w:type="dxa" w:w="1068"/>
-                  <w:tcBorders>
-                    <w:start w:sz="5.600000000000364" w:val="single" w:color="#D9ECF2"/>
-                    <w:top w:sz="5.599999999999909" w:val="single" w:color="#D9ECF2"/>
-                    <w:end w:sz="5.600000000000364" w:val="single" w:color="#D9ECF2"/>
-                  </w:tcBorders>
-                  <w:shd w:fill="f7f7f7"/>
-                  <w:tcMar>
-                    <w:start w:w="0" w:type="dxa"/>
-                    <w:end w:w="0" w:type="dxa"/>
-                  </w:tcMar>
-                </w:tcPr>
-                <w:p>
-                  <w:pPr>
-                    <w:autoSpaceDN w:val="0"/>
-                    <w:autoSpaceDE w:val="0"/>
-                    <w:widowControl/>
-                    <w:spacing w:line="240" w:lineRule="auto" w:before="156" w:after="0"/>
-                    <w:ind w:left="0" w:right="0" w:firstLine="0"/>
-                    <w:jc w:val="center"/>
-                  </w:pPr>
-                  <w:r>
-                    <w:rPr>
-                      <w:rFonts w:ascii="Cambria" w:hAnsi="Cambria" w:eastAsia="Cambria"/>
-                      <w:b w:val="0"/>
-                      <w:i w:val="0"/>
-                      <w:color w:val="000000"/>
-                      <w:sz w:val="20"/>
-                    </w:rPr>
-                    <w:t>II</w:t>
-                  </w:r>
-                </w:p>
-              </w:tc>
-            </w:tr>
-            <w:tr>
-              <w:trPr>
-                <w:trHeight w:hRule="exact" w:val="445"/>
-              </w:trPr>
-              <w:tc>
-                <w:tcPr>
-                  <w:tcW w:type="dxa" w:w="5416"/>
-                  <w:tcBorders/>
-                  <w:tcMar>
-                    <w:start w:w="0" w:type="dxa"/>
-                    <w:end w:w="0" w:type="dxa"/>
-                  </w:tcMar>
-                </w:tcPr>
-                <w:p>
-                  <w:pPr>
-                    <w:autoSpaceDN w:val="0"/>
-                    <w:autoSpaceDE w:val="0"/>
-                    <w:widowControl/>
-                    <w:spacing w:line="240" w:lineRule="auto" w:before="162" w:after="0"/>
-                    <w:ind w:left="94" w:right="0" w:firstLine="0"/>
-                    <w:jc w:val="left"/>
-                  </w:pPr>
-                  <w:r>
-                    <w:rPr>
-                      <w:rFonts w:ascii="Cambria" w:hAnsi="Cambria" w:eastAsia="Cambria"/>
-                      <w:b w:val="0"/>
-                      <w:i w:val="0"/>
-                      <w:color w:val="000000"/>
-                      <w:sz w:val="20"/>
-                    </w:rPr>
-                    <w:t>sintilimab, chemotherapy</w:t>
-                  </w:r>
-                </w:p>
-              </w:tc>
-              <w:tc>
-                <w:tcPr>
-                  <w:tcW w:type="dxa" w:w="1020"/>
-                  <w:tcBorders/>
-                  <w:tcMar>
-                    <w:start w:w="0" w:type="dxa"/>
-                    <w:end w:w="0" w:type="dxa"/>
-                  </w:tcMar>
-                </w:tcPr>
-                <w:p>
-                  <w:pPr>
-                    <w:autoSpaceDN w:val="0"/>
-                    <w:autoSpaceDE w:val="0"/>
-                    <w:widowControl/>
-                    <w:spacing w:line="240" w:lineRule="auto" w:before="108" w:after="0"/>
-                    <w:ind w:left="0" w:right="0" w:firstLine="0"/>
-                    <w:jc w:val="center"/>
-                  </w:pPr>
-                  <w:r>
-                    <w:rPr>
-                      <w:rFonts w:ascii="Cambria" w:hAnsi="Cambria" w:eastAsia="Cambria"/>
-                      <w:b w:val="0"/>
-                      <w:i w:val="0"/>
-                      <w:color w:val="808080"/>
-                      <w:sz w:val="24"/>
-                    </w:rPr>
-                    <w:t>X</w:t>
-                  </w:r>
-                </w:p>
-              </w:tc>
-              <w:tc>
-                <w:tcPr>
-                  <w:tcW w:type="dxa" w:w="1064"/>
-                  <w:tcBorders/>
-                  <w:tcMar>
-                    <w:start w:w="0" w:type="dxa"/>
-                    <w:end w:w="0" w:type="dxa"/>
-                  </w:tcMar>
-                </w:tcPr>
-                <w:p>
-                  <w:pPr>
-                    <w:autoSpaceDN w:val="0"/>
-                    <w:autoSpaceDE w:val="0"/>
-                    <w:widowControl/>
-                    <w:spacing w:line="240" w:lineRule="auto" w:before="108" w:after="0"/>
-                    <w:ind w:left="0" w:right="0" w:firstLine="0"/>
-                    <w:jc w:val="center"/>
-                  </w:pPr>
-                  <w:r>
-                    <w:rPr>
-                      <w:rFonts w:ascii="Cambria" w:hAnsi="Cambria" w:eastAsia="Cambria"/>
-                      <w:b w:val="0"/>
-                      <w:i w:val="0"/>
-                      <w:color w:val="808080"/>
-                      <w:sz w:val="24"/>
-                    </w:rPr>
-                    <w:t>X</w:t>
-                  </w:r>
-                </w:p>
-              </w:tc>
-              <w:tc>
-                <w:tcPr>
-                  <w:tcW w:type="dxa" w:w="1020"/>
-                  <w:tcBorders/>
-                  <w:tcMar>
-                    <w:start w:w="0" w:type="dxa"/>
-                    <w:end w:w="0" w:type="dxa"/>
-                  </w:tcMar>
-                </w:tcPr>
-                <w:p>
-                  <w:pPr>
-                    <w:autoSpaceDN w:val="0"/>
-                    <w:autoSpaceDE w:val="0"/>
-                    <w:widowControl/>
-                    <w:spacing w:line="240" w:lineRule="auto" w:before="108" w:after="0"/>
-                    <w:ind w:left="0" w:right="0" w:firstLine="0"/>
-                    <w:jc w:val="center"/>
-                  </w:pPr>
-                  <w:r>
-                    <w:rPr>
-                      <w:rFonts w:ascii="Cambria" w:hAnsi="Cambria" w:eastAsia="Cambria"/>
-                      <w:b w:val="0"/>
-                      <w:i w:val="0"/>
-                      <w:color w:val="808080"/>
-                      <w:sz w:val="24"/>
-                    </w:rPr>
-                    <w:t>X</w:t>
-                  </w:r>
-                </w:p>
-              </w:tc>
-              <w:tc>
-                <w:tcPr>
-                  <w:tcW w:type="dxa" w:w="1094"/>
-                  <w:tcBorders/>
-                  <w:tcMar>
-                    <w:start w:w="0" w:type="dxa"/>
-                    <w:end w:w="0" w:type="dxa"/>
-                  </w:tcMar>
-                </w:tcPr>
-                <w:p>
-                  <w:pPr>
-                    <w:autoSpaceDN w:val="0"/>
-                    <w:autoSpaceDE w:val="0"/>
-                    <w:widowControl/>
-                    <w:spacing w:line="240" w:lineRule="auto" w:before="108" w:after="0"/>
-                    <w:ind w:left="0" w:right="0" w:firstLine="0"/>
-                    <w:jc w:val="center"/>
-                  </w:pPr>
-                  <w:r>
-                    <w:rPr>
-                      <w:rFonts w:ascii="Cambria" w:hAnsi="Cambria" w:eastAsia="Cambria"/>
-                      <w:b w:val="0"/>
-                      <w:i w:val="0"/>
-                      <w:color w:val="808080"/>
-                      <w:sz w:val="24"/>
-                    </w:rPr>
-                    <w:t>X</w:t>
-                  </w:r>
-                </w:p>
-              </w:tc>
-              <w:tc>
-                <w:tcPr>
-                  <w:tcW w:type="dxa" w:w="1068"/>
-                  <w:tcBorders/>
-                  <w:tcMar>
-                    <w:start w:w="0" w:type="dxa"/>
-                    <w:end w:w="0" w:type="dxa"/>
-                  </w:tcMar>
-                </w:tcPr>
-                <w:p>
-                  <w:pPr>
-                    <w:autoSpaceDN w:val="0"/>
-                    <w:autoSpaceDE w:val="0"/>
-                    <w:widowControl/>
-                    <w:spacing w:line="240" w:lineRule="auto" w:before="162" w:after="0"/>
-                    <w:ind w:left="0" w:right="0" w:firstLine="0"/>
-                    <w:jc w:val="center"/>
-                  </w:pPr>
-                  <w:r>
-                    <w:rPr>
-                      <w:rFonts w:ascii="Cambria" w:hAnsi="Cambria" w:eastAsia="Cambria"/>
-                      <w:b w:val="0"/>
-                      <w:i w:val="0"/>
-                      <w:color w:val="000000"/>
-                      <w:sz w:val="20"/>
-                    </w:rPr>
-                    <w:t>II</w:t>
-                  </w:r>
-                </w:p>
-              </w:tc>
-            </w:tr>
-            <w:tr>
-              <w:trPr>
-                <w:trHeight w:hRule="exact" w:val="450"/>
-              </w:trPr>
-              <w:tc>
-                <w:tcPr>
-                  <w:tcW w:type="dxa" w:w="5416"/>
-                  <w:tcBorders/>
-                  <w:shd w:fill="f7f7f7"/>
-                  <w:tcMar>
-                    <w:start w:w="0" w:type="dxa"/>
-                    <w:end w:w="0" w:type="dxa"/>
-                  </w:tcMar>
-                </w:tcPr>
-                <w:p>
-                  <w:pPr>
-                    <w:autoSpaceDN w:val="0"/>
-                    <w:autoSpaceDE w:val="0"/>
-                    <w:widowControl/>
-                    <w:spacing w:line="240" w:lineRule="auto" w:before="168" w:after="0"/>
-                    <w:ind w:left="94" w:right="0" w:firstLine="0"/>
-                    <w:jc w:val="left"/>
-                  </w:pPr>
-                  <w:r>
-                    <w:rPr>
-                      <w:rFonts w:ascii="Cambria" w:hAnsi="Cambria" w:eastAsia="Cambria"/>
-                      <w:b w:val="0"/>
-                      <w:i w:val="0"/>
-                      <w:color w:val="000000"/>
-                      <w:sz w:val="20"/>
-                    </w:rPr>
-                    <w:t>fluzoparib, camrelizumab, chemotherapy</w:t>
-                  </w:r>
-                </w:p>
-              </w:tc>
-              <w:tc>
-                <w:tcPr>
-                  <w:tcW w:type="dxa" w:w="1020"/>
-                  <w:tcBorders/>
-                  <w:tcMar>
-                    <w:start w:w="0" w:type="dxa"/>
-                    <w:end w:w="0" w:type="dxa"/>
-                  </w:tcMar>
-                </w:tcPr>
-                <w:tbl>
-                  <w:tblPr>
-                    <w:tblW w:type="auto" w:w="0"/>
-                    <w:tblLayout w:type="fixed"/>
-                    <w:tblLook w:firstColumn="1" w:firstRow="1" w:lastColumn="0" w:lastRow="0" w:noHBand="0" w:noVBand="1" w:val="04A0"/>
-                    <w:tblInd w:w="6.000000000000227" w:type="dxa"/>
-                  </w:tblPr>
-                  <w:tblGrid>
-                    <w:gridCol w:w="1020"/>
-                  </w:tblGrid>
-                  <w:tr>
-                    <w:trPr>
-                      <w:trHeight w:hRule="exact" w:val="416"/>
-                    </w:trPr>
-                    <w:tc>
-                      <w:tcPr>
-                        <w:tcW w:type="dxa" w:w="992"/>
-                        <w:tcBorders/>
-                        <w:shd w:fill="f7f7f7"/>
-                        <w:tcMar>
-                          <w:start w:w="0" w:type="dxa"/>
-                          <w:end w:w="0" w:type="dxa"/>
-                        </w:tcMar>
-                      </w:tcPr>
-                      <w:p>
-                        <w:pPr>
-                          <w:autoSpaceDN w:val="0"/>
-                          <w:autoSpaceDE w:val="0"/>
-                          <w:widowControl/>
-                          <w:spacing w:line="240" w:lineRule="auto" w:before="102" w:after="0"/>
-                          <w:ind w:left="0" w:right="0" w:firstLine="0"/>
-                          <w:jc w:val="center"/>
-                        </w:pPr>
-                        <w:r>
-                          <w:rPr>
-                            <w:rFonts w:ascii="Cambria" w:hAnsi="Cambria" w:eastAsia="Cambria"/>
-                            <w:b w:val="0"/>
-                            <w:i w:val="0"/>
-                            <w:color w:val="808080"/>
-                            <w:sz w:val="24"/>
-                          </w:rPr>
-                          <w:t>X</w:t>
-                        </w:r>
-                      </w:p>
-                    </w:tc>
-                  </w:tr>
-                </w:tbl>
-                <w:p>
-                  <w:pPr>
-                    <w:autoSpaceDN w:val="0"/>
-                    <w:autoSpaceDE w:val="0"/>
-                    <w:widowControl/>
-                    <w:spacing w:line="14" w:lineRule="exact" w:before="0" w:after="0"/>
-                    <w:ind w:left="0" w:right="0"/>
-                  </w:pPr>
-                </w:p>
-              </w:tc>
-              <w:tc>
-                <w:tcPr>
-                  <w:tcW w:type="dxa" w:w="1064"/>
-                  <w:tcBorders/>
-                  <w:shd w:fill="f7f7f7"/>
-                  <w:tcMar>
-                    <w:start w:w="0" w:type="dxa"/>
-                    <w:end w:w="0" w:type="dxa"/>
-                  </w:tcMar>
-                </w:tcPr>
-                <w:p>
-                  <w:pPr>
-                    <w:autoSpaceDN w:val="0"/>
-                    <w:autoSpaceDE w:val="0"/>
-                    <w:widowControl/>
-                    <w:spacing w:line="240" w:lineRule="auto" w:before="114" w:after="0"/>
-                    <w:ind w:left="0" w:right="0" w:firstLine="0"/>
-                    <w:jc w:val="center"/>
-                  </w:pPr>
-                  <w:r>
-                    <w:rPr>
-                      <w:rFonts w:ascii="Cambria" w:hAnsi="Cambria" w:eastAsia="Cambria"/>
-                      <w:b w:val="0"/>
-                      <w:i w:val="0"/>
-                      <w:color w:val="808080"/>
-                      <w:sz w:val="24"/>
-                    </w:rPr>
-                    <w:t>X</w:t>
-                  </w:r>
-                </w:p>
-              </w:tc>
-              <w:tc>
-                <w:tcPr>
-                  <w:tcW w:type="dxa" w:w="1020"/>
-                  <w:tcBorders/>
-                  <w:shd w:fill="f7f7f7"/>
-                  <w:tcMar>
-                    <w:start w:w="0" w:type="dxa"/>
-                    <w:end w:w="0" w:type="dxa"/>
-                  </w:tcMar>
-                </w:tcPr>
-                <w:p>
-                  <w:pPr>
-                    <w:autoSpaceDN w:val="0"/>
-                    <w:autoSpaceDE w:val="0"/>
-                    <w:widowControl/>
-                    <w:spacing w:line="240" w:lineRule="auto" w:before="114" w:after="0"/>
-                    <w:ind w:left="0" w:right="0" w:firstLine="0"/>
-                    <w:jc w:val="center"/>
-                  </w:pPr>
-                  <w:r>
-                    <w:rPr>
-                      <w:rFonts w:ascii="Cambria" w:hAnsi="Cambria" w:eastAsia="Cambria"/>
-                      <w:b w:val="0"/>
-                      <w:i w:val="0"/>
-                      <w:color w:val="808080"/>
-                      <w:sz w:val="24"/>
-                    </w:rPr>
-                    <w:t>X</w:t>
-                  </w:r>
-                </w:p>
-              </w:tc>
-              <w:tc>
-                <w:tcPr>
-                  <w:tcW w:type="dxa" w:w="1094"/>
-                  <w:tcBorders/>
-                  <w:tcMar>
-                    <w:start w:w="0" w:type="dxa"/>
-                    <w:end w:w="0" w:type="dxa"/>
-                  </w:tcMar>
-                </w:tcPr>
-                <w:tbl>
-                  <w:tblPr>
-                    <w:tblW w:type="auto" w:w="0"/>
-                    <w:tblLayout w:type="fixed"/>
-                    <w:tblLook w:firstColumn="1" w:firstRow="1" w:lastColumn="0" w:lastRow="0" w:noHBand="0" w:noVBand="1" w:val="04A0"/>
-                    <w:tblInd w:w="7.999999999999545" w:type="dxa"/>
-                  </w:tblPr>
-                  <w:tblGrid>
-                    <w:gridCol w:w="1094"/>
-                  </w:tblGrid>
-                  <w:tr>
-                    <w:trPr>
-                      <w:trHeight w:hRule="exact" w:val="416"/>
-                    </w:trPr>
-                    <w:tc>
-                      <w:tcPr>
-                        <w:tcW w:type="dxa" w:w="1066"/>
-                        <w:tcBorders/>
-                        <w:shd w:fill="f7f7f7"/>
-                        <w:tcMar>
-                          <w:start w:w="0" w:type="dxa"/>
-                          <w:end w:w="0" w:type="dxa"/>
-                        </w:tcMar>
-                      </w:tcPr>
-                      <w:p>
-                        <w:pPr>
-                          <w:autoSpaceDN w:val="0"/>
-                          <w:autoSpaceDE w:val="0"/>
-                          <w:widowControl/>
-                          <w:spacing w:line="240" w:lineRule="auto" w:before="102" w:after="0"/>
-                          <w:ind w:left="0" w:right="0" w:firstLine="0"/>
-                          <w:jc w:val="center"/>
-                        </w:pPr>
-                        <w:r>
-                          <w:rPr>
-                            <w:rFonts w:ascii="Cambria" w:hAnsi="Cambria" w:eastAsia="Cambria"/>
-                            <w:b w:val="0"/>
-                            <w:i w:val="0"/>
-                            <w:color w:val="808080"/>
-                            <w:sz w:val="24"/>
-                          </w:rPr>
-                          <w:t>X</w:t>
-                        </w:r>
-                      </w:p>
-                    </w:tc>
-                  </w:tr>
-                </w:tbl>
-                <w:p>
-                  <w:pPr>
-                    <w:autoSpaceDN w:val="0"/>
-                    <w:autoSpaceDE w:val="0"/>
-                    <w:widowControl/>
-                    <w:spacing w:line="14" w:lineRule="exact" w:before="0" w:after="0"/>
-                    <w:ind w:left="0" w:right="0"/>
-                  </w:pPr>
-                </w:p>
-              </w:tc>
-              <w:tc>
-                <w:tcPr>
-                  <w:tcW w:type="dxa" w:w="1068"/>
-                  <w:tcBorders/>
-                  <w:shd w:fill="f7f7f7"/>
-                  <w:tcMar>
-                    <w:start w:w="0" w:type="dxa"/>
-                    <w:end w:w="0" w:type="dxa"/>
-                  </w:tcMar>
-                </w:tcPr>
-                <w:p>
-                  <w:pPr>
-                    <w:autoSpaceDN w:val="0"/>
-                    <w:autoSpaceDE w:val="0"/>
-                    <w:widowControl/>
-                    <w:spacing w:line="240" w:lineRule="auto" w:before="168" w:after="0"/>
-                    <w:ind w:left="0" w:right="0" w:firstLine="0"/>
-                    <w:jc w:val="center"/>
-                  </w:pPr>
-                  <w:r>
-                    <w:rPr>
-                      <w:rFonts w:ascii="Cambria" w:hAnsi="Cambria" w:eastAsia="Cambria"/>
-                      <w:b w:val="0"/>
-                      <w:i w:val="0"/>
-                      <w:color w:val="000000"/>
-                      <w:sz w:val="20"/>
-                    </w:rPr>
-                    <w:t>I/II</w:t>
-                  </w:r>
-                </w:p>
-              </w:tc>
-            </w:tr>
-            <w:tr>
-              <w:trPr>
-                <w:trHeight w:hRule="exact" w:val="450"/>
-              </w:trPr>
-              <w:tc>
-                <w:tcPr>
-                  <w:tcW w:type="dxa" w:w="5416"/>
-                  <w:tcBorders/>
-                  <w:tcMar>
-                    <w:start w:w="0" w:type="dxa"/>
-                    <w:end w:w="0" w:type="dxa"/>
-                  </w:tcMar>
-                </w:tcPr>
-                <w:p>
-                  <w:pPr>
-                    <w:autoSpaceDN w:val="0"/>
-                    <w:autoSpaceDE w:val="0"/>
-                    <w:widowControl/>
-                    <w:spacing w:line="240" w:lineRule="auto" w:before="168" w:after="0"/>
-                    <w:ind w:left="94" w:right="0" w:firstLine="0"/>
-                    <w:jc w:val="left"/>
-                  </w:pPr>
-                  <w:r>
-                    <w:rPr>
-                      <w:rFonts w:ascii="Cambria" w:hAnsi="Cambria" w:eastAsia="Cambria"/>
-                      <w:b w:val="0"/>
-                      <w:i w:val="0"/>
-                      <w:color w:val="000000"/>
-                      <w:sz w:val="20"/>
-                    </w:rPr>
-                    <w:t>IMP-1734</w:t>
-                  </w:r>
-                </w:p>
-              </w:tc>
-              <w:tc>
-                <w:tcPr>
-                  <w:tcW w:type="dxa" w:w="1020"/>
-                  <w:tcBorders/>
-                  <w:tcMar>
-                    <w:start w:w="0" w:type="dxa"/>
-                    <w:end w:w="0" w:type="dxa"/>
-                  </w:tcMar>
-                </w:tcPr>
-                <w:p>
-                  <w:pPr>
-                    <w:autoSpaceDN w:val="0"/>
-                    <w:autoSpaceDE w:val="0"/>
-                    <w:widowControl/>
-                    <w:spacing w:line="240" w:lineRule="auto" w:before="114" w:after="0"/>
-                    <w:ind w:left="0" w:right="0" w:firstLine="0"/>
-                    <w:jc w:val="center"/>
-                  </w:pPr>
-                  <w:r>
-                    <w:rPr>
-                      <w:rFonts w:ascii="Cambria" w:hAnsi="Cambria" w:eastAsia="Cambria"/>
-                      <w:b w:val="0"/>
-                      <w:i w:val="0"/>
-                      <w:color w:val="808080"/>
-                      <w:sz w:val="24"/>
-                    </w:rPr>
-                    <w:t>X</w:t>
-                  </w:r>
-                </w:p>
-              </w:tc>
-              <w:tc>
-                <w:tcPr>
-                  <w:tcW w:type="dxa" w:w="1064"/>
-                  <w:tcBorders/>
-                  <w:tcMar>
-                    <w:start w:w="0" w:type="dxa"/>
-                    <w:end w:w="0" w:type="dxa"/>
-                  </w:tcMar>
-                </w:tcPr>
-                <w:p>
-                  <w:pPr>
-                    <w:autoSpaceDN w:val="0"/>
-                    <w:autoSpaceDE w:val="0"/>
-                    <w:widowControl/>
-                    <w:spacing w:line="240" w:lineRule="auto" w:before="114" w:after="0"/>
-                    <w:ind w:left="0" w:right="0" w:firstLine="0"/>
-                    <w:jc w:val="center"/>
-                  </w:pPr>
-                  <w:r>
-                    <w:rPr>
-                      <w:rFonts w:ascii="Cambria" w:hAnsi="Cambria" w:eastAsia="Cambria"/>
-                      <w:b w:val="0"/>
-                      <w:i w:val="0"/>
-                      <w:color w:val="808080"/>
-                      <w:sz w:val="24"/>
-                    </w:rPr>
-                    <w:t>X</w:t>
-                  </w:r>
-                </w:p>
-              </w:tc>
-              <w:tc>
-                <w:tcPr>
-                  <w:tcW w:type="dxa" w:w="1020"/>
-                  <w:tcBorders/>
-                  <w:tcMar>
-                    <w:start w:w="0" w:type="dxa"/>
-                    <w:end w:w="0" w:type="dxa"/>
-                  </w:tcMar>
-                </w:tcPr>
-                <w:p>
-                  <w:pPr>
-                    <w:autoSpaceDN w:val="0"/>
-                    <w:autoSpaceDE w:val="0"/>
-                    <w:widowControl/>
-                    <w:spacing w:line="240" w:lineRule="auto" w:before="114" w:after="0"/>
-                    <w:ind w:left="0" w:right="0" w:firstLine="0"/>
-                    <w:jc w:val="center"/>
-                  </w:pPr>
-                  <w:r>
-                    <w:rPr>
-                      <w:rFonts w:ascii="Cambria" w:hAnsi="Cambria" w:eastAsia="Cambria"/>
-                      <w:b w:val="0"/>
-                      <w:i w:val="0"/>
-                      <w:color w:val="808080"/>
-                      <w:sz w:val="24"/>
-                    </w:rPr>
-                    <w:t>X</w:t>
-                  </w:r>
-                </w:p>
-              </w:tc>
-              <w:tc>
-                <w:tcPr>
-                  <w:tcW w:type="dxa" w:w="1094"/>
-                  <w:tcBorders/>
-                  <w:tcMar>
-                    <w:start w:w="0" w:type="dxa"/>
-                    <w:end w:w="0" w:type="dxa"/>
-                  </w:tcMar>
-                </w:tcPr>
-                <w:p>
-                  <w:pPr>
-                    <w:autoSpaceDN w:val="0"/>
-                    <w:autoSpaceDE w:val="0"/>
-                    <w:widowControl/>
-                    <w:spacing w:line="240" w:lineRule="auto" w:before="114" w:after="0"/>
-                    <w:ind w:left="0" w:right="0" w:firstLine="0"/>
-                    <w:jc w:val="center"/>
-                  </w:pPr>
-                  <w:r>
-                    <w:rPr>
-                      <w:rFonts w:ascii="Cambria" w:hAnsi="Cambria" w:eastAsia="Cambria"/>
-                      <w:b w:val="0"/>
-                      <w:i w:val="0"/>
-                      <w:color w:val="808080"/>
-                      <w:sz w:val="24"/>
-                    </w:rPr>
-                    <w:t>X</w:t>
-                  </w:r>
-                </w:p>
-              </w:tc>
-              <w:tc>
-                <w:tcPr>
-                  <w:tcW w:type="dxa" w:w="1068"/>
-                  <w:tcBorders/>
-                  <w:tcMar>
-                    <w:start w:w="0" w:type="dxa"/>
-                    <w:end w:w="0" w:type="dxa"/>
-                  </w:tcMar>
-                </w:tcPr>
-                <w:p>
-                  <w:pPr>
-                    <w:autoSpaceDN w:val="0"/>
-                    <w:autoSpaceDE w:val="0"/>
-                    <w:widowControl/>
-                    <w:spacing w:line="240" w:lineRule="auto" w:before="168" w:after="0"/>
-                    <w:ind w:left="0" w:right="0" w:firstLine="0"/>
-                    <w:jc w:val="center"/>
-                  </w:pPr>
-                  <w:r>
-                    <w:rPr>
-                      <w:rFonts w:ascii="Cambria" w:hAnsi="Cambria" w:eastAsia="Cambria"/>
-                      <w:b w:val="0"/>
-                      <w:i w:val="0"/>
-                      <w:color w:val="000000"/>
-                      <w:sz w:val="20"/>
-                    </w:rPr>
-                    <w:t>I/II</w:t>
-                  </w:r>
-                </w:p>
-              </w:tc>
-            </w:tr>
-            <w:tr>
-              <w:trPr>
-                <w:trHeight w:hRule="exact" w:val="465"/>
-              </w:trPr>
-              <w:tc>
-                <w:tcPr>
-                  <w:tcW w:type="dxa" w:w="5416"/>
-                  <w:tcBorders/>
-                  <w:shd w:fill="f7f7f7"/>
-                  <w:tcMar>
-                    <w:start w:w="0" w:type="dxa"/>
-                    <w:end w:w="0" w:type="dxa"/>
-                  </w:tcMar>
-                </w:tcPr>
-                <w:p>
-                  <w:pPr>
-                    <w:autoSpaceDN w:val="0"/>
-                    <w:autoSpaceDE w:val="0"/>
-                    <w:widowControl/>
-                    <w:spacing w:line="240" w:lineRule="auto" w:before="184" w:after="0"/>
-                    <w:ind w:left="94" w:right="0" w:firstLine="0"/>
-                    <w:jc w:val="left"/>
-                  </w:pPr>
-                  <w:r>
-                    <w:rPr>
-                      <w:rFonts w:ascii="Cambria" w:hAnsi="Cambria" w:eastAsia="Cambria"/>
-                      <w:b w:val="0"/>
-                      <w:i w:val="0"/>
-                      <w:color w:val="000000"/>
-                      <w:sz w:val="20"/>
-                    </w:rPr>
-                    <w:t>tislelizumab, radiation therapy</w:t>
-                  </w:r>
-                </w:p>
-              </w:tc>
-              <w:tc>
-                <w:tcPr>
-                  <w:tcW w:type="dxa" w:w="1020"/>
-                  <w:tcBorders/>
-                  <w:tcMar>
-                    <w:start w:w="0" w:type="dxa"/>
-                    <w:end w:w="0" w:type="dxa"/>
-                  </w:tcMar>
-                </w:tcPr>
-                <w:tbl>
-                  <w:tblPr>
-                    <w:tblW w:type="auto" w:w="0"/>
-                    <w:tblLayout w:type="fixed"/>
-                    <w:tblLook w:firstColumn="1" w:firstRow="1" w:lastColumn="0" w:lastRow="0" w:noHBand="0" w:noVBand="1" w:val="04A0"/>
-                    <w:tblInd w:w="6.000000000000227" w:type="dxa"/>
-                  </w:tblPr>
-                  <w:tblGrid>
-                    <w:gridCol w:w="1020"/>
-                  </w:tblGrid>
-                  <w:tr>
-                    <w:trPr>
-                      <w:trHeight w:hRule="exact" w:val="416"/>
-                    </w:trPr>
-                    <w:tc>
-                      <w:tcPr>
-                        <w:tcW w:type="dxa" w:w="992"/>
-                        <w:tcBorders/>
-                        <w:shd w:fill="f7f7f7"/>
-                        <w:tcMar>
-                          <w:start w:w="0" w:type="dxa"/>
-                          <w:end w:w="0" w:type="dxa"/>
-                        </w:tcMar>
-                      </w:tcPr>
-                      <w:p>
-                        <w:pPr>
-                          <w:autoSpaceDN w:val="0"/>
-                          <w:autoSpaceDE w:val="0"/>
-                          <w:widowControl/>
-                          <w:spacing w:line="240" w:lineRule="auto" w:before="102" w:after="0"/>
-                          <w:ind w:left="0" w:right="0" w:firstLine="0"/>
-                          <w:jc w:val="center"/>
-                        </w:pPr>
-                        <w:r>
-                          <w:rPr>
-                            <w:rFonts w:ascii="Cambria" w:hAnsi="Cambria" w:eastAsia="Cambria"/>
-                            <w:b w:val="0"/>
-                            <w:i w:val="0"/>
-                            <w:color w:val="808080"/>
-                            <w:sz w:val="24"/>
-                          </w:rPr>
-                          <w:t>X</w:t>
-                        </w:r>
-                      </w:p>
-                    </w:tc>
-                  </w:tr>
-                </w:tbl>
-                <w:p>
-                  <w:pPr>
-                    <w:autoSpaceDN w:val="0"/>
-                    <w:autoSpaceDE w:val="0"/>
-                    <w:widowControl/>
-                    <w:spacing w:line="14" w:lineRule="exact" w:before="0" w:after="0"/>
-                    <w:ind w:left="0" w:right="0"/>
-                  </w:pPr>
-                </w:p>
-              </w:tc>
-              <w:tc>
-                <w:tcPr>
-                  <w:tcW w:type="dxa" w:w="1064"/>
-                  <w:tcBorders/>
-                  <w:shd w:fill="f7f7f7"/>
-                  <w:tcMar>
-                    <w:start w:w="0" w:type="dxa"/>
-                    <w:end w:w="0" w:type="dxa"/>
-                  </w:tcMar>
-                </w:tcPr>
-                <w:p>
-                  <w:pPr>
-                    <w:autoSpaceDN w:val="0"/>
-                    <w:autoSpaceDE w:val="0"/>
-                    <w:widowControl/>
-                    <w:spacing w:line="240" w:lineRule="auto" w:before="114" w:after="0"/>
-                    <w:ind w:left="0" w:right="0" w:firstLine="0"/>
-                    <w:jc w:val="center"/>
-                  </w:pPr>
-                  <w:r>
-                    <w:rPr>
-                      <w:rFonts w:ascii="Cambria" w:hAnsi="Cambria" w:eastAsia="Cambria"/>
-                      <w:b w:val="0"/>
-                      <w:i w:val="0"/>
-                      <w:color w:val="808080"/>
-                      <w:sz w:val="24"/>
-                    </w:rPr>
-                    <w:t>X</w:t>
-                  </w:r>
-                </w:p>
-              </w:tc>
-              <w:tc>
-                <w:tcPr>
-                  <w:tcW w:type="dxa" w:w="1020"/>
-                  <w:tcBorders/>
-                  <w:shd w:fill="f7f7f7"/>
-                  <w:tcMar>
-                    <w:start w:w="0" w:type="dxa"/>
-                    <w:end w:w="0" w:type="dxa"/>
-                  </w:tcMar>
-                </w:tcPr>
-                <w:p>
-                  <w:pPr>
-                    <w:autoSpaceDN w:val="0"/>
-                    <w:autoSpaceDE w:val="0"/>
-                    <w:widowControl/>
-                    <w:spacing w:line="240" w:lineRule="auto" w:before="114" w:after="0"/>
-                    <w:ind w:left="0" w:right="0" w:firstLine="0"/>
-                    <w:jc w:val="center"/>
-                  </w:pPr>
-                  <w:r>
-                    <w:rPr>
-                      <w:rFonts w:ascii="Cambria" w:hAnsi="Cambria" w:eastAsia="Cambria"/>
-                      <w:b w:val="0"/>
-                      <w:i w:val="0"/>
-                      <w:color w:val="808080"/>
-                      <w:sz w:val="24"/>
-                    </w:rPr>
-                    <w:t>X</w:t>
-                  </w:r>
-                </w:p>
-              </w:tc>
-              <w:tc>
-                <w:tcPr>
-                  <w:tcW w:type="dxa" w:w="1094"/>
-                  <w:tcBorders/>
-                  <w:tcMar>
-                    <w:start w:w="0" w:type="dxa"/>
-                    <w:end w:w="0" w:type="dxa"/>
-                  </w:tcMar>
-                </w:tcPr>
-                <w:tbl>
-                  <w:tblPr>
-                    <w:tblW w:type="auto" w:w="0"/>
-                    <w:tblLayout w:type="fixed"/>
-                    <w:tblLook w:firstColumn="1" w:firstRow="1" w:lastColumn="0" w:lastRow="0" w:noHBand="0" w:noVBand="1" w:val="04A0"/>
-                    <w:tblInd w:w="7.999999999999545" w:type="dxa"/>
-                  </w:tblPr>
-                  <w:tblGrid>
-                    <w:gridCol w:w="1094"/>
-                  </w:tblGrid>
-                  <w:tr>
-                    <w:trPr>
-                      <w:trHeight w:hRule="exact" w:val="416"/>
-                    </w:trPr>
-                    <w:tc>
-                      <w:tcPr>
-                        <w:tcW w:type="dxa" w:w="1066"/>
-                        <w:tcBorders/>
-                        <w:shd w:fill="f7f7f7"/>
-                        <w:tcMar>
-                          <w:start w:w="0" w:type="dxa"/>
-                          <w:end w:w="0" w:type="dxa"/>
-                        </w:tcMar>
-                      </w:tcPr>
-                      <w:p>
-                        <w:pPr>
-                          <w:autoSpaceDN w:val="0"/>
-                          <w:autoSpaceDE w:val="0"/>
-                          <w:widowControl/>
-                          <w:spacing w:line="240" w:lineRule="auto" w:before="102" w:after="0"/>
-                          <w:ind w:left="0" w:right="0" w:firstLine="0"/>
-                          <w:jc w:val="center"/>
-                        </w:pPr>
-                        <w:r>
-                          <w:rPr>
-                            <w:rFonts w:ascii="Cambria" w:hAnsi="Cambria" w:eastAsia="Cambria"/>
-                            <w:b w:val="0"/>
-                            <w:i w:val="0"/>
-                            <w:color w:val="808080"/>
-                            <w:sz w:val="24"/>
-                          </w:rPr>
-                          <w:t>X</w:t>
-                        </w:r>
-                      </w:p>
-                    </w:tc>
-                  </w:tr>
-                </w:tbl>
-                <w:p>
-                  <w:pPr>
-                    <w:autoSpaceDN w:val="0"/>
-                    <w:autoSpaceDE w:val="0"/>
-                    <w:widowControl/>
-                    <w:spacing w:line="14" w:lineRule="exact" w:before="0" w:after="0"/>
-                    <w:ind w:left="0" w:right="0"/>
-                  </w:pPr>
-                </w:p>
-              </w:tc>
-              <w:tc>
-                <w:tcPr>
-                  <w:tcW w:type="dxa" w:w="1068"/>
-                  <w:tcBorders/>
-                  <w:shd w:fill="f7f7f7"/>
-                  <w:tcMar>
-                    <w:start w:w="0" w:type="dxa"/>
-                    <w:end w:w="0" w:type="dxa"/>
-                  </w:tcMar>
-                </w:tcPr>
-                <w:p>
-                  <w:pPr>
-                    <w:autoSpaceDN w:val="0"/>
-                    <w:autoSpaceDE w:val="0"/>
-                    <w:widowControl/>
-                    <w:spacing w:line="240" w:lineRule="auto" w:before="184" w:after="0"/>
-                    <w:ind w:left="0" w:right="0" w:firstLine="0"/>
-                    <w:jc w:val="center"/>
-                  </w:pPr>
-                  <w:r>
-                    <w:rPr>
-                      <w:rFonts w:ascii="Cambria" w:hAnsi="Cambria" w:eastAsia="Cambria"/>
-                      <w:b w:val="0"/>
-                      <w:i w:val="0"/>
-                      <w:color w:val="000000"/>
-                      <w:sz w:val="20"/>
-                    </w:rPr>
-                    <w:t>I/II</w:t>
-                  </w:r>
-                </w:p>
-              </w:tc>
-            </w:tr>
-            <w:tr>
-              <w:trPr>
-                <w:trHeight w:hRule="exact" w:val="450"/>
-              </w:trPr>
-              <w:tc>
-                <w:tcPr>
-                  <w:tcW w:type="dxa" w:w="5416"/>
-                  <w:tcBorders/>
-                  <w:tcMar>
-                    <w:start w:w="0" w:type="dxa"/>
-                    <w:end w:w="0" w:type="dxa"/>
-                  </w:tcMar>
-                </w:tcPr>
-                <w:p>
-                  <w:pPr>
-                    <w:autoSpaceDN w:val="0"/>
-                    <w:autoSpaceDE w:val="0"/>
-                    <w:widowControl/>
-                    <w:spacing w:line="240" w:lineRule="auto" w:before="168" w:after="0"/>
-                    <w:ind w:left="94" w:right="0" w:firstLine="0"/>
-                    <w:jc w:val="left"/>
-                  </w:pPr>
-                  <w:r>
-                    <w:rPr>
-                      <w:rFonts w:ascii="Cambria" w:hAnsi="Cambria" w:eastAsia="Cambria"/>
-                      <w:b w:val="0"/>
-                      <w:i w:val="0"/>
-                      <w:color w:val="000000"/>
-                      <w:sz w:val="20"/>
-                    </w:rPr>
-                    <w:t>A2A-252</w:t>
-                  </w:r>
-                </w:p>
-              </w:tc>
-              <w:tc>
-                <w:tcPr>
-                  <w:tcW w:type="dxa" w:w="1020"/>
-                  <w:tcBorders/>
-                  <w:tcMar>
-                    <w:start w:w="0" w:type="dxa"/>
-                    <w:end w:w="0" w:type="dxa"/>
-                  </w:tcMar>
-                </w:tcPr>
-                <w:p>
-                  <w:pPr>
-                    <w:autoSpaceDN w:val="0"/>
-                    <w:autoSpaceDE w:val="0"/>
-                    <w:widowControl/>
-                    <w:spacing w:line="240" w:lineRule="auto" w:before="114" w:after="0"/>
-                    <w:ind w:left="0" w:right="0" w:firstLine="0"/>
-                    <w:jc w:val="center"/>
-                  </w:pPr>
-                  <w:r>
-                    <w:rPr>
-                      <w:rFonts w:ascii="Cambria" w:hAnsi="Cambria" w:eastAsia="Cambria"/>
-                      <w:b w:val="0"/>
-                      <w:i w:val="0"/>
-                      <w:color w:val="808080"/>
-                      <w:sz w:val="24"/>
-                    </w:rPr>
-                    <w:t>X</w:t>
-                  </w:r>
-                </w:p>
-              </w:tc>
-              <w:tc>
-                <w:tcPr>
-                  <w:tcW w:type="dxa" w:w="1064"/>
-                  <w:tcBorders/>
-                  <w:tcMar>
-                    <w:start w:w="0" w:type="dxa"/>
-                    <w:end w:w="0" w:type="dxa"/>
-                  </w:tcMar>
-                </w:tcPr>
-                <w:p>
-                  <w:pPr>
-                    <w:autoSpaceDN w:val="0"/>
-                    <w:autoSpaceDE w:val="0"/>
-                    <w:widowControl/>
-                    <w:spacing w:line="240" w:lineRule="auto" w:before="114" w:after="0"/>
-                    <w:ind w:left="0" w:right="0" w:firstLine="0"/>
-                    <w:jc w:val="center"/>
-                  </w:pPr>
-                  <w:r>
-                    <w:rPr>
-                      <w:rFonts w:ascii="Cambria" w:hAnsi="Cambria" w:eastAsia="Cambria"/>
-                      <w:b w:val="0"/>
-                      <w:i w:val="0"/>
-                      <w:color w:val="808080"/>
-                      <w:sz w:val="24"/>
-                    </w:rPr>
-                    <w:t>X</w:t>
-                  </w:r>
-                </w:p>
-              </w:tc>
-              <w:tc>
-                <w:tcPr>
-                  <w:tcW w:type="dxa" w:w="1020"/>
-                  <w:tcBorders/>
-                  <w:tcMar>
-                    <w:start w:w="0" w:type="dxa"/>
-                    <w:end w:w="0" w:type="dxa"/>
-                  </w:tcMar>
-                </w:tcPr>
-                <w:p>
-                  <w:pPr>
-                    <w:autoSpaceDN w:val="0"/>
-                    <w:autoSpaceDE w:val="0"/>
-                    <w:widowControl/>
-                    <w:spacing w:line="240" w:lineRule="auto" w:before="114" w:after="0"/>
-                    <w:ind w:left="0" w:right="0" w:firstLine="0"/>
-                    <w:jc w:val="center"/>
-                  </w:pPr>
-                  <w:r>
-                    <w:rPr>
-                      <w:rFonts w:ascii="Cambria" w:hAnsi="Cambria" w:eastAsia="Cambria"/>
-                      <w:b w:val="0"/>
-                      <w:i w:val="0"/>
-                      <w:color w:val="808080"/>
-                      <w:sz w:val="24"/>
-                    </w:rPr>
-                    <w:t>X</w:t>
-                  </w:r>
-                </w:p>
-              </w:tc>
-              <w:tc>
-                <w:tcPr>
-                  <w:tcW w:type="dxa" w:w="1094"/>
-                  <w:tcBorders/>
-                  <w:tcMar>
-                    <w:start w:w="0" w:type="dxa"/>
-                    <w:end w:w="0" w:type="dxa"/>
-                  </w:tcMar>
-                </w:tcPr>
-                <w:p>
-                  <w:pPr>
-                    <w:autoSpaceDN w:val="0"/>
-                    <w:autoSpaceDE w:val="0"/>
-                    <w:widowControl/>
-                    <w:spacing w:line="240" w:lineRule="auto" w:before="114" w:after="0"/>
-                    <w:ind w:left="0" w:right="0" w:firstLine="0"/>
-                    <w:jc w:val="center"/>
-                  </w:pPr>
-                  <w:r>
-                    <w:rPr>
-                      <w:rFonts w:ascii="Cambria" w:hAnsi="Cambria" w:eastAsia="Cambria"/>
-                      <w:b w:val="0"/>
-                      <w:i w:val="0"/>
-                      <w:color w:val="808080"/>
-                      <w:sz w:val="24"/>
-                    </w:rPr>
-                    <w:t>X</w:t>
-                  </w:r>
-                </w:p>
-              </w:tc>
-              <w:tc>
-                <w:tcPr>
-                  <w:tcW w:type="dxa" w:w="1068"/>
-                  <w:tcBorders/>
-                  <w:tcMar>
-                    <w:start w:w="0" w:type="dxa"/>
-                    <w:end w:w="0" w:type="dxa"/>
-                  </w:tcMar>
-                </w:tcPr>
-                <w:p>
-                  <w:pPr>
-                    <w:autoSpaceDN w:val="0"/>
-                    <w:autoSpaceDE w:val="0"/>
-                    <w:widowControl/>
-                    <w:spacing w:line="240" w:lineRule="auto" w:before="168" w:after="0"/>
-                    <w:ind w:left="0" w:right="0" w:firstLine="0"/>
-                    <w:jc w:val="center"/>
-                  </w:pPr>
-                  <w:r>
-                    <w:rPr>
-                      <w:rFonts w:ascii="Cambria" w:hAnsi="Cambria" w:eastAsia="Cambria"/>
-                      <w:b w:val="0"/>
-                      <w:i w:val="0"/>
-                      <w:color w:val="000000"/>
-                      <w:sz w:val="20"/>
-                    </w:rPr>
-                    <w:t>I</w:t>
-                  </w:r>
-                </w:p>
-              </w:tc>
-            </w:tr>
-            <w:tr>
-              <w:trPr>
-                <w:trHeight w:hRule="exact" w:val="450"/>
-              </w:trPr>
-              <w:tc>
-                <w:tcPr>
-                  <w:tcW w:type="dxa" w:w="5416"/>
-                  <w:tcBorders/>
-                  <w:shd w:fill="f7f7f7"/>
-                  <w:tcMar>
-                    <w:start w:w="0" w:type="dxa"/>
-                    <w:end w:w="0" w:type="dxa"/>
-                  </w:tcMar>
-                </w:tcPr>
-                <w:p>
-                  <w:pPr>
-                    <w:autoSpaceDN w:val="0"/>
-                    <w:autoSpaceDE w:val="0"/>
-                    <w:widowControl/>
-                    <w:spacing w:line="240" w:lineRule="auto" w:before="168" w:after="0"/>
-                    <w:ind w:left="94" w:right="0" w:firstLine="0"/>
-                    <w:jc w:val="left"/>
-                  </w:pPr>
-                  <w:r>
-                    <w:rPr>
-                      <w:rFonts w:ascii="Cambria" w:hAnsi="Cambria" w:eastAsia="Cambria"/>
-                      <w:b w:val="0"/>
-                      <w:i w:val="0"/>
-                      <w:color w:val="000000"/>
-                      <w:sz w:val="20"/>
-                    </w:rPr>
-                    <w:t>GB-3010</w:t>
-                  </w:r>
-                </w:p>
-              </w:tc>
-              <w:tc>
-                <w:tcPr>
-                  <w:tcW w:type="dxa" w:w="1020"/>
-                  <w:tcBorders/>
-                  <w:tcMar>
-                    <w:start w:w="0" w:type="dxa"/>
-                    <w:end w:w="0" w:type="dxa"/>
-                  </w:tcMar>
-                </w:tcPr>
-                <w:tbl>
-                  <w:tblPr>
-                    <w:tblW w:type="auto" w:w="0"/>
-                    <w:tblLayout w:type="fixed"/>
-                    <w:tblLook w:firstColumn="1" w:firstRow="1" w:lastColumn="0" w:lastRow="0" w:noHBand="0" w:noVBand="1" w:val="04A0"/>
-                    <w:tblInd w:w="6.000000000000227" w:type="dxa"/>
-                  </w:tblPr>
-                  <w:tblGrid>
-                    <w:gridCol w:w="1020"/>
-                  </w:tblGrid>
-                  <w:tr>
-                    <w:trPr>
-                      <w:trHeight w:hRule="exact" w:val="416"/>
-                    </w:trPr>
-                    <w:tc>
-                      <w:tcPr>
-                        <w:tcW w:type="dxa" w:w="992"/>
-                        <w:tcBorders/>
-                        <w:shd w:fill="f7f7f7"/>
-                        <w:tcMar>
-                          <w:start w:w="0" w:type="dxa"/>
-                          <w:end w:w="0" w:type="dxa"/>
-                        </w:tcMar>
-                      </w:tcPr>
-                      <w:p>
-                        <w:pPr>
-                          <w:autoSpaceDN w:val="0"/>
-                          <w:autoSpaceDE w:val="0"/>
-                          <w:widowControl/>
-                          <w:spacing w:line="240" w:lineRule="auto" w:before="118" w:after="0"/>
-                          <w:ind w:left="0" w:right="0" w:firstLine="0"/>
-                          <w:jc w:val="center"/>
-                        </w:pPr>
-                        <w:r>
-                          <w:rPr>
-                            <w:rFonts w:ascii="Cambria" w:hAnsi="Cambria" w:eastAsia="Cambria"/>
-                            <w:b w:val="0"/>
-                            <w:i w:val="0"/>
-                            <w:color w:val="808080"/>
-                            <w:sz w:val="24"/>
-                          </w:rPr>
-                          <w:t>X</w:t>
-                        </w:r>
-                      </w:p>
-                    </w:tc>
-                  </w:tr>
-                </w:tbl>
-                <w:p>
-                  <w:pPr>
-                    <w:autoSpaceDN w:val="0"/>
-                    <w:autoSpaceDE w:val="0"/>
-                    <w:widowControl/>
-                    <w:spacing w:line="14" w:lineRule="exact" w:before="0" w:after="0"/>
-                    <w:ind w:left="0" w:right="0"/>
-                  </w:pPr>
-                </w:p>
-              </w:tc>
-              <w:tc>
-                <w:tcPr>
-                  <w:tcW w:type="dxa" w:w="1064"/>
-                  <w:tcBorders/>
-                  <w:shd w:fill="f7f7f7"/>
-                  <w:tcMar>
-                    <w:start w:w="0" w:type="dxa"/>
-                    <w:end w:w="0" w:type="dxa"/>
-                  </w:tcMar>
-                </w:tcPr>
-                <w:p>
-                  <w:pPr>
-                    <w:autoSpaceDN w:val="0"/>
-                    <w:autoSpaceDE w:val="0"/>
-                    <w:widowControl/>
-                    <w:spacing w:line="240" w:lineRule="auto" w:before="114" w:after="0"/>
-                    <w:ind w:left="0" w:right="0" w:firstLine="0"/>
-                    <w:jc w:val="center"/>
-                  </w:pPr>
-                  <w:r>
-                    <w:rPr>
-                      <w:rFonts w:ascii="Cambria" w:hAnsi="Cambria" w:eastAsia="Cambria"/>
-                      <w:b w:val="0"/>
-                      <w:i w:val="0"/>
-                      <w:color w:val="808080"/>
-                      <w:sz w:val="24"/>
-                    </w:rPr>
-                    <w:t>X</w:t>
-                  </w:r>
-                </w:p>
-              </w:tc>
-              <w:tc>
-                <w:tcPr>
-                  <w:tcW w:type="dxa" w:w="1020"/>
-                  <w:tcBorders/>
-                  <w:shd w:fill="f7f7f7"/>
-                  <w:tcMar>
-                    <w:start w:w="0" w:type="dxa"/>
-                    <w:end w:w="0" w:type="dxa"/>
-                  </w:tcMar>
-                </w:tcPr>
-                <w:p>
-                  <w:pPr>
-                    <w:autoSpaceDN w:val="0"/>
-                    <w:autoSpaceDE w:val="0"/>
-                    <w:widowControl/>
-                    <w:spacing w:line="240" w:lineRule="auto" w:before="114" w:after="0"/>
-                    <w:ind w:left="0" w:right="0" w:firstLine="0"/>
-                    <w:jc w:val="center"/>
-                  </w:pPr>
-                  <w:r>
-                    <w:rPr>
-                      <w:rFonts w:ascii="Cambria" w:hAnsi="Cambria" w:eastAsia="Cambria"/>
-                      <w:b w:val="0"/>
-                      <w:i w:val="0"/>
-                      <w:color w:val="808080"/>
-                      <w:sz w:val="24"/>
-                    </w:rPr>
-                    <w:t>X</w:t>
-                  </w:r>
-                </w:p>
-              </w:tc>
-              <w:tc>
-                <w:tcPr>
-                  <w:tcW w:type="dxa" w:w="1094"/>
-                  <w:tcBorders/>
-                  <w:tcMar>
-                    <w:start w:w="0" w:type="dxa"/>
-                    <w:end w:w="0" w:type="dxa"/>
-                  </w:tcMar>
-                </w:tcPr>
-                <w:tbl>
-                  <w:tblPr>
-                    <w:tblW w:type="auto" w:w="0"/>
-                    <w:tblLayout w:type="fixed"/>
-                    <w:tblLook w:firstColumn="1" w:firstRow="1" w:lastColumn="0" w:lastRow="0" w:noHBand="0" w:noVBand="1" w:val="04A0"/>
-                    <w:tblInd w:w="7.999999999999545" w:type="dxa"/>
-                  </w:tblPr>
-                  <w:tblGrid>
-                    <w:gridCol w:w="1094"/>
-                  </w:tblGrid>
-                  <w:tr>
-                    <w:trPr>
-                      <w:trHeight w:hRule="exact" w:val="416"/>
-                    </w:trPr>
-                    <w:tc>
-                      <w:tcPr>
-                        <w:tcW w:type="dxa" w:w="1066"/>
-                        <w:tcBorders/>
-                        <w:shd w:fill="f7f7f7"/>
-                        <w:tcMar>
-                          <w:start w:w="0" w:type="dxa"/>
-                          <w:end w:w="0" w:type="dxa"/>
-                        </w:tcMar>
-                      </w:tcPr>
-                      <w:p>
-                        <w:pPr>
-                          <w:autoSpaceDN w:val="0"/>
-                          <w:autoSpaceDE w:val="0"/>
-                          <w:widowControl/>
-                          <w:spacing w:line="240" w:lineRule="auto" w:before="118" w:after="0"/>
-                          <w:ind w:left="0" w:right="0" w:firstLine="0"/>
-                          <w:jc w:val="center"/>
-                        </w:pPr>
-                        <w:r>
-                          <w:rPr>
-                            <w:rFonts w:ascii="Cambria" w:hAnsi="Cambria" w:eastAsia="Cambria"/>
-                            <w:b w:val="0"/>
-                            <w:i w:val="0"/>
-                            <w:color w:val="808080"/>
-                            <w:sz w:val="24"/>
-                          </w:rPr>
-                          <w:t>X</w:t>
-                        </w:r>
-                      </w:p>
-                    </w:tc>
-                  </w:tr>
-                </w:tbl>
-                <w:p>
-                  <w:pPr>
-                    <w:autoSpaceDN w:val="0"/>
-                    <w:autoSpaceDE w:val="0"/>
-                    <w:widowControl/>
-                    <w:spacing w:line="14" w:lineRule="exact" w:before="0" w:after="0"/>
-                    <w:ind w:left="0" w:right="0"/>
-                  </w:pPr>
-                </w:p>
-              </w:tc>
-              <w:tc>
-                <w:tcPr>
-                  <w:tcW w:type="dxa" w:w="1068"/>
-                  <w:tcBorders/>
-                  <w:shd w:fill="f7f7f7"/>
-                  <w:tcMar>
-                    <w:start w:w="0" w:type="dxa"/>
-                    <w:end w:w="0" w:type="dxa"/>
-                  </w:tcMar>
-                </w:tcPr>
-                <w:p>
-                  <w:pPr>
-                    <w:autoSpaceDN w:val="0"/>
-                    <w:autoSpaceDE w:val="0"/>
-                    <w:widowControl/>
-                    <w:spacing w:line="240" w:lineRule="auto" w:before="168" w:after="0"/>
-                    <w:ind w:left="0" w:right="0" w:firstLine="0"/>
-                    <w:jc w:val="center"/>
-                  </w:pPr>
-                  <w:r>
-                    <w:rPr>
-                      <w:rFonts w:ascii="Cambria" w:hAnsi="Cambria" w:eastAsia="Cambria"/>
-                      <w:b w:val="0"/>
-                      <w:i w:val="0"/>
-                      <w:color w:val="000000"/>
-                      <w:sz w:val="20"/>
-                    </w:rPr>
-                    <w:t>I</w:t>
-                  </w:r>
-                </w:p>
-              </w:tc>
-            </w:tr>
-            <w:tr>
-              <w:trPr>
-                <w:trHeight w:hRule="exact" w:val="450"/>
-              </w:trPr>
-              <w:tc>
-                <w:tcPr>
-                  <w:tcW w:type="dxa" w:w="5416"/>
-                  <w:tcBorders/>
-                  <w:tcMar>
-                    <w:start w:w="0" w:type="dxa"/>
-                    <w:end w:w="0" w:type="dxa"/>
-                  </w:tcMar>
-                </w:tcPr>
-                <w:p>
-                  <w:pPr>
-                    <w:autoSpaceDN w:val="0"/>
-                    <w:autoSpaceDE w:val="0"/>
-                    <w:widowControl/>
-                    <w:spacing w:line="240" w:lineRule="auto" w:before="168" w:after="0"/>
-                    <w:ind w:left="94" w:right="0" w:firstLine="0"/>
-                    <w:jc w:val="left"/>
-                  </w:pPr>
-                  <w:r>
-                    <w:rPr>
-                      <w:rFonts w:ascii="Cambria" w:hAnsi="Cambria" w:eastAsia="Cambria"/>
-                      <w:b w:val="0"/>
-                      <w:i w:val="0"/>
-                      <w:color w:val="000000"/>
-                      <w:sz w:val="20"/>
-                    </w:rPr>
-                    <w:t>lunresertib, camonsertib, Debio-0123</w:t>
-                  </w:r>
-                </w:p>
-              </w:tc>
-              <w:tc>
-                <w:tcPr>
-                  <w:tcW w:type="dxa" w:w="1020"/>
-                  <w:tcBorders/>
-                  <w:tcMar>
-                    <w:start w:w="0" w:type="dxa"/>
-                    <w:end w:w="0" w:type="dxa"/>
-                  </w:tcMar>
-                </w:tcPr>
-                <w:p>
-                  <w:pPr>
-                    <w:autoSpaceDN w:val="0"/>
-                    <w:autoSpaceDE w:val="0"/>
-                    <w:widowControl/>
-                    <w:spacing w:line="240" w:lineRule="auto" w:before="114" w:after="0"/>
-                    <w:ind w:left="0" w:right="0" w:firstLine="0"/>
-                    <w:jc w:val="center"/>
-                  </w:pPr>
-                  <w:r>
-                    <w:rPr>
-                      <w:rFonts w:ascii="Cambria" w:hAnsi="Cambria" w:eastAsia="Cambria"/>
-                      <w:b w:val="0"/>
-                      <w:i w:val="0"/>
-                      <w:color w:val="808080"/>
-                      <w:sz w:val="24"/>
-                    </w:rPr>
-                    <w:t>X</w:t>
-                  </w:r>
-                </w:p>
-              </w:tc>
-              <w:tc>
-                <w:tcPr>
-                  <w:tcW w:type="dxa" w:w="1064"/>
-                  <w:tcBorders/>
-                  <w:tcMar>
-                    <w:start w:w="0" w:type="dxa"/>
-                    <w:end w:w="0" w:type="dxa"/>
-                  </w:tcMar>
-                </w:tcPr>
-                <w:p>
-                  <w:pPr>
-                    <w:autoSpaceDN w:val="0"/>
-                    <w:autoSpaceDE w:val="0"/>
-                    <w:widowControl/>
-                    <w:spacing w:line="240" w:lineRule="auto" w:before="114" w:after="0"/>
-                    <w:ind w:left="0" w:right="0" w:firstLine="0"/>
-                    <w:jc w:val="center"/>
-                  </w:pPr>
-                  <w:r>
-                    <w:rPr>
-                      <w:rFonts w:ascii="Cambria" w:hAnsi="Cambria" w:eastAsia="Cambria"/>
-                      <w:b w:val="0"/>
-                      <w:i w:val="0"/>
-                      <w:color w:val="808080"/>
-                      <w:sz w:val="24"/>
-                    </w:rPr>
-                    <w:t>X</w:t>
-                  </w:r>
-                </w:p>
-              </w:tc>
-              <w:tc>
-                <w:tcPr>
-                  <w:tcW w:type="dxa" w:w="1020"/>
-                  <w:tcBorders/>
-                  <w:tcMar>
-                    <w:start w:w="0" w:type="dxa"/>
-                    <w:end w:w="0" w:type="dxa"/>
-                  </w:tcMar>
-                </w:tcPr>
-                <w:p>
-                  <w:pPr>
-                    <w:autoSpaceDN w:val="0"/>
-                    <w:autoSpaceDE w:val="0"/>
-                    <w:widowControl/>
-                    <w:spacing w:line="240" w:lineRule="auto" w:before="114" w:after="0"/>
-                    <w:ind w:left="0" w:right="0" w:firstLine="0"/>
-                    <w:jc w:val="center"/>
-                  </w:pPr>
-                  <w:r>
-                    <w:rPr>
-                      <w:rFonts w:ascii="Cambria" w:hAnsi="Cambria" w:eastAsia="Cambria"/>
-                      <w:b w:val="0"/>
-                      <w:i w:val="0"/>
-                      <w:color w:val="808080"/>
-                      <w:sz w:val="24"/>
-                    </w:rPr>
-                    <w:t>X</w:t>
-                  </w:r>
-                </w:p>
-              </w:tc>
-              <w:tc>
-                <w:tcPr>
-                  <w:tcW w:type="dxa" w:w="1094"/>
-                  <w:tcBorders/>
-                  <w:tcMar>
-                    <w:start w:w="0" w:type="dxa"/>
-                    <w:end w:w="0" w:type="dxa"/>
-                  </w:tcMar>
-                </w:tcPr>
-                <w:p>
-                  <w:pPr>
-                    <w:autoSpaceDN w:val="0"/>
-                    <w:autoSpaceDE w:val="0"/>
-                    <w:widowControl/>
-                    <w:spacing w:line="240" w:lineRule="auto" w:before="114" w:after="0"/>
-                    <w:ind w:left="0" w:right="0" w:firstLine="0"/>
-                    <w:jc w:val="center"/>
-                  </w:pPr>
-                  <w:r>
-                    <w:rPr>
-                      <w:rFonts w:ascii="Cambria" w:hAnsi="Cambria" w:eastAsia="Cambria"/>
-                      <w:b w:val="0"/>
-                      <w:i w:val="0"/>
-                      <w:color w:val="808080"/>
-                      <w:sz w:val="24"/>
-                    </w:rPr>
-                    <w:t>X</w:t>
-                  </w:r>
-                </w:p>
-              </w:tc>
-              <w:tc>
-                <w:tcPr>
-                  <w:tcW w:type="dxa" w:w="1068"/>
-                  <w:tcBorders/>
-                  <w:tcMar>
-                    <w:start w:w="0" w:type="dxa"/>
-                    <w:end w:w="0" w:type="dxa"/>
-                  </w:tcMar>
-                </w:tcPr>
-                <w:p>
-                  <w:pPr>
-                    <w:autoSpaceDN w:val="0"/>
-                    <w:autoSpaceDE w:val="0"/>
-                    <w:widowControl/>
-                    <w:spacing w:line="240" w:lineRule="auto" w:before="168" w:after="0"/>
-                    <w:ind w:left="0" w:right="0" w:firstLine="0"/>
-                    <w:jc w:val="center"/>
-                  </w:pPr>
-                  <w:r>
-                    <w:rPr>
-                      <w:rFonts w:ascii="Cambria" w:hAnsi="Cambria" w:eastAsia="Cambria"/>
-                      <w:b w:val="0"/>
-                      <w:i w:val="0"/>
-                      <w:color w:val="000000"/>
-                      <w:sz w:val="20"/>
-                    </w:rPr>
-                    <w:t>I</w:t>
-                  </w:r>
-                </w:p>
-              </w:tc>
-            </w:tr>
-            <w:tr>
-              <w:trPr>
-                <w:trHeight w:hRule="exact" w:val="421"/>
-              </w:trPr>
-              <w:tc>
-                <w:tcPr>
-                  <w:tcW w:type="dxa" w:w="5416"/>
-                  <w:tcBorders/>
-                  <w:shd w:fill="f7f7f7"/>
-                  <w:tcMar>
-                    <w:start w:w="0" w:type="dxa"/>
-                    <w:end w:w="0" w:type="dxa"/>
-                  </w:tcMar>
-                </w:tcPr>
-                <w:p>
-                  <w:pPr>
-                    <w:autoSpaceDN w:val="0"/>
-                    <w:autoSpaceDE w:val="0"/>
-                    <w:widowControl/>
-                    <w:spacing w:line="240" w:lineRule="auto" w:before="168" w:after="0"/>
-                    <w:ind w:left="94" w:right="0" w:firstLine="0"/>
-                    <w:jc w:val="left"/>
-                  </w:pPr>
-                  <w:r>
-                    <w:rPr>
-                      <w:rFonts w:ascii="Cambria" w:hAnsi="Cambria" w:eastAsia="Cambria"/>
-                      <w:b w:val="0"/>
-                      <w:i w:val="0"/>
-                      <w:color w:val="000000"/>
-                      <w:sz w:val="20"/>
-                    </w:rPr>
-                    <w:t>SC0245</w:t>
-                  </w:r>
-                </w:p>
-              </w:tc>
-              <w:tc>
-                <w:tcPr>
-                  <w:tcW w:type="dxa" w:w="1020"/>
-                  <w:tcBorders/>
-                  <w:tcMar>
-                    <w:start w:w="0" w:type="dxa"/>
-                    <w:end w:w="0" w:type="dxa"/>
-                  </w:tcMar>
-                </w:tcPr>
-                <w:p>
-                  <w:pPr>
-                    <w:autoSpaceDN w:val="0"/>
-                    <w:autoSpaceDE w:val="0"/>
-                    <w:widowControl/>
-                    <w:spacing w:line="240" w:lineRule="auto" w:before="114" w:after="0"/>
-                    <w:ind w:left="0" w:right="0" w:firstLine="0"/>
-                    <w:jc w:val="center"/>
-                  </w:pPr>
-                  <w:r>
-                    <w:rPr>
-                      <w:rFonts w:ascii="Cambria" w:hAnsi="Cambria" w:eastAsia="Cambria"/>
-                      <w:b w:val="0"/>
-                      <w:i w:val="0"/>
-                      <w:color w:val="808080"/>
-                      <w:sz w:val="24"/>
-                    </w:rPr>
-                    <w:t>X</w:t>
-                  </w:r>
-                </w:p>
-              </w:tc>
-              <w:tc>
-                <w:tcPr>
-                  <w:tcW w:type="dxa" w:w="1064"/>
-                  <w:tcBorders/>
-                  <w:shd w:fill="f7f7f7"/>
-                  <w:tcMar>
-                    <w:start w:w="0" w:type="dxa"/>
-                    <w:end w:w="0" w:type="dxa"/>
-                  </w:tcMar>
-                </w:tcPr>
-                <w:p>
-                  <w:pPr>
-                    <w:autoSpaceDN w:val="0"/>
-                    <w:autoSpaceDE w:val="0"/>
-                    <w:widowControl/>
-                    <w:spacing w:line="240" w:lineRule="auto" w:before="114" w:after="0"/>
-                    <w:ind w:left="0" w:right="0" w:firstLine="0"/>
-                    <w:jc w:val="center"/>
-                  </w:pPr>
-                  <w:r>
-                    <w:rPr>
-                      <w:rFonts w:ascii="Cambria" w:hAnsi="Cambria" w:eastAsia="Cambria"/>
-                      <w:b w:val="0"/>
-                      <w:i w:val="0"/>
-                      <w:color w:val="808080"/>
-                      <w:sz w:val="24"/>
-                    </w:rPr>
-                    <w:t>X</w:t>
-                  </w:r>
-                </w:p>
-              </w:tc>
-              <w:tc>
-                <w:tcPr>
-                  <w:tcW w:type="dxa" w:w="1020"/>
-                  <w:tcBorders/>
-                  <w:shd w:fill="f7f7f7"/>
-                  <w:tcMar>
-                    <w:start w:w="0" w:type="dxa"/>
-                    <w:end w:w="0" w:type="dxa"/>
-                  </w:tcMar>
-                </w:tcPr>
-                <w:p>
-                  <w:pPr>
-                    <w:autoSpaceDN w:val="0"/>
-                    <w:autoSpaceDE w:val="0"/>
-                    <w:widowControl/>
-                    <w:spacing w:line="240" w:lineRule="auto" w:before="114" w:after="0"/>
-                    <w:ind w:left="0" w:right="0" w:firstLine="0"/>
-                    <w:jc w:val="center"/>
-                  </w:pPr>
-                  <w:r>
-                    <w:rPr>
-                      <w:rFonts w:ascii="Cambria" w:hAnsi="Cambria" w:eastAsia="Cambria"/>
-                      <w:b w:val="0"/>
-                      <w:i w:val="0"/>
-                      <w:color w:val="808080"/>
-                      <w:sz w:val="24"/>
-                    </w:rPr>
-                    <w:t>X</w:t>
-                  </w:r>
-                </w:p>
-              </w:tc>
-              <w:tc>
-                <w:tcPr>
-                  <w:tcW w:type="dxa" w:w="1094"/>
-                  <w:tcBorders/>
-                  <w:tcMar>
-                    <w:start w:w="0" w:type="dxa"/>
-                    <w:end w:w="0" w:type="dxa"/>
-                  </w:tcMar>
-                </w:tcPr>
-                <w:p>
-                  <w:pPr>
-                    <w:autoSpaceDN w:val="0"/>
-                    <w:autoSpaceDE w:val="0"/>
-                    <w:widowControl/>
-                    <w:spacing w:line="240" w:lineRule="auto" w:before="114" w:after="0"/>
-                    <w:ind w:left="0" w:right="0" w:firstLine="0"/>
-                    <w:jc w:val="center"/>
-                  </w:pPr>
-                  <w:r>
-                    <w:rPr>
-                      <w:rFonts w:ascii="Cambria" w:hAnsi="Cambria" w:eastAsia="Cambria"/>
-                      <w:b w:val="0"/>
-                      <w:i w:val="0"/>
-                      <w:color w:val="808080"/>
-                      <w:sz w:val="24"/>
-                    </w:rPr>
-                    <w:t>X</w:t>
-                  </w:r>
-                </w:p>
-              </w:tc>
-              <w:tc>
-                <w:tcPr>
-                  <w:tcW w:type="dxa" w:w="1068"/>
-                  <w:tcBorders/>
-                  <w:shd w:fill="f7f7f7"/>
-                  <w:tcMar>
-                    <w:start w:w="0" w:type="dxa"/>
-                    <w:end w:w="0" w:type="dxa"/>
-                  </w:tcMar>
-                </w:tcPr>
-                <w:p>
-                  <w:pPr>
-                    <w:autoSpaceDN w:val="0"/>
-                    <w:autoSpaceDE w:val="0"/>
-                    <w:widowControl/>
-                    <w:spacing w:line="240" w:lineRule="auto" w:before="168" w:after="0"/>
-                    <w:ind w:left="0" w:right="0" w:firstLine="0"/>
-                    <w:jc w:val="center"/>
-                  </w:pPr>
-                  <w:r>
-                    <w:rPr>
-                      <w:rFonts w:ascii="Cambria" w:hAnsi="Cambria" w:eastAsia="Cambria"/>
-                      <w:b w:val="0"/>
-                      <w:i w:val="0"/>
-                      <w:color w:val="000000"/>
-                      <w:sz w:val="20"/>
-                    </w:rPr>
-                    <w:t>I</w:t>
                   </w:r>
                 </w:p>
               </w:tc>
@@ -12728,13 +11132,90 @@
           </w:p>
         </w:tc>
       </w:tr>
+      <w:tr>
+        <w:trPr>
+          <w:trHeight w:hRule="exact" w:val="452"/>
+        </w:trPr>
+        <w:tc>
+          <w:tcPr>
+            <w:tcW w:type="dxa" w:w="5436"/>
+            <w:tcBorders/>
+            <w:shd w:fill="ffffff"/>
+            <w:tcMar>
+              <w:start w:w="0" w:type="dxa"/>
+              <w:end w:w="0" w:type="dxa"/>
+            </w:tcMar>
+          </w:tcPr>
+          <w:p/>
+        </w:tc>
+        <w:tc>
+          <w:tcPr>
+            <w:tcW w:type="dxa" w:w="992"/>
+            <w:tcBorders/>
+            <w:shd w:fill="ffffff"/>
+            <w:tcMar>
+              <w:start w:w="0" w:type="dxa"/>
+              <w:end w:w="0" w:type="dxa"/>
+            </w:tcMar>
+          </w:tcPr>
+          <w:p/>
+        </w:tc>
+        <w:tc>
+          <w:tcPr>
+            <w:tcW w:type="dxa" w:w="1064"/>
+            <w:tcBorders/>
+            <w:shd w:fill="ffffff"/>
+            <w:tcMar>
+              <w:start w:w="0" w:type="dxa"/>
+              <w:end w:w="0" w:type="dxa"/>
+            </w:tcMar>
+          </w:tcPr>
+          <w:p/>
+        </w:tc>
+        <w:tc>
+          <w:tcPr>
+            <w:tcW w:type="dxa" w:w="1050"/>
+            <w:tcBorders/>
+            <w:shd w:fill="ffffff"/>
+            <w:tcMar>
+              <w:start w:w="0" w:type="dxa"/>
+              <w:end w:w="0" w:type="dxa"/>
+            </w:tcMar>
+          </w:tcPr>
+          <w:p/>
+        </w:tc>
+        <w:tc>
+          <w:tcPr>
+            <w:tcW w:type="dxa" w:w="1066"/>
+            <w:tcBorders/>
+            <w:shd w:fill="ffffff"/>
+            <w:tcMar>
+              <w:start w:w="0" w:type="dxa"/>
+              <w:end w:w="0" w:type="dxa"/>
+            </w:tcMar>
+          </w:tcPr>
+          <w:p/>
+        </w:tc>
+        <w:tc>
+          <w:tcPr>
+            <w:tcW w:type="dxa" w:w="1102"/>
+            <w:tcBorders/>
+            <w:shd w:fill="ffffff"/>
+            <w:tcMar>
+              <w:start w:w="0" w:type="dxa"/>
+              <w:end w:w="0" w:type="dxa"/>
+            </w:tcMar>
+          </w:tcPr>
+          <w:p/>
+        </w:tc>
+      </w:tr>
     </w:tbl>
     <w:p>
       <w:pPr>
         <w:autoSpaceDN w:val="0"/>
         <w:autoSpaceDE w:val="0"/>
         <w:widowControl/>
-        <w:spacing w:line="234" w:lineRule="exact" w:before="70" w:after="196"/>
+        <w:spacing w:line="234" w:lineRule="exact" w:before="100" w:after="196"/>
         <w:ind w:left="716" w:right="1440" w:firstLine="0"/>
         <w:jc w:val="left"/>
       </w:pPr>
@@ -12957,7 +11438,7 @@
                     <w:autoSpaceDE w:val="0"/>
                     <w:widowControl/>
                     <w:spacing w:line="245" w:lineRule="auto" w:before="124" w:after="0"/>
-                    <w:ind w:left="100" w:right="1008" w:firstLine="0"/>
+                    <w:ind w:left="100" w:right="4032" w:firstLine="0"/>
                     <w:jc w:val="left"/>
                   </w:pPr>
                   <w:r>
@@ -12968,7 +11449,7 @@
                       <w:color w:val="000000"/>
                       <w:sz w:val="20"/>
                     </w:rPr>
-                    <w:t>Liquidseq Actionable Genomic Profiling Panel</w:t>
+                    <w:t>TEST NAME</w:t>
                   </w:r>
                   <w:r>
                     <w:rPr>
@@ -13247,50 +11728,116 @@
         <w:autoSpaceDN w:val="0"/>
         <w:autoSpaceDE w:val="0"/>
         <w:widowControl/>
-        <w:spacing w:line="245" w:lineRule="auto" w:before="0" w:after="0"/>
-        <w:ind w:left="714" w:right="1152" w:firstLine="0"/>
-        <w:jc w:val="left"/>
+        <w:spacing w:line="20" w:lineRule="exact" w:before="0" w:after="0"/>
+        <w:ind w:left="0" w:right="0"/>
       </w:pPr>
-      <w:r>
-        <w:rPr>
-          <w:rFonts w:ascii="Cambria" w:hAnsi="Cambria" w:eastAsia="Cambria"/>
-          <w:b/>
-          <w:i w:val="0"/>
-          <w:color w:val="000000"/>
-          <w:sz w:val="20"/>
-        </w:rPr>
-        <w:t>Extraction &amp; Library Preparation:</w:t>
-      </w:r>
-      <w:r>
-        <w:rPr>
-          <w:rFonts w:ascii="Cambria" w:hAnsi="Cambria" w:eastAsia="Cambria"/>
-          <w:b w:val="0"/>
-          <w:i w:val="0"/>
-          <w:color w:val="000000"/>
-          <w:sz w:val="20"/>
-        </w:rPr>
-        <w:t xml:space="preserve"> Cell free Total Nucleic acid (cfTNA) extracted from the liquid biopsy sample is used </w:t>
-      </w:r>
-      <w:r>
-        <w:rPr>
-          <w:rFonts w:ascii="Cambria" w:hAnsi="Cambria" w:eastAsia="Cambria"/>
-          <w:b w:val="0"/>
-          <w:i w:val="0"/>
-          <w:color w:val="000000"/>
-          <w:sz w:val="20"/>
-        </w:rPr>
-        <w:t xml:space="preserve">for targeted gene capture using a custom designed hybrid capture panel. In process quality controls were determined for </w:t>
-      </w:r>
-      <w:r>
-        <w:rPr>
-          <w:rFonts w:ascii="Cambria" w:hAnsi="Cambria" w:eastAsia="Cambria"/>
-          <w:b w:val="0"/>
-          <w:i w:val="0"/>
-          <w:color w:val="000000"/>
-          <w:sz w:val="20"/>
-        </w:rPr>
-        <w:t>prepared library.</w:t>
-      </w:r>
+    </w:p>
+    <w:tbl>
+      <w:tblPr>
+        <w:tblW w:type="auto" w:w="0"/>
+        <w:tblLayout w:type="fixed"/>
+        <w:tblLook w:firstColumn="1" w:firstRow="1" w:lastColumn="0" w:lastRow="0" w:noHBand="0" w:noVBand="1" w:val="04A0"/>
+        <w:tblInd w:w="608.0" w:type="dxa"/>
+      </w:tblPr>
+      <w:tblGrid>
+        <w:gridCol w:w="9038"/>
+      </w:tblGrid>
+      <w:tr>
+        <w:trPr>
+          <w:trHeight w:hRule="exact" w:val="978"/>
+        </w:trPr>
+        <w:tc>
+          <w:tcPr>
+            <w:tcW w:type="dxa" w:w="10710"/>
+            <w:tcBorders>
+              <w:start w:sz="6.400000000000006" w:val="single" w:color="#D9ECF2"/>
+              <w:top w:sz="6.399999999999636" w:val="single" w:color="#D9ECF2"/>
+              <w:end w:sz="5.600000000000364" w:val="single" w:color="#D9ECF2"/>
+            </w:tcBorders>
+            <w:tcMar>
+              <w:start w:w="0" w:type="dxa"/>
+              <w:end w:w="0" w:type="dxa"/>
+            </w:tcMar>
+          </w:tcPr>
+          <w:p>
+            <w:pPr>
+              <w:autoSpaceDN w:val="0"/>
+              <w:autoSpaceDE w:val="0"/>
+              <w:widowControl/>
+              <w:spacing w:line="245" w:lineRule="auto" w:before="66" w:after="0"/>
+              <w:ind w:left="98" w:right="576" w:firstLine="0"/>
+              <w:jc w:val="left"/>
+            </w:pPr>
+            <w:r>
+              <w:rPr>
+                <w:rFonts w:ascii="Cambria" w:hAnsi="Cambria" w:eastAsia="Cambria"/>
+                <w:b/>
+                <w:i w:val="0"/>
+                <w:color w:val="000000"/>
+                <w:sz w:val="20"/>
+              </w:rPr>
+              <w:t>Extraction &amp; Library Preparation:</w:t>
+            </w:r>
+            <w:r>
+              <w:rPr>
+                <w:rFonts w:ascii="Cambria" w:hAnsi="Cambria" w:eastAsia="Cambria"/>
+                <w:b w:val="0"/>
+                <w:i w:val="0"/>
+                <w:color w:val="000000"/>
+                <w:sz w:val="20"/>
+              </w:rPr>
+              <w:t xml:space="preserve"> Cell free Total Nucleic acid (cfTNA) extracted from the liquid biopsy sample is used </w:t>
+            </w:r>
+            <w:r>
+              <w:rPr>
+                <w:rFonts w:ascii="Cambria" w:hAnsi="Cambria" w:eastAsia="Cambria"/>
+                <w:b w:val="0"/>
+                <w:i w:val="0"/>
+                <w:color w:val="000000"/>
+                <w:sz w:val="20"/>
+              </w:rPr>
+              <w:t xml:space="preserve">for targeted gene capture using a custom designed hybrid capture panel. In process quality controls were determined for </w:t>
+            </w:r>
+            <w:r>
+              <w:rPr>
+                <w:rFonts w:ascii="Cambria" w:hAnsi="Cambria" w:eastAsia="Cambria"/>
+                <w:b w:val="0"/>
+                <w:i w:val="0"/>
+                <w:color w:val="000000"/>
+                <w:sz w:val="20"/>
+              </w:rPr>
+              <w:t>prepared library.</w:t>
+            </w:r>
+          </w:p>
+        </w:tc>
+      </w:tr>
+    </w:tbl>
+    <w:p>
+      <w:pPr>
+        <w:autoSpaceDN w:val="0"/>
+        <w:autoSpaceDE w:val="0"/>
+        <w:widowControl/>
+        <w:spacing w:line="14" w:lineRule="exact" w:before="0" w:after="0"/>
+        <w:ind w:left="0" w:right="0"/>
+      </w:pPr>
+    </w:p>
+    <w:p>
+      <w:pPr>
+        <w:autoSpaceDN w:val="0"/>
+        <w:autoSpaceDE w:val="0"/>
+        <w:widowControl/>
+        <w:spacing w:line="14" w:lineRule="exact" w:before="0" w:after="0"/>
+        <w:ind w:left="0" w:right="0"/>
+      </w:pPr>
+    </w:p>
+    <w:p>
+      <w:pPr>
+        <w:autoSpaceDN w:val="0"/>
+        <w:autoSpaceDE w:val="0"/>
+        <w:widowControl/>
+        <w:spacing w:line="14" w:lineRule="exact" w:before="0" w:after="0"/>
+        <w:ind w:left="0" w:right="0"/>
+      </w:pPr>
     </w:p>
     <w:p>
       <w:pPr>
@@ -13661,7 +12208,7 @@
         <w:autoSpaceDN w:val="0"/>
         <w:autoSpaceDE w:val="0"/>
         <w:widowControl/>
-        <w:spacing w:line="278" w:lineRule="exact" w:before="0" w:after="0"/>
+        <w:spacing w:line="516" w:lineRule="exact" w:before="0" w:after="0"/>
         <w:ind w:left="0" w:right="0"/>
       </w:pPr>
     </w:p>
@@ -13670,19 +12217,304 @@
         <w:tblW w:type="auto" w:w="0"/>
         <w:tblLayout w:type="fixed"/>
         <w:tblLook w:firstColumn="1" w:firstRow="1" w:lastColumn="0" w:lastRow="0" w:noHBand="0" w:noVBand="1" w:val="04A0"/>
-        <w:tblInd w:w="616.0" w:type="dxa"/>
+        <w:tblInd w:w="608.0" w:type="dxa"/>
       </w:tblPr>
       <w:tblGrid>
         <w:gridCol w:w="9038"/>
       </w:tblGrid>
       <w:tr>
         <w:trPr>
-          <w:trHeight w:hRule="exact" w:val="328"/>
+          <w:trHeight w:hRule="exact" w:val="6676"/>
         </w:trPr>
         <w:tc>
           <w:tcPr>
-            <w:tcW w:type="dxa" w:w="10694"/>
-            <w:tcBorders/>
+            <w:tcW w:type="dxa" w:w="10710"/>
+            <w:tcBorders>
+              <w:start w:sz="6.400000000000006" w:val="single" w:color="#D9ECF2"/>
+              <w:top w:sz="5.599999999999909" w:val="single" w:color="#D9ECF2"/>
+              <w:end w:sz="5.600000000000364" w:val="single" w:color="#D9ECF2"/>
+              <w:bottom w:sz="5.600000000000364" w:val="single" w:color="#D9ECF2"/>
+            </w:tcBorders>
+            <w:tcMar>
+              <w:start w:w="0" w:type="dxa"/>
+              <w:end w:w="0" w:type="dxa"/>
+            </w:tcMar>
+          </w:tcPr>
+          <w:p>
+            <w:pPr>
+              <w:autoSpaceDN w:val="0"/>
+              <w:autoSpaceDE w:val="0"/>
+              <w:widowControl/>
+              <w:spacing w:line="245" w:lineRule="auto" w:before="126" w:after="0"/>
+              <w:ind w:left="98" w:right="720" w:firstLine="0"/>
+              <w:jc w:val="left"/>
+            </w:pPr>
+            <w:r>
+              <w:rPr>
+                <w:rFonts w:ascii="Cambria" w:hAnsi="Cambria" w:eastAsia="Cambria"/>
+                <w:b w:val="0"/>
+                <w:i w:val="0"/>
+                <w:color w:val="000000"/>
+                <w:sz w:val="20"/>
+              </w:rPr>
+              <w:t xml:space="preserve">Treatment decisions should not be based solely on the results of this test. Findings must be interpreted in the context of </w:t>
+            </w:r>
+            <w:r>
+              <w:rPr>
+                <w:rFonts w:ascii="Cambria" w:hAnsi="Cambria" w:eastAsia="Cambria"/>
+                <w:b w:val="0"/>
+                <w:i w:val="0"/>
+                <w:color w:val="000000"/>
+                <w:sz w:val="20"/>
+              </w:rPr>
+              <w:t xml:space="preserve">the patient’s complete clinical profile—including pathological, radiological, and family history—to guide diagnosis, </w:t>
+            </w:r>
+            <w:r>
+              <w:rPr>
+                <w:rFonts w:ascii="Cambria" w:hAnsi="Cambria" w:eastAsia="Cambria"/>
+                <w:b w:val="0"/>
+                <w:i w:val="0"/>
+                <w:color w:val="000000"/>
+                <w:sz w:val="20"/>
+              </w:rPr>
+              <w:t>prognosis, and therapeutic decisions.</w:t>
+            </w:r>
+          </w:p>
+          <w:p>
+            <w:pPr>
+              <w:autoSpaceDN w:val="0"/>
+              <w:autoSpaceDE w:val="0"/>
+              <w:widowControl/>
+              <w:spacing w:line="245" w:lineRule="auto" w:before="396" w:after="0"/>
+              <w:ind w:left="98" w:right="576" w:firstLine="0"/>
+              <w:jc w:val="left"/>
+            </w:pPr>
+            <w:r>
+              <w:rPr>
+                <w:rFonts w:ascii="Cambria" w:hAnsi="Cambria" w:eastAsia="Cambria"/>
+                <w:b w:val="0"/>
+                <w:i w:val="0"/>
+                <w:color w:val="000000"/>
+                <w:sz w:val="20"/>
+              </w:rPr>
+              <w:t xml:space="preserve">Therapy-related information in this report is derived from multiple sources including FDA-approved drug data, NCCN </w:t>
+            </w:r>
+            <w:r>
+              <w:rPr>
+                <w:rFonts w:ascii="Cambria" w:hAnsi="Cambria" w:eastAsia="Cambria"/>
+                <w:b w:val="0"/>
+                <w:i w:val="0"/>
+                <w:color w:val="000000"/>
+                <w:sz w:val="20"/>
+              </w:rPr>
+              <w:t xml:space="preserve">guidelines, peer-reviewed literature, standard clinical databases, and biomarker evidence strength. However, therapy </w:t>
+            </w:r>
+            <w:r>
+              <w:rPr>
+                <w:rFonts w:ascii="Cambria" w:hAnsi="Cambria" w:eastAsia="Cambria"/>
+                <w:b w:val="0"/>
+                <w:i w:val="0"/>
+                <w:color w:val="000000"/>
+                <w:sz w:val="20"/>
+              </w:rPr>
+              <w:t xml:space="preserve">options listed may not be suitable or beneficial for all patients. This report aims to provide a summary of potentially </w:t>
+            </w:r>
+            <w:r>
+              <w:rPr>
+                <w:rFonts w:ascii="Cambria" w:hAnsi="Cambria" w:eastAsia="Cambria"/>
+                <w:b w:val="0"/>
+                <w:i w:val="0"/>
+                <w:color w:val="000000"/>
+                <w:sz w:val="20"/>
+              </w:rPr>
+              <w:t xml:space="preserve">effective treatments, therapies that may pose increased risks, and those that may have limited benefit, based on genomic </w:t>
+            </w:r>
+            <w:r>
+              <w:rPr>
+                <w:rFonts w:ascii="Cambria" w:hAnsi="Cambria" w:eastAsia="Cambria"/>
+                <w:b w:val="0"/>
+                <w:i w:val="0"/>
+                <w:color w:val="000000"/>
+                <w:sz w:val="20"/>
+              </w:rPr>
+              <w:t>alterations identified. Prognostic and diagnostic biomarkers relevant to the disease context may also be reported.</w:t>
+            </w:r>
+          </w:p>
+          <w:p>
+            <w:pPr>
+              <w:autoSpaceDN w:val="0"/>
+              <w:autoSpaceDE w:val="0"/>
+              <w:widowControl/>
+              <w:spacing w:line="245" w:lineRule="auto" w:before="396" w:after="0"/>
+              <w:ind w:left="98" w:right="1296" w:firstLine="0"/>
+              <w:jc w:val="left"/>
+            </w:pPr>
+            <w:r>
+              <w:rPr>
+                <w:rFonts w:ascii="Cambria" w:hAnsi="Cambria" w:eastAsia="Cambria"/>
+                <w:b w:val="0"/>
+                <w:i w:val="0"/>
+                <w:color w:val="000000"/>
+                <w:sz w:val="20"/>
+              </w:rPr>
+              <w:t xml:space="preserve">Laboratory does not guarantee completeness, accuracy, or eligibility for trial enrollment. Physicians must verify </w:t>
+            </w:r>
+            <w:r>
+              <w:rPr>
+                <w:rFonts w:ascii="Cambria" w:hAnsi="Cambria" w:eastAsia="Cambria"/>
+                <w:b w:val="0"/>
+                <w:i w:val="0"/>
+                <w:color w:val="000000"/>
+                <w:sz w:val="20"/>
+              </w:rPr>
+              <w:t>eligibility criteria for specific trials independently.</w:t>
+            </w:r>
+          </w:p>
+          <w:p>
+            <w:pPr>
+              <w:autoSpaceDN w:val="0"/>
+              <w:autoSpaceDE w:val="0"/>
+              <w:widowControl/>
+              <w:spacing w:line="245" w:lineRule="auto" w:before="396" w:after="0"/>
+              <w:ind w:left="98" w:right="432" w:firstLine="0"/>
+              <w:jc w:val="left"/>
+            </w:pPr>
+            <w:r>
+              <w:rPr>
+                <w:rFonts w:ascii="Cambria" w:hAnsi="Cambria" w:eastAsia="Cambria"/>
+                <w:b w:val="0"/>
+                <w:i w:val="0"/>
+                <w:color w:val="000000"/>
+                <w:sz w:val="20"/>
+              </w:rPr>
+              <w:t xml:space="preserve">Identification of a genomic alteration does not guarantee therapeutic efficacy or predict ineffectiveness. Final decisions on </w:t>
+            </w:r>
+            <w:r>
+              <w:rPr>
+                <w:rFonts w:ascii="Cambria" w:hAnsi="Cambria" w:eastAsia="Cambria"/>
+                <w:b w:val="0"/>
+                <w:i w:val="0"/>
+                <w:color w:val="000000"/>
+                <w:sz w:val="20"/>
+              </w:rPr>
+              <w:t xml:space="preserve">treatment should rest with the treating physician. The absence of reported therapeutic options does not imply </w:t>
+            </w:r>
+            <w:r>
+              <w:br/>
+            </w:r>
+            <w:r>
+              <w:rPr>
+                <w:rFonts w:ascii="Cambria" w:hAnsi="Cambria" w:eastAsia="Cambria"/>
+                <w:b w:val="0"/>
+                <w:i w:val="0"/>
+                <w:color w:val="000000"/>
+                <w:sz w:val="20"/>
+              </w:rPr>
+              <w:t>ineffectiveness or lack of safety of any medication selected independently.</w:t>
+            </w:r>
+          </w:p>
+          <w:p>
+            <w:pPr>
+              <w:autoSpaceDN w:val="0"/>
+              <w:autoSpaceDE w:val="0"/>
+              <w:widowControl/>
+              <w:spacing w:line="245" w:lineRule="auto" w:before="396" w:after="0"/>
+              <w:ind w:left="98" w:right="864" w:firstLine="0"/>
+              <w:jc w:val="left"/>
+            </w:pPr>
+            <w:r>
+              <w:rPr>
+                <w:rFonts w:ascii="Cambria" w:hAnsi="Cambria" w:eastAsia="Cambria"/>
+                <w:b w:val="0"/>
+                <w:i w:val="0"/>
+                <w:color w:val="000000"/>
+                <w:sz w:val="20"/>
+              </w:rPr>
+              <w:t xml:space="preserve">All variant classifications and related clinical information are based on the latest evidence from peer-reviewed </w:t>
+            </w:r>
+            <w:r>
+              <w:rPr>
+                <w:rFonts w:ascii="Cambria" w:hAnsi="Cambria" w:eastAsia="Cambria"/>
+                <w:b w:val="0"/>
+                <w:i w:val="0"/>
+                <w:color w:val="000000"/>
+                <w:sz w:val="20"/>
+              </w:rPr>
+              <w:t xml:space="preserve">publications, public clinical databases, and medical guidelines (e.g., NCCN, ASCO, AMP) available at the time of report </w:t>
+            </w:r>
+            <w:r>
+              <w:rPr>
+                <w:rFonts w:ascii="Cambria" w:hAnsi="Cambria" w:eastAsia="Cambria"/>
+                <w:b w:val="0"/>
+                <w:i w:val="0"/>
+                <w:color w:val="000000"/>
+                <w:sz w:val="20"/>
+              </w:rPr>
+              <w:t>generation. However, literature is continuously evolving, and classification may change with emerging evidence.</w:t>
+            </w:r>
+          </w:p>
+          <w:p>
+            <w:pPr>
+              <w:autoSpaceDN w:val="0"/>
+              <w:autoSpaceDE w:val="0"/>
+              <w:widowControl/>
+              <w:spacing w:line="245" w:lineRule="auto" w:before="396" w:after="0"/>
+              <w:ind w:left="98" w:right="576" w:firstLine="0"/>
+              <w:jc w:val="left"/>
+            </w:pPr>
+            <w:r>
+              <w:rPr>
+                <w:rFonts w:ascii="Cambria" w:hAnsi="Cambria" w:eastAsia="Cambria"/>
+                <w:b w:val="0"/>
+                <w:i w:val="0"/>
+                <w:color w:val="000000"/>
+                <w:sz w:val="20"/>
+              </w:rPr>
+              <w:t xml:space="preserve">The assay is designed and validated for somatic variant detection, it does not differentiate between somatic and germline </w:t>
+            </w:r>
+            <w:r>
+              <w:rPr>
+                <w:rFonts w:ascii="Cambria" w:hAnsi="Cambria" w:eastAsia="Cambria"/>
+                <w:b w:val="0"/>
+                <w:i w:val="0"/>
+                <w:color w:val="000000"/>
+                <w:sz w:val="20"/>
+              </w:rPr>
+              <w:t>variants. If indicated, germline testing and genetic counselling are recommended.</w:t>
+            </w:r>
+          </w:p>
+        </w:tc>
+      </w:tr>
+    </w:tbl>
+    <w:p>
+      <w:pPr>
+        <w:autoSpaceDN w:val="0"/>
+        <w:autoSpaceDE w:val="0"/>
+        <w:widowControl/>
+        <w:spacing w:line="20" w:lineRule="exact" w:before="0" w:after="0"/>
+        <w:ind w:left="0" w:right="0"/>
+      </w:pPr>
+    </w:p>
+    <w:tbl>
+      <w:tblPr>
+        <w:tblW w:type="auto" w:w="0"/>
+        <w:tblLayout w:type="fixed"/>
+        <w:tblLook w:firstColumn="1" w:firstRow="1" w:lastColumn="0" w:lastRow="0" w:noHBand="0" w:noVBand="1" w:val="04A0"/>
+        <w:tblInd w:w="720.0" w:type="dxa"/>
+      </w:tblPr>
+      <w:tblGrid>
+        <w:gridCol w:w="9038"/>
+      </w:tblGrid>
+      <w:tr>
+        <w:trPr>
+          <w:trHeight w:hRule="exact" w:val="7022"/>
+        </w:trPr>
+        <w:tc>
+          <w:tcPr>
+            <w:tcW w:type="dxa" w:w="10604"/>
+            <w:tcBorders>
+              <w:bottom w:sz="5.600000000000364" w:val="single" w:color="#000000"/>
+            </w:tcBorders>
             <w:shd w:fill="ffffff"/>
             <w:tcMar>
               <w:start w:w="0" w:type="dxa"/>
@@ -13694,20 +12526,65 @@
               <w:autoSpaceDN w:val="0"/>
               <w:autoSpaceDE w:val="0"/>
               <w:widowControl/>
-              <w:spacing w:line="240" w:lineRule="auto" w:before="64" w:after="0"/>
-              <w:ind w:left="188" w:right="0" w:firstLine="0"/>
-              <w:jc w:val="left"/>
+              <w:spacing w:line="26" w:lineRule="exact" w:before="0" w:after="0"/>
+              <w:ind w:left="0" w:right="0"/>
             </w:pPr>
-            <w:r>
-              <w:rPr>
-                <w:rFonts w:ascii="Cambria" w:hAnsi="Cambria" w:eastAsia="Cambria"/>
-                <w:b/>
-                <w:i w:val="0"/>
-                <w:color w:val="FFFFFF"/>
-                <w:sz w:val="20"/>
-              </w:rPr>
-              <w:t>Notes</w:t>
-            </w:r>
+          </w:p>
+          <w:tbl>
+            <w:tblPr>
+              <w:tblW w:type="auto" w:w="0"/>
+              <w:tblLayout w:type="fixed"/>
+              <w:tblLook w:firstColumn="1" w:firstRow="1" w:lastColumn="0" w:lastRow="0" w:noHBand="0" w:noVBand="1" w:val="04A0"/>
+              <w:tblInd w:w="0.0" w:type="dxa"/>
+            </w:tblPr>
+            <w:tblGrid>
+              <w:gridCol w:w="10604"/>
+            </w:tblGrid>
+            <w:tr>
+              <w:trPr>
+                <w:trHeight w:hRule="exact" w:val="280"/>
+              </w:trPr>
+              <w:tc>
+                <w:tcPr>
+                  <w:tcW w:type="dxa" w:w="676"/>
+                  <w:tcBorders/>
+                  <w:shd w:fill="1f497d"/>
+                  <w:tcMar>
+                    <w:start w:w="0" w:type="dxa"/>
+                    <w:end w:w="0" w:type="dxa"/>
+                  </w:tcMar>
+                </w:tcPr>
+                <w:p>
+                  <w:pPr>
+                    <w:autoSpaceDN w:val="0"/>
+                    <w:autoSpaceDE w:val="0"/>
+                    <w:widowControl/>
+                    <w:spacing w:line="240" w:lineRule="auto" w:before="36" w:after="0"/>
+                    <w:ind w:left="0" w:right="0" w:firstLine="0"/>
+                    <w:jc w:val="center"/>
+                  </w:pPr>
+                  <w:r>
+                    <w:rPr>
+                      <w:rFonts w:ascii="Cambria" w:hAnsi="Cambria" w:eastAsia="Cambria"/>
+                      <w:b/>
+                      <w:i w:val="0"/>
+                      <w:color w:val="FFFFFF"/>
+                      <w:sz w:val="20"/>
+                    </w:rPr>
+                    <w:t>Notes</w:t>
+                  </w:r>
+                </w:p>
+              </w:tc>
+            </w:tr>
+          </w:tbl>
+          <w:p>
+            <w:pPr>
+              <w:autoSpaceDN w:val="0"/>
+              <w:autoSpaceDE w:val="0"/>
+              <w:widowControl/>
+              <w:spacing w:line="14" w:lineRule="exact" w:before="0" w:after="0"/>
+              <w:ind w:left="0" w:right="0"/>
+            </w:pPr>
           </w:p>
         </w:tc>
       </w:tr>
@@ -13717,243 +12594,27 @@
         <w:autoSpaceDN w:val="0"/>
         <w:autoSpaceDE w:val="0"/>
         <w:widowControl/>
-        <w:spacing w:line="245" w:lineRule="auto" w:before="52" w:after="0"/>
-        <w:ind w:left="714" w:right="1296" w:firstLine="0"/>
-        <w:jc w:val="left"/>
+        <w:spacing w:line="14" w:lineRule="exact" w:before="0" w:after="0"/>
+        <w:ind w:left="0" w:right="0"/>
       </w:pPr>
-      <w:r>
-        <w:rPr>
-          <w:rFonts w:ascii="Cambria" w:hAnsi="Cambria" w:eastAsia="Cambria"/>
-          <w:b w:val="0"/>
-          <w:i w:val="0"/>
-          <w:color w:val="000000"/>
-          <w:sz w:val="20"/>
-        </w:rPr>
-        <w:t xml:space="preserve">Treatment decisions should not be based solely on the results of this test. Findings must be interpreted in the context of </w:t>
-      </w:r>
-      <w:r>
-        <w:rPr>
-          <w:rFonts w:ascii="Cambria" w:hAnsi="Cambria" w:eastAsia="Cambria"/>
-          <w:b w:val="0"/>
-          <w:i w:val="0"/>
-          <w:color w:val="000000"/>
-          <w:sz w:val="20"/>
-        </w:rPr>
-        <w:t xml:space="preserve">the patient’s complete clinical profile—including pathological, radiological, and family history—to guide diagnosis, </w:t>
-      </w:r>
-      <w:r>
-        <w:rPr>
-          <w:rFonts w:ascii="Cambria" w:hAnsi="Cambria" w:eastAsia="Cambria"/>
-          <w:b w:val="0"/>
-          <w:i w:val="0"/>
-          <w:color w:val="000000"/>
-          <w:sz w:val="20"/>
-        </w:rPr>
-        <w:t>prognosis, and therapeutic decisions.</w:t>
-      </w:r>
     </w:p>
     <w:p>
       <w:pPr>
         <w:autoSpaceDN w:val="0"/>
         <w:autoSpaceDE w:val="0"/>
         <w:widowControl/>
-        <w:spacing w:line="245" w:lineRule="auto" w:before="396" w:after="0"/>
-        <w:ind w:left="714" w:right="1296" w:firstLine="0"/>
-        <w:jc w:val="left"/>
+        <w:spacing w:line="14" w:lineRule="exact" w:before="0" w:after="0"/>
+        <w:ind w:left="0" w:right="0"/>
       </w:pPr>
-      <w:r>
-        <w:rPr>
-          <w:rFonts w:ascii="Cambria" w:hAnsi="Cambria" w:eastAsia="Cambria"/>
-          <w:b w:val="0"/>
-          <w:i w:val="0"/>
-          <w:color w:val="000000"/>
-          <w:sz w:val="20"/>
-        </w:rPr>
-        <w:t xml:space="preserve">Therapy-related information in this report is derived from multiple sources including FDA-approved drug data, NCCN </w:t>
-      </w:r>
-      <w:r>
-        <w:rPr>
-          <w:rFonts w:ascii="Cambria" w:hAnsi="Cambria" w:eastAsia="Cambria"/>
-          <w:b w:val="0"/>
-          <w:i w:val="0"/>
-          <w:color w:val="000000"/>
-          <w:sz w:val="20"/>
-        </w:rPr>
-        <w:t xml:space="preserve">guidelines, peer-reviewed literature, standard clinical databases, and biomarker evidence strength. However, therapy </w:t>
-      </w:r>
-      <w:r>
-        <w:rPr>
-          <w:rFonts w:ascii="Cambria" w:hAnsi="Cambria" w:eastAsia="Cambria"/>
-          <w:b w:val="0"/>
-          <w:i w:val="0"/>
-          <w:color w:val="000000"/>
-          <w:sz w:val="20"/>
-        </w:rPr>
-        <w:t xml:space="preserve">options listed may not be suitable or beneficial for all patients. This report aims to provide a summary of potentially </w:t>
-      </w:r>
-      <w:r>
-        <w:rPr>
-          <w:rFonts w:ascii="Cambria" w:hAnsi="Cambria" w:eastAsia="Cambria"/>
-          <w:b w:val="0"/>
-          <w:i w:val="0"/>
-          <w:color w:val="000000"/>
-          <w:sz w:val="20"/>
-        </w:rPr>
-        <w:t xml:space="preserve">effective treatments, therapies that may pose increased risks, and those that may have limited benefit, based on genomic </w:t>
-      </w:r>
-      <w:r>
-        <w:rPr>
-          <w:rFonts w:ascii="Cambria" w:hAnsi="Cambria" w:eastAsia="Cambria"/>
-          <w:b w:val="0"/>
-          <w:i w:val="0"/>
-          <w:color w:val="000000"/>
-          <w:sz w:val="20"/>
-        </w:rPr>
-        <w:t>alterations identified. Prognostic and diagnostic biomarkers relevant to the disease context may also be reported.</w:t>
-      </w:r>
     </w:p>
     <w:p>
       <w:pPr>
         <w:autoSpaceDN w:val="0"/>
         <w:autoSpaceDE w:val="0"/>
         <w:widowControl/>
-        <w:spacing w:line="245" w:lineRule="auto" w:before="396" w:after="0"/>
-        <w:ind w:left="714" w:right="1296" w:firstLine="0"/>
-        <w:jc w:val="left"/>
+        <w:spacing w:line="14" w:lineRule="exact" w:before="0" w:after="0"/>
+        <w:ind w:left="0" w:right="0"/>
       </w:pPr>
-      <w:r>
-        <w:rPr>
-          <w:rFonts w:ascii="Cambria" w:hAnsi="Cambria" w:eastAsia="Cambria"/>
-          <w:b w:val="0"/>
-          <w:i w:val="0"/>
-          <w:color w:val="000000"/>
-          <w:sz w:val="20"/>
-        </w:rPr>
-        <w:t xml:space="preserve">SN Genelab Pvt Ltd does not guarantee completeness, accuracy, or eligibility for trial enrollment. Physicians must verify </w:t>
-      </w:r>
-      <w:r>
-        <w:rPr>
-          <w:rFonts w:ascii="Cambria" w:hAnsi="Cambria" w:eastAsia="Cambria"/>
-          <w:b w:val="0"/>
-          <w:i w:val="0"/>
-          <w:color w:val="000000"/>
-          <w:sz w:val="20"/>
-        </w:rPr>
-        <w:t>eligibility criteria for specific trials independently.</w:t>
-      </w:r>
-    </w:p>
-    <w:p>
-      <w:pPr>
-        <w:autoSpaceDN w:val="0"/>
-        <w:autoSpaceDE w:val="0"/>
-        <w:widowControl/>
-        <w:spacing w:line="245" w:lineRule="auto" w:before="396" w:after="0"/>
-        <w:ind w:left="714" w:right="1152" w:firstLine="0"/>
-        <w:jc w:val="left"/>
-      </w:pPr>
-      <w:r>
-        <w:rPr>
-          <w:rFonts w:ascii="Cambria" w:hAnsi="Cambria" w:eastAsia="Cambria"/>
-          <w:b w:val="0"/>
-          <w:i w:val="0"/>
-          <w:color w:val="000000"/>
-          <w:sz w:val="20"/>
-        </w:rPr>
-        <w:t xml:space="preserve">Identification of a genomic alteration does not guarantee therapeutic efficacy or predict ineffectiveness. Final decisions on </w:t>
-      </w:r>
-      <w:r>
-        <w:rPr>
-          <w:rFonts w:ascii="Cambria" w:hAnsi="Cambria" w:eastAsia="Cambria"/>
-          <w:b w:val="0"/>
-          <w:i w:val="0"/>
-          <w:color w:val="000000"/>
-          <w:sz w:val="20"/>
-        </w:rPr>
-        <w:t xml:space="preserve">treatment should rest with the treating physician. The absence of reported therapeutic options does not imply </w:t>
-      </w:r>
-      <w:r>
-        <w:br/>
-      </w:r>
-      <w:r>
-        <w:rPr>
-          <w:rFonts w:ascii="Cambria" w:hAnsi="Cambria" w:eastAsia="Cambria"/>
-          <w:b w:val="0"/>
-          <w:i w:val="0"/>
-          <w:color w:val="000000"/>
-          <w:sz w:val="20"/>
-        </w:rPr>
-        <w:t>ineffectiveness or lack of safety of any medication selected independently.</w:t>
-      </w:r>
-    </w:p>
-    <w:p>
-      <w:pPr>
-        <w:autoSpaceDN w:val="0"/>
-        <w:autoSpaceDE w:val="0"/>
-        <w:widowControl/>
-        <w:spacing w:line="245" w:lineRule="auto" w:before="396" w:after="0"/>
-        <w:ind w:left="714" w:right="1440" w:firstLine="0"/>
-        <w:jc w:val="left"/>
-      </w:pPr>
-      <w:r>
-        <w:rPr>
-          <w:rFonts w:ascii="Cambria" w:hAnsi="Cambria" w:eastAsia="Cambria"/>
-          <w:b w:val="0"/>
-          <w:i w:val="0"/>
-          <w:color w:val="000000"/>
-          <w:sz w:val="20"/>
-        </w:rPr>
-        <w:t xml:space="preserve">All variant classifications and related clinical information are based on the latest evidence from peer-reviewed </w:t>
-      </w:r>
-      <w:r>
-        <w:rPr>
-          <w:rFonts w:ascii="Cambria" w:hAnsi="Cambria" w:eastAsia="Cambria"/>
-          <w:b w:val="0"/>
-          <w:i w:val="0"/>
-          <w:color w:val="000000"/>
-          <w:sz w:val="20"/>
-        </w:rPr>
-        <w:t xml:space="preserve">publications, public clinical databases, and medical guidelines (e.g., NCCN, ASCO, AMP) available at the time of report </w:t>
-      </w:r>
-      <w:r>
-        <w:rPr>
-          <w:rFonts w:ascii="Cambria" w:hAnsi="Cambria" w:eastAsia="Cambria"/>
-          <w:b w:val="0"/>
-          <w:i w:val="0"/>
-          <w:color w:val="000000"/>
-          <w:sz w:val="20"/>
-        </w:rPr>
-        <w:t>generation. However, literature is continuously evolving, and classification may change with emerging evidence.</w:t>
-      </w:r>
-    </w:p>
-    <w:p>
-      <w:pPr>
-        <w:autoSpaceDN w:val="0"/>
-        <w:autoSpaceDE w:val="0"/>
-        <w:widowControl/>
-        <w:spacing w:line="245" w:lineRule="auto" w:before="396" w:after="0"/>
-        <w:ind w:left="714" w:right="1152" w:firstLine="0"/>
-        <w:jc w:val="left"/>
-      </w:pPr>
-      <w:r>
-        <w:rPr>
-          <w:rFonts w:ascii="Cambria" w:hAnsi="Cambria" w:eastAsia="Cambria"/>
-          <w:b w:val="0"/>
-          <w:i w:val="0"/>
-          <w:color w:val="000000"/>
-          <w:sz w:val="20"/>
-        </w:rPr>
-        <w:t xml:space="preserve">The assay is designed and validated for somatic variant detection, it does not differentiate between somatic and germline </w:t>
-      </w:r>
-      <w:r>
-        <w:rPr>
-          <w:rFonts w:ascii="Cambria" w:hAnsi="Cambria" w:eastAsia="Cambria"/>
-          <w:b w:val="0"/>
-          <w:i w:val="0"/>
-          <w:color w:val="000000"/>
-          <w:sz w:val="20"/>
-        </w:rPr>
-        <w:t>variants. If indicated, germline testing and genetic counselling are recommended.</w:t>
-      </w:r>
     </w:p>
     <w:p>
       <w:pPr>
@@ -14233,19 +12894,21 @@
         <w:tblW w:type="auto" w:w="0"/>
         <w:tblLayout w:type="fixed"/>
         <w:tblLook w:firstColumn="1" w:firstRow="1" w:lastColumn="0" w:lastRow="0" w:noHBand="0" w:noVBand="1" w:val="04A0"/>
-        <w:tblInd w:w="608.0" w:type="dxa"/>
+        <w:tblInd w:w="280.0" w:type="dxa"/>
       </w:tblPr>
       <w:tblGrid>
         <w:gridCol w:w="9038"/>
       </w:tblGrid>
       <w:tr>
         <w:trPr>
-          <w:trHeight w:hRule="exact" w:val="4306"/>
+          <w:trHeight w:hRule="exact" w:val="6086"/>
         </w:trPr>
         <w:tc>
           <w:tcPr>
-            <w:tcW w:type="dxa" w:w="10710"/>
-            <w:tcBorders/>
+            <w:tcW w:type="dxa" w:w="11044"/>
+            <w:tcBorders>
+              <w:bottom w:sz="5.600000000000364" w:val="single" w:color="#000000"/>
+            </w:tcBorders>
             <w:shd w:fill="ffffff"/>
             <w:tcMar>
               <w:start w:w="0" w:type="dxa"/>
@@ -14266,14 +12929,14 @@
               <w:tblW w:type="auto" w:w="0"/>
               <w:tblLayout w:type="fixed"/>
               <w:tblLook w:firstColumn="1" w:firstRow="1" w:lastColumn="0" w:lastRow="0" w:noHBand="0" w:noVBand="1" w:val="04A0"/>
-              <w:tblInd w:w="14.000000000000057" w:type="dxa"/>
+              <w:tblInd w:w="342.0" w:type="dxa"/>
             </w:tblPr>
             <w:tblGrid>
-              <w:gridCol w:w="2142"/>
-              <w:gridCol w:w="2142"/>
-              <w:gridCol w:w="2142"/>
-              <w:gridCol w:w="2142"/>
-              <w:gridCol w:w="2142"/>
+              <w:gridCol w:w="2209"/>
+              <w:gridCol w:w="2209"/>
+              <w:gridCol w:w="2209"/>
+              <w:gridCol w:w="2209"/>
+              <w:gridCol w:w="2209"/>
             </w:tblGrid>
             <w:tr>
               <w:trPr>
@@ -15204,13 +13867,13 @@
             <w:pPr>
               <w:autoSpaceDN w:val="0"/>
               <w:tabs>
-                <w:tab w:pos="2248" w:val="left"/>
-                <w:tab w:pos="4390" w:val="left"/>
+                <w:tab w:pos="2576" w:val="left"/>
+                <w:tab w:pos="4718" w:val="left"/>
               </w:tabs>
               <w:autoSpaceDE w:val="0"/>
               <w:widowControl/>
               <w:spacing w:line="240" w:lineRule="auto" w:before="0" w:after="234"/>
-              <w:ind w:left="108" w:right="0" w:firstLine="0"/>
+              <w:ind w:left="436" w:right="0" w:firstLine="0"/>
               <w:jc w:val="left"/>
             </w:pPr>
             <w:r>
@@ -15255,14 +13918,14 @@
               <w:tblW w:type="auto" w:w="0"/>
               <w:tblLayout w:type="fixed"/>
               <w:tblLook w:firstColumn="1" w:firstRow="1" w:lastColumn="0" w:lastRow="0" w:noHBand="0" w:noVBand="1" w:val="04A0"/>
-              <w:tblInd w:w="12.000000000000028" w:type="dxa"/>
+              <w:tblInd w:w="340.0" w:type="dxa"/>
             </w:tblPr>
             <w:tblGrid>
-              <w:gridCol w:w="2142"/>
-              <w:gridCol w:w="2142"/>
-              <w:gridCol w:w="2142"/>
-              <w:gridCol w:w="2142"/>
-              <w:gridCol w:w="2142"/>
+              <w:gridCol w:w="2209"/>
+              <w:gridCol w:w="2209"/>
+              <w:gridCol w:w="2209"/>
+              <w:gridCol w:w="2209"/>
+              <w:gridCol w:w="2209"/>
             </w:tblGrid>
             <w:tr>
               <w:trPr>
@@ -15575,7 +14238,7 @@
               <w:autoSpaceDE w:val="0"/>
               <w:widowControl/>
               <w:spacing w:line="240" w:lineRule="auto" w:before="0" w:after="204"/>
-              <w:ind w:left="108" w:right="0" w:firstLine="0"/>
+              <w:ind w:left="436" w:right="0" w:firstLine="0"/>
               <w:jc w:val="left"/>
             </w:pPr>
             <w:r>
@@ -15594,11 +14257,11 @@
               <w:tblW w:type="auto" w:w="0"/>
               <w:tblLayout w:type="fixed"/>
               <w:tblLook w:firstColumn="1" w:firstRow="1" w:lastColumn="0" w:lastRow="0" w:noHBand="0" w:noVBand="1" w:val="04A0"/>
-              <w:tblInd w:w="4.000000000000057" w:type="dxa"/>
+              <w:tblInd w:w="332.0" w:type="dxa"/>
             </w:tblPr>
             <w:tblGrid>
-              <w:gridCol w:w="5355"/>
-              <w:gridCol w:w="5355"/>
+              <w:gridCol w:w="5522"/>
+              <w:gridCol w:w="5522"/>
             </w:tblGrid>
             <w:tr>
               <w:trPr>
@@ -15813,7 +14476,7 @@
             </w:tr>
             <w:tr>
               <w:trPr>
-                <w:trHeight w:hRule="exact" w:val="249"/>
+                <w:trHeight w:hRule="exact" w:val="243"/>
               </w:trPr>
               <w:tc>
                 <w:tcPr>
@@ -15832,7 +14495,7 @@
                     <w:autoSpaceDN w:val="0"/>
                     <w:autoSpaceDE w:val="0"/>
                     <w:widowControl/>
-                    <w:spacing w:line="240" w:lineRule="auto" w:before="8" w:after="0"/>
+                    <w:spacing w:line="240" w:lineRule="auto" w:before="0" w:after="0"/>
                     <w:ind w:left="104" w:right="0" w:firstLine="0"/>
                     <w:jc w:val="left"/>
                   </w:pPr>
@@ -15865,7 +14528,7 @@
                     <w:autoSpaceDN w:val="0"/>
                     <w:autoSpaceDE w:val="0"/>
                     <w:widowControl/>
-                    <w:spacing w:line="240" w:lineRule="auto" w:before="8" w:after="0"/>
+                    <w:spacing w:line="240" w:lineRule="auto" w:before="0" w:after="0"/>
                     <w:ind w:left="106" w:right="0" w:firstLine="0"/>
                     <w:jc w:val="left"/>
                   </w:pPr>
@@ -15884,7 +14547,7 @@
             </w:tr>
             <w:tr>
               <w:trPr>
-                <w:trHeight w:hRule="exact" w:val="241"/>
+                <w:trHeight w:hRule="exact" w:val="248"/>
               </w:trPr>
               <w:tc>
                 <w:tcPr>
@@ -15900,7 +14563,7 @@
                     <w:autoSpaceDN w:val="0"/>
                     <w:autoSpaceDE w:val="0"/>
                     <w:widowControl/>
-                    <w:spacing w:line="240" w:lineRule="auto" w:before="6" w:after="0"/>
+                    <w:spacing w:line="240" w:lineRule="auto" w:before="14" w:after="0"/>
                     <w:ind w:left="104" w:right="0" w:firstLine="0"/>
                     <w:jc w:val="left"/>
                   </w:pPr>
@@ -15930,7 +14593,7 @@
                     <w:autoSpaceDN w:val="0"/>
                     <w:autoSpaceDE w:val="0"/>
                     <w:widowControl/>
-                    <w:spacing w:line="240" w:lineRule="auto" w:before="6" w:after="0"/>
+                    <w:spacing w:line="240" w:lineRule="auto" w:before="14" w:after="0"/>
                     <w:ind w:left="106" w:right="0" w:firstLine="0"/>
                     <w:jc w:val="left"/>
                   </w:pPr>
@@ -15981,12 +14644,12 @@
             <w:pPr>
               <w:autoSpaceDN w:val="0"/>
               <w:tabs>
-                <w:tab w:pos="4814" w:val="left"/>
+                <w:tab w:pos="5142" w:val="left"/>
               </w:tabs>
               <w:autoSpaceDE w:val="0"/>
               <w:widowControl/>
               <w:spacing w:line="240" w:lineRule="auto" w:before="0" w:after="0"/>
-              <w:ind w:left="108" w:right="0" w:firstLine="0"/>
+              <w:ind w:left="436" w:right="0" w:firstLine="0"/>
               <w:jc w:val="left"/>
             </w:pPr>
             <w:r>
@@ -16013,34 +14676,18 @@
               <w:t>&gt;30%</w:t>
             </w:r>
           </w:p>
-        </w:tc>
-      </w:tr>
-      <w:tr>
-        <w:trPr>
-          <w:trHeight w:hRule="exact" w:val="1718"/>
-        </w:trPr>
-        <w:tc>
-          <w:tcPr>
-            <w:tcW w:type="dxa" w:w="10710"/>
-            <w:tcBorders/>
-            <w:shd w:fill="ffffff"/>
-            <w:tcMar>
-              <w:start w:w="0" w:type="dxa"/>
-              <w:end w:w="0" w:type="dxa"/>
-            </w:tcMar>
-          </w:tcPr>
           <w:p>
             <w:pPr>
               <w:autoSpaceDN w:val="0"/>
               <w:tabs>
-                <w:tab w:pos="738" w:val="left"/>
-                <w:tab w:pos="2048" w:val="left"/>
-                <w:tab w:pos="5620" w:val="left"/>
+                <w:tab w:pos="1066" w:val="left"/>
+                <w:tab w:pos="2376" w:val="left"/>
+                <w:tab w:pos="5948" w:val="left"/>
               </w:tabs>
               <w:autoSpaceDE w:val="0"/>
               <w:widowControl/>
-              <w:spacing w:line="286" w:lineRule="auto" w:before="72" w:after="0"/>
-              <w:ind w:left="198" w:right="0" w:firstLine="0"/>
+              <w:spacing w:line="286" w:lineRule="auto" w:before="290" w:after="0"/>
+              <w:ind w:left="526" w:right="0" w:firstLine="0"/>
               <w:jc w:val="left"/>
             </w:pPr>
             <w:r>
@@ -16095,22 +14742,21 @@
               <w:tblW w:type="auto" w:w="0"/>
               <w:tblLayout w:type="fixed"/>
               <w:tblLook w:firstColumn="1" w:firstRow="1" w:lastColumn="0" w:lastRow="0" w:noHBand="0" w:noVBand="1" w:val="04A0"/>
-              <w:tblInd w:w="8.000000000000043" w:type="dxa"/>
+              <w:tblInd w:w="336.0" w:type="dxa"/>
             </w:tblPr>
             <w:tblGrid>
-              <w:gridCol w:w="5355"/>
-              <w:gridCol w:w="5355"/>
+              <w:gridCol w:w="5522"/>
+              <w:gridCol w:w="5522"/>
             </w:tblGrid>
             <w:tr>
               <w:trPr>
-                <w:trHeight w:hRule="exact" w:val="944"/>
+                <w:trHeight w:hRule="exact" w:val="948"/>
               </w:trPr>
               <w:tc>
                 <w:tcPr>
-                  <w:tcW w:type="dxa" w:w="1844"/>
+                  <w:tcW w:type="dxa" w:w="1848"/>
                   <w:tcBorders>
                     <w:start w:sz="6.400000000000006" w:val="single" w:color="#008080"/>
-                    <w:top w:sz="6.399999999999636" w:val="single" w:color="#008080"/>
                     <w:end w:sz="6.399999999999977" w:val="single" w:color="#008080"/>
                   </w:tcBorders>
                   <w:shd w:fill="ececec"/>
@@ -16124,7 +14770,7 @@
                     <w:autoSpaceDN w:val="0"/>
                     <w:autoSpaceDE w:val="0"/>
                     <w:widowControl/>
-                    <w:spacing w:line="240" w:lineRule="auto" w:before="66" w:after="0"/>
+                    <w:spacing w:line="240" w:lineRule="auto" w:before="78" w:after="0"/>
                     <w:ind w:left="92" w:right="0" w:firstLine="0"/>
                     <w:jc w:val="left"/>
                   </w:pPr>
@@ -16142,10 +14788,9 @@
               </w:tc>
               <w:tc>
                 <w:tcPr>
-                  <w:tcW w:type="dxa" w:w="8850"/>
+                  <w:tcW w:type="dxa" w:w="8846"/>
                   <w:tcBorders>
                     <w:start w:sz="6.399999999999977" w:val="single" w:color="#008080"/>
-                    <w:top w:sz="6.399999999999636" w:val="single" w:color="#008080"/>
                     <w:end w:sz="5.600000000000364" w:val="single" w:color="#008080"/>
                   </w:tcBorders>
                   <w:shd w:fill="ececec"/>
@@ -16159,8 +14804,8 @@
                     <w:autoSpaceDN w:val="0"/>
                     <w:autoSpaceDE w:val="0"/>
                     <w:widowControl/>
-                    <w:spacing w:line="245" w:lineRule="auto" w:before="66" w:after="0"/>
-                    <w:ind w:left="98" w:right="576" w:firstLine="0"/>
+                    <w:spacing w:line="245" w:lineRule="auto" w:before="78" w:after="0"/>
+                    <w:ind w:left="94" w:right="576" w:firstLine="0"/>
                     <w:jc w:val="left"/>
                   </w:pPr>
                   <w:r>
@@ -16202,7 +14847,7 @@
               </w:trPr>
               <w:tc>
                 <w:tcPr>
-                  <w:tcW w:type="dxa" w:w="1844"/>
+                  <w:tcW w:type="dxa" w:w="1848"/>
                   <w:tcBorders/>
                   <w:tcMar>
                     <w:start w:w="0" w:type="dxa"/>
@@ -16232,7 +14877,7 @@
               </w:tc>
               <w:tc>
                 <w:tcPr>
-                  <w:tcW w:type="dxa" w:w="8850"/>
+                  <w:tcW w:type="dxa" w:w="8846"/>
                   <w:tcBorders/>
                   <w:tcMar>
                     <w:start w:w="0" w:type="dxa"/>
@@ -16245,7 +14890,7 @@
                     <w:autoSpaceDE w:val="0"/>
                     <w:widowControl/>
                     <w:spacing w:line="245" w:lineRule="auto" w:before="20" w:after="0"/>
-                    <w:ind w:left="106" w:right="576" w:firstLine="0"/>
+                    <w:ind w:left="102" w:right="576" w:firstLine="0"/>
                     <w:jc w:val="left"/>
                   </w:pPr>
                   <w:r>
@@ -16499,7 +15144,7 @@
               </w:trPr>
               <w:tc>
                 <w:tcPr>
-                  <w:tcW w:type="dxa" w:w="1840"/>
+                  <w:tcW w:type="dxa" w:w="1842"/>
                   <w:tcBorders>
                     <w:start w:sz="6.400000000000006" w:val="single" w:color="#008080"/>
                     <w:top w:sz="6.400000000000091" w:val="single" w:color="#008080"/>
@@ -16534,7 +15179,7 @@
               </w:tc>
               <w:tc>
                 <w:tcPr>
-                  <w:tcW w:type="dxa" w:w="8850"/>
+                  <w:tcW w:type="dxa" w:w="8848"/>
                   <w:tcBorders>
                     <w:start w:sz="6.399999999999977" w:val="single" w:color="#008080"/>
                     <w:top w:sz="6.400000000000091" w:val="single" w:color="#008080"/>
@@ -16552,7 +15197,7 @@
                     <w:autoSpaceDE w:val="0"/>
                     <w:widowControl/>
                     <w:spacing w:line="245" w:lineRule="auto" w:before="50" w:after="0"/>
-                    <w:ind w:left="100" w:right="432" w:firstLine="0"/>
+                    <w:ind w:left="98" w:right="432" w:firstLine="0"/>
                     <w:jc w:val="left"/>
                   </w:pPr>
                   <w:r>
@@ -16604,7 +15249,7 @@
               </w:trPr>
               <w:tc>
                 <w:tcPr>
-                  <w:tcW w:type="dxa" w:w="1840"/>
+                  <w:tcW w:type="dxa" w:w="1842"/>
                   <w:tcBorders/>
                   <w:tcMar>
                     <w:start w:w="0" w:type="dxa"/>
@@ -16634,7 +15279,7 @@
               </w:tc>
               <w:tc>
                 <w:tcPr>
-                  <w:tcW w:type="dxa" w:w="8850"/>
+                  <w:tcW w:type="dxa" w:w="8848"/>
                   <w:tcBorders/>
                   <w:tcMar>
                     <w:start w:w="0" w:type="dxa"/>
@@ -16647,7 +15292,7 @@
                     <w:autoSpaceDE w:val="0"/>
                     <w:widowControl/>
                     <w:spacing w:line="245" w:lineRule="auto" w:before="58" w:after="0"/>
-                    <w:ind w:left="108" w:right="576" w:firstLine="0"/>
+                    <w:ind w:left="106" w:right="576" w:firstLine="0"/>
                     <w:jc w:val="left"/>
                   </w:pPr>
                   <w:r>
@@ -16689,7 +15334,7 @@
               </w:trPr>
               <w:tc>
                 <w:tcPr>
-                  <w:tcW w:type="dxa" w:w="1840"/>
+                  <w:tcW w:type="dxa" w:w="1842"/>
                   <w:tcBorders/>
                   <w:shd w:fill="ececec"/>
                   <w:tcMar>
@@ -16720,7 +15365,7 @@
               </w:tc>
               <w:tc>
                 <w:tcPr>
-                  <w:tcW w:type="dxa" w:w="8850"/>
+                  <w:tcW w:type="dxa" w:w="8848"/>
                   <w:tcBorders/>
                   <w:shd w:fill="ececec"/>
                   <w:tcMar>
@@ -16734,7 +15379,7 @@
                     <w:autoSpaceDE w:val="0"/>
                     <w:widowControl/>
                     <w:spacing w:line="245" w:lineRule="auto" w:before="64" w:after="0"/>
-                    <w:ind w:left="108" w:right="432" w:firstLine="0"/>
+                    <w:ind w:left="106" w:right="432" w:firstLine="0"/>
                     <w:jc w:val="left"/>
                   </w:pPr>
                   <w:r>
@@ -18493,6 +17138,36 @@
 </w:ftr>
 </file>
 
+<file path=word/header1.xml><?xml version="1.0" encoding="utf-8"?>
+<w:hdr xmlns:m="http://schemas.openxmlformats.org/officeDocument/2006/math" xmlns:mc="http://schemas.openxmlformats.org/markup-compatibility/2006" xmlns:mo="http://schemas.microsoft.com/office/mac/office/2008/main" xmlns:mv="urn:schemas-microsoft-com:mac:vml" xmlns:o="urn:schemas-microsoft-com:office:office" xmlns:r="http://schemas.openxmlformats.org/officeDocument/2006/relationships" xmlns:v="urn:schemas-microsoft-com:vml" xmlns:w10="urn:schemas-microsoft-com:office:word" xmlns:w14="http://schemas.microsoft.com/office/word/2010/wordml" xmlns:w="http://schemas.openxmlformats.org/wordprocessingml/2006/main" xmlns:wne="http://schemas.microsoft.com/office/word/2006/wordml" xmlns:wp14="http://schemas.microsoft.com/office/word/2010/wordprocessingDrawing" xmlns:wp="http://schemas.openxmlformats.org/drawingml/2006/wordprocessingDrawing" xmlns:wpc="http://schemas.microsoft.com/office/word/2010/wordprocessingCanvas" xmlns:wpg="http://schemas.microsoft.com/office/word/2010/wordprocessingGroup" xmlns:wpi="http://schemas.microsoft.com/office/word/2010/wordprocessingInk" xmlns:wps="http://schemas.microsoft.com/office/word/2010/wordprocessingShape" mc:Ignorable="w14 wp14">
+  <w:p>
+    <w:pPr>
+      <w:pStyle w:val="Header"/>
+    </w:pPr>
+  </w:p>
+</w:hdr>
+</file>
+
+<file path=word/header2.xml><?xml version="1.0" encoding="utf-8"?>
+<w:hdr xmlns:m="http://schemas.openxmlformats.org/officeDocument/2006/math" xmlns:mc="http://schemas.openxmlformats.org/markup-compatibility/2006" xmlns:mo="http://schemas.microsoft.com/office/mac/office/2008/main" xmlns:mv="urn:schemas-microsoft-com:mac:vml" xmlns:o="urn:schemas-microsoft-com:office:office" xmlns:r="http://schemas.openxmlformats.org/officeDocument/2006/relationships" xmlns:v="urn:schemas-microsoft-com:vml" xmlns:w10="urn:schemas-microsoft-com:office:word" xmlns:w14="http://schemas.microsoft.com/office/word/2010/wordml" xmlns:w="http://schemas.openxmlformats.org/wordprocessingml/2006/main" xmlns:wne="http://schemas.microsoft.com/office/word/2006/wordml" xmlns:wp14="http://schemas.microsoft.com/office/word/2010/wordprocessingDrawing" xmlns:wp="http://schemas.openxmlformats.org/drawingml/2006/wordprocessingDrawing" xmlns:wpc="http://schemas.microsoft.com/office/word/2010/wordprocessingCanvas" xmlns:wpg="http://schemas.microsoft.com/office/word/2010/wordprocessingGroup" xmlns:wpi="http://schemas.microsoft.com/office/word/2010/wordprocessingInk" xmlns:wps="http://schemas.microsoft.com/office/word/2010/wordprocessingShape" mc:Ignorable="w14 wp14">
+  <w:p>
+    <w:pPr>
+      <w:pStyle w:val="Header"/>
+    </w:pPr>
+  </w:p>
+</w:hdr>
+</file>
+
+<file path=word/header3.xml><?xml version="1.0" encoding="utf-8"?>
+<w:hdr xmlns:m="http://schemas.openxmlformats.org/officeDocument/2006/math" xmlns:mc="http://schemas.openxmlformats.org/markup-compatibility/2006" xmlns:mo="http://schemas.microsoft.com/office/mac/office/2008/main" xmlns:mv="urn:schemas-microsoft-com:mac:vml" xmlns:o="urn:schemas-microsoft-com:office:office" xmlns:r="http://schemas.openxmlformats.org/officeDocument/2006/relationships" xmlns:v="urn:schemas-microsoft-com:vml" xmlns:w10="urn:schemas-microsoft-com:office:word" xmlns:w14="http://schemas.microsoft.com/office/word/2010/wordml" xmlns:w="http://schemas.openxmlformats.org/wordprocessingml/2006/main" xmlns:wne="http://schemas.microsoft.com/office/word/2006/wordml" xmlns:wp14="http://schemas.microsoft.com/office/word/2010/wordprocessingDrawing" xmlns:wp="http://schemas.openxmlformats.org/drawingml/2006/wordprocessingDrawing" xmlns:wpc="http://schemas.microsoft.com/office/word/2010/wordprocessingCanvas" xmlns:wpg="http://schemas.microsoft.com/office/word/2010/wordprocessingGroup" xmlns:wpi="http://schemas.microsoft.com/office/word/2010/wordprocessingInk" xmlns:wps="http://schemas.microsoft.com/office/word/2010/wordprocessingShape" mc:Ignorable="w14 wp14">
+  <w:p>
+    <w:pPr>
+      <w:pStyle w:val="Header"/>
+    </w:pPr>
+  </w:p>
+</w:hdr>
+</file>
+
 <file path=word/numbering.xml><?xml version="1.0" encoding="utf-8"?>
 <w:numbering xmlns:wpc="http://schemas.microsoft.com/office/word/2010/wordprocessingCanvas" xmlns:mo="http://schemas.microsoft.com/office/mac/office/2008/main" xmlns:mc="http://schemas.openxmlformats.org/markup-compatibility/2006" xmlns:mv="urn:schemas-microsoft-com:mac:vml" xmlns:o="urn:schemas-microsoft-com:office:office" xmlns:r="http://schemas.openxmlformats.org/officeDocument/2006/relationships" xmlns:m="http://schemas.openxmlformats.org/officeDocument/2006/math" xmlns:v="urn:schemas-microsoft-com:vml" xmlns:wp14="http://schemas.microsoft.com/office/word/2010/wordprocessingDrawing" xmlns:wp="http://schemas.openxmlformats.org/drawingml/2006/wordprocessingDrawing" xmlns:w10="urn:schemas-microsoft-com:office:word" xmlns:w="http://schemas.openxmlformats.org/wordprocessingml/2006/main" xmlns:w14="http://schemas.microsoft.com/office/word/2010/wordml" xmlns:wpg="http://schemas.microsoft.com/office/word/2010/wordprocessingGroup" xmlns:wpi="http://schemas.microsoft.com/office/word/2010/wordprocessingInk" xmlns:wne="http://schemas.microsoft.com/office/word/2006/wordml" xmlns:wps="http://schemas.microsoft.com/office/word/2010/wordprocessingShape" mc:Ignorable="w14 wp14">
   <w:abstractNum w:abstractNumId="0">

--- a/output/TestReport_DULAL NAHA (KOL2604070057)_2600128556_11d3f985-7e08-40be-91b4-48b35be363ee_report.docx
+++ b/output/TestReport_DULAL NAHA (KOL2604070057)_2600128556_11d3f985-7e08-40be-91b4-48b35be363ee_report.docx
@@ -51,9 +51,9 @@
         <w:autoSpaceDN w:val="0"/>
         <w:autoSpaceDE w:val="0"/>
         <w:widowControl/>
-        <w:spacing w:line="240" w:lineRule="auto" w:before="2734" w:after="358"/>
-        <w:ind w:left="0" w:right="0" w:firstLine="0"/>
-        <w:jc w:val="center"/>
+        <w:spacing w:line="240" w:lineRule="auto" w:before="2794" w:after="298"/>
+        <w:ind w:left="0" w:right="7386" w:firstLine="0"/>
+        <w:jc w:val="right"/>
       </w:pPr>
       <w:r>
         <w:rPr>

--- a/output/TestReport_DULAL NAHA (KOL2604070057)_2600128556_11d3f985-7e08-40be-91b4-48b35be363ee_report.docx
+++ b/output/TestReport_DULAL NAHA (KOL2604070057)_2600128556_11d3f985-7e08-40be-91b4-48b35be363ee_report.docx
@@ -421,29 +421,12 @@
           <w:color w:val="1F497D"/>
           <w:sz w:val="26"/>
         </w:rPr>
-        <w:t>Liquidseq Actionable Genomic Profiling Panel</w:t>
+        <w:t>TEST NAME</w:t>
       </w:r>
     </w:p>
     <w:p>
       <w:pPr>
-        <w:keepNext/>
-        <w:spacing w:before="0" w:after="80"/>
-        <w:jc w:val="left"/>
-      </w:pPr>
-      <w:r>
-        <w:rPr>
-          <w:rFonts w:ascii="Cambria" w:hAnsi="Cambria"/>
-          <w:b/>
-          <w:i w:val="0"/>
-          <w:color w:val="1F497D"/>
-          <w:sz w:val="26"/>
-        </w:rPr>
-        <w:t>On Illumina Novaseq 6000 Platform</w:t>
-      </w:r>
-    </w:p>
-    <w:p>
-      <w:pPr>
-        <w:spacing w:before="289" w:after="80" w:line="276" w:lineRule="auto"/>
+        <w:spacing w:before="360" w:after="80" w:line="276" w:lineRule="auto"/>
         <w:jc w:val="left"/>
       </w:pPr>
       <w:r>

--- a/output/TestReport_DULAL NAHA (KOL2604070057)_2600128556_11d3f985-7e08-40be-91b4-48b35be363ee_report.docx
+++ b/output/TestReport_DULAL NAHA (KOL2604070057)_2600128556_11d3f985-7e08-40be-91b4-48b35be363ee_report.docx
@@ -18,12 +18,12 @@
         <w:jc w:val="center"/>
         <w:tblLook w:firstColumn="1" w:firstRow="1" w:lastColumn="0" w:lastRow="0" w:noHBand="0" w:noVBand="1" w:val="04A0"/>
         <w:tblBorders>
-          <w:top w:val="single" w:sz="2" w:space="0" w:color="cbd5e1"/>
-          <w:left w:val="single" w:sz="2" w:space="0" w:color="cbd5e1"/>
-          <w:bottom w:val="single" w:sz="2" w:space="0" w:color="cbd5e1"/>
-          <w:right w:val="single" w:sz="2" w:space="0" w:color="cbd5e1"/>
-          <w:insideH w:val="single" w:sz="2" w:space="0" w:color="cbd5e1"/>
-          <w:insideV w:val="single" w:sz="2" w:space="0" w:color="cbd5e1"/>
+          <w:top w:val="single" w:sz="2" w:space="0" w:color="000000"/>
+          <w:left w:val="single" w:sz="2" w:space="0" w:color="000000"/>
+          <w:bottom w:val="single" w:sz="2" w:space="0" w:color="000000"/>
+          <w:right w:val="single" w:sz="2" w:space="0" w:color="000000"/>
+          <w:insideH w:val="single" w:sz="2" w:space="0" w:color="000000"/>
+          <w:insideV w:val="single" w:sz="2" w:space="0" w:color="000000"/>
         </w:tblBorders>
       </w:tblPr>
       <w:tblGrid>
@@ -488,12 +488,12 @@
         <w:jc w:val="center"/>
         <w:tblLook w:firstColumn="1" w:firstRow="1" w:lastColumn="0" w:lastRow="0" w:noHBand="0" w:noVBand="1" w:val="04A0"/>
         <w:tblBorders>
-          <w:top w:val="single" w:sz="4" w:space="0" w:color="1f497d"/>
-          <w:left w:val="single" w:sz="4" w:space="0" w:color="1f497d"/>
-          <w:bottom w:val="single" w:sz="4" w:space="0" w:color="1f497d"/>
-          <w:right w:val="single" w:sz="4" w:space="0" w:color="1f497d"/>
-          <w:insideH w:val="single" w:sz="4" w:space="0" w:color="1f497d"/>
-          <w:insideV w:val="single" w:sz="4" w:space="0" w:color="1f497d"/>
+          <w:top w:val="single" w:sz="4" w:space="0" w:color="000000"/>
+          <w:left w:val="single" w:sz="4" w:space="0" w:color="000000"/>
+          <w:bottom w:val="single" w:sz="4" w:space="0" w:color="000000"/>
+          <w:right w:val="single" w:sz="4" w:space="0" w:color="000000"/>
+          <w:insideH w:val="single" w:sz="4" w:space="0" w:color="000000"/>
+          <w:insideV w:val="single" w:sz="4" w:space="0" w:color="000000"/>
         </w:tblBorders>
       </w:tblPr>
       <w:tblGrid>
@@ -842,12 +842,12 @@
         <w:jc w:val="center"/>
         <w:tblLook w:firstColumn="1" w:firstRow="1" w:lastColumn="0" w:lastRow="0" w:noHBand="0" w:noVBand="1" w:val="04A0"/>
         <w:tblBorders>
-          <w:top w:val="single" w:sz="4" w:space="0" w:color="1f497d"/>
-          <w:left w:val="single" w:sz="4" w:space="0" w:color="1f497d"/>
-          <w:bottom w:val="single" w:sz="4" w:space="0" w:color="1f497d"/>
-          <w:right w:val="single" w:sz="4" w:space="0" w:color="1f497d"/>
-          <w:insideH w:val="single" w:sz="4" w:space="0" w:color="1f497d"/>
-          <w:insideV w:val="single" w:sz="4" w:space="0" w:color="1f497d"/>
+          <w:top w:val="single" w:sz="4" w:space="0" w:color="000000"/>
+          <w:left w:val="single" w:sz="4" w:space="0" w:color="000000"/>
+          <w:bottom w:val="single" w:sz="4" w:space="0" w:color="000000"/>
+          <w:right w:val="single" w:sz="4" w:space="0" w:color="000000"/>
+          <w:insideH w:val="single" w:sz="4" w:space="0" w:color="000000"/>
+          <w:insideV w:val="single" w:sz="4" w:space="0" w:color="000000"/>
         </w:tblBorders>
       </w:tblPr>
       <w:tblGrid>
@@ -1169,12 +1169,12 @@
         <w:jc w:val="center"/>
         <w:tblLook w:firstColumn="1" w:firstRow="1" w:lastColumn="0" w:lastRow="0" w:noHBand="0" w:noVBand="1" w:val="04A0"/>
         <w:tblBorders>
-          <w:top w:val="single" w:sz="4" w:space="0" w:color="1f497d"/>
-          <w:left w:val="single" w:sz="4" w:space="0" w:color="1f497d"/>
-          <w:bottom w:val="single" w:sz="4" w:space="0" w:color="1f497d"/>
-          <w:right w:val="single" w:sz="4" w:space="0" w:color="1f497d"/>
-          <w:insideH w:val="single" w:sz="4" w:space="0" w:color="1f497d"/>
-          <w:insideV w:val="single" w:sz="4" w:space="0" w:color="1f497d"/>
+          <w:top w:val="single" w:sz="4" w:space="0" w:color="000000"/>
+          <w:left w:val="single" w:sz="4" w:space="0" w:color="000000"/>
+          <w:bottom w:val="single" w:sz="4" w:space="0" w:color="000000"/>
+          <w:right w:val="single" w:sz="4" w:space="0" w:color="000000"/>
+          <w:insideH w:val="single" w:sz="4" w:space="0" w:color="000000"/>
+          <w:insideV w:val="single" w:sz="4" w:space="0" w:color="000000"/>
         </w:tblBorders>
       </w:tblPr>
       <w:tblGrid>
@@ -1530,12 +1530,12 @@
         <w:jc w:val="center"/>
         <w:tblLook w:firstColumn="1" w:firstRow="1" w:lastColumn="0" w:lastRow="0" w:noHBand="0" w:noVBand="1" w:val="04A0"/>
         <w:tblBorders>
-          <w:top w:val="single" w:sz="4" w:space="0" w:color="1f497d"/>
-          <w:left w:val="single" w:sz="4" w:space="0" w:color="1f497d"/>
-          <w:bottom w:val="single" w:sz="4" w:space="0" w:color="1f497d"/>
-          <w:right w:val="single" w:sz="4" w:space="0" w:color="1f497d"/>
-          <w:insideH w:val="single" w:sz="4" w:space="0" w:color="1f497d"/>
-          <w:insideV w:val="single" w:sz="4" w:space="0" w:color="1f497d"/>
+          <w:top w:val="single" w:sz="4" w:space="0" w:color="000000"/>
+          <w:left w:val="single" w:sz="4" w:space="0" w:color="000000"/>
+          <w:bottom w:val="single" w:sz="4" w:space="0" w:color="000000"/>
+          <w:right w:val="single" w:sz="4" w:space="0" w:color="000000"/>
+          <w:insideH w:val="single" w:sz="4" w:space="0" w:color="000000"/>
+          <w:insideV w:val="single" w:sz="4" w:space="0" w:color="000000"/>
         </w:tblBorders>
       </w:tblPr>
       <w:tblGrid>
@@ -1863,12 +1863,12 @@
         <w:jc w:val="center"/>
         <w:tblLook w:firstColumn="1" w:firstRow="1" w:lastColumn="0" w:lastRow="0" w:noHBand="0" w:noVBand="1" w:val="04A0"/>
         <w:tblBorders>
-          <w:top w:val="single" w:sz="4" w:space="0" w:color="1f497d"/>
-          <w:left w:val="single" w:sz="4" w:space="0" w:color="1f497d"/>
-          <w:bottom w:val="single" w:sz="4" w:space="0" w:color="1f497d"/>
-          <w:right w:val="single" w:sz="4" w:space="0" w:color="1f497d"/>
-          <w:insideH w:val="single" w:sz="4" w:space="0" w:color="1f497d"/>
-          <w:insideV w:val="single" w:sz="4" w:space="0" w:color="1f497d"/>
+          <w:top w:val="single" w:sz="4" w:space="0" w:color="000000"/>
+          <w:left w:val="single" w:sz="4" w:space="0" w:color="000000"/>
+          <w:bottom w:val="single" w:sz="4" w:space="0" w:color="000000"/>
+          <w:right w:val="single" w:sz="4" w:space="0" w:color="000000"/>
+          <w:insideH w:val="single" w:sz="4" w:space="0" w:color="000000"/>
+          <w:insideV w:val="single" w:sz="4" w:space="0" w:color="000000"/>
         </w:tblBorders>
       </w:tblPr>
       <w:tblGrid>
@@ -2074,12 +2074,12 @@
         <w:jc w:val="center"/>
         <w:tblLook w:firstColumn="1" w:firstRow="1" w:lastColumn="0" w:lastRow="0" w:noHBand="0" w:noVBand="1" w:val="04A0"/>
         <w:tblBorders>
-          <w:top w:val="single" w:sz="4" w:space="0" w:color="1f497d"/>
-          <w:left w:val="single" w:sz="4" w:space="0" w:color="1f497d"/>
-          <w:bottom w:val="single" w:sz="4" w:space="0" w:color="1f497d"/>
-          <w:right w:val="single" w:sz="4" w:space="0" w:color="1f497d"/>
-          <w:insideH w:val="single" w:sz="4" w:space="0" w:color="1f497d"/>
-          <w:insideV w:val="single" w:sz="4" w:space="0" w:color="1f497d"/>
+          <w:top w:val="single" w:sz="4" w:space="0" w:color="000000"/>
+          <w:left w:val="single" w:sz="4" w:space="0" w:color="000000"/>
+          <w:bottom w:val="single" w:sz="4" w:space="0" w:color="000000"/>
+          <w:right w:val="single" w:sz="4" w:space="0" w:color="000000"/>
+          <w:insideH w:val="single" w:sz="4" w:space="0" w:color="000000"/>
+          <w:insideV w:val="single" w:sz="4" w:space="0" w:color="000000"/>
         </w:tblBorders>
       </w:tblPr>
       <w:tblGrid>
@@ -2397,12 +2397,12 @@
         <w:jc w:val="center"/>
         <w:tblLook w:firstColumn="1" w:firstRow="1" w:lastColumn="0" w:lastRow="0" w:noHBand="0" w:noVBand="1" w:val="04A0"/>
         <w:tblBorders>
-          <w:top w:val="single" w:sz="4" w:space="0" w:color="1f497d"/>
-          <w:left w:val="single" w:sz="4" w:space="0" w:color="1f497d"/>
-          <w:bottom w:val="single" w:sz="4" w:space="0" w:color="1f497d"/>
-          <w:right w:val="single" w:sz="4" w:space="0" w:color="1f497d"/>
-          <w:insideH w:val="single" w:sz="4" w:space="0" w:color="1f497d"/>
-          <w:insideV w:val="single" w:sz="4" w:space="0" w:color="1f497d"/>
+          <w:top w:val="single" w:sz="4" w:space="0" w:color="000000"/>
+          <w:left w:val="single" w:sz="4" w:space="0" w:color="000000"/>
+          <w:bottom w:val="single" w:sz="4" w:space="0" w:color="000000"/>
+          <w:right w:val="single" w:sz="4" w:space="0" w:color="000000"/>
+          <w:insideH w:val="single" w:sz="4" w:space="0" w:color="000000"/>
+          <w:insideV w:val="single" w:sz="4" w:space="0" w:color="000000"/>
         </w:tblBorders>
       </w:tblPr>
       <w:tblGrid>
@@ -2611,12 +2611,12 @@
         <w:jc w:val="center"/>
         <w:tblLook w:firstColumn="1" w:firstRow="1" w:lastColumn="0" w:lastRow="0" w:noHBand="0" w:noVBand="1" w:val="04A0"/>
         <w:tblBorders>
-          <w:top w:val="single" w:sz="4" w:space="0" w:color="1f497d"/>
-          <w:left w:val="single" w:sz="4" w:space="0" w:color="1f497d"/>
-          <w:bottom w:val="single" w:sz="4" w:space="0" w:color="1f497d"/>
-          <w:right w:val="single" w:sz="4" w:space="0" w:color="1f497d"/>
-          <w:insideH w:val="single" w:sz="4" w:space="0" w:color="1f497d"/>
-          <w:insideV w:val="single" w:sz="4" w:space="0" w:color="1f497d"/>
+          <w:top w:val="single" w:sz="4" w:space="0" w:color="000000"/>
+          <w:left w:val="single" w:sz="4" w:space="0" w:color="000000"/>
+          <w:bottom w:val="single" w:sz="4" w:space="0" w:color="000000"/>
+          <w:right w:val="single" w:sz="4" w:space="0" w:color="000000"/>
+          <w:insideH w:val="single" w:sz="4" w:space="0" w:color="000000"/>
+          <w:insideV w:val="single" w:sz="4" w:space="0" w:color="000000"/>
         </w:tblBorders>
       </w:tblPr>
       <w:tblGrid>
@@ -4024,12 +4024,12 @@
         <w:jc w:val="center"/>
         <w:tblLook w:firstColumn="1" w:firstRow="1" w:lastColumn="0" w:lastRow="0" w:noHBand="0" w:noVBand="1" w:val="04A0"/>
         <w:tblBorders>
-          <w:top w:val="single" w:sz="4" w:space="0" w:color="1f497d"/>
-          <w:left w:val="single" w:sz="4" w:space="0" w:color="1f497d"/>
-          <w:bottom w:val="single" w:sz="4" w:space="0" w:color="1f497d"/>
-          <w:right w:val="single" w:sz="4" w:space="0" w:color="1f497d"/>
-          <w:insideH w:val="single" w:sz="4" w:space="0" w:color="1f497d"/>
-          <w:insideV w:val="single" w:sz="4" w:space="0" w:color="1f497d"/>
+          <w:top w:val="single" w:sz="4" w:space="0" w:color="000000"/>
+          <w:left w:val="single" w:sz="4" w:space="0" w:color="000000"/>
+          <w:bottom w:val="single" w:sz="4" w:space="0" w:color="000000"/>
+          <w:right w:val="single" w:sz="4" w:space="0" w:color="000000"/>
+          <w:insideH w:val="single" w:sz="4" w:space="0" w:color="000000"/>
+          <w:insideV w:val="single" w:sz="4" w:space="0" w:color="000000"/>
         </w:tblBorders>
       </w:tblPr>
       <w:tblGrid>
@@ -7174,12 +7174,12 @@
         <w:jc w:val="center"/>
         <w:tblLook w:firstColumn="1" w:firstRow="1" w:lastColumn="0" w:lastRow="0" w:noHBand="0" w:noVBand="1" w:val="04A0"/>
         <w:tblBorders>
-          <w:top w:val="single" w:sz="4" w:space="0" w:color="1f497d"/>
-          <w:left w:val="single" w:sz="4" w:space="0" w:color="1f497d"/>
-          <w:bottom w:val="single" w:sz="4" w:space="0" w:color="1f497d"/>
-          <w:right w:val="single" w:sz="4" w:space="0" w:color="1f497d"/>
-          <w:insideH w:val="single" w:sz="4" w:space="0" w:color="1f497d"/>
-          <w:insideV w:val="single" w:sz="4" w:space="0" w:color="1f497d"/>
+          <w:top w:val="single" w:sz="4" w:space="0" w:color="000000"/>
+          <w:left w:val="single" w:sz="4" w:space="0" w:color="000000"/>
+          <w:bottom w:val="single" w:sz="4" w:space="0" w:color="000000"/>
+          <w:right w:val="single" w:sz="4" w:space="0" w:color="000000"/>
+          <w:insideH w:val="single" w:sz="4" w:space="0" w:color="000000"/>
+          <w:insideV w:val="single" w:sz="4" w:space="0" w:color="000000"/>
         </w:tblBorders>
       </w:tblPr>
       <w:tblGrid>
@@ -8709,12 +8709,12 @@
         <w:jc w:val="center"/>
         <w:tblLook w:firstColumn="1" w:firstRow="1" w:lastColumn="0" w:lastRow="0" w:noHBand="0" w:noVBand="1" w:val="04A0"/>
         <w:tblBorders>
-          <w:top w:val="single" w:sz="2" w:space="0" w:color="cbd5e1"/>
-          <w:left w:val="single" w:sz="2" w:space="0" w:color="cbd5e1"/>
-          <w:bottom w:val="single" w:sz="2" w:space="0" w:color="cbd5e1"/>
-          <w:right w:val="single" w:sz="2" w:space="0" w:color="cbd5e1"/>
-          <w:insideH w:val="single" w:sz="2" w:space="0" w:color="cbd5e1"/>
-          <w:insideV w:val="single" w:sz="2" w:space="0" w:color="cbd5e1"/>
+          <w:top w:val="single" w:sz="2" w:space="0" w:color="000000"/>
+          <w:left w:val="single" w:sz="2" w:space="0" w:color="000000"/>
+          <w:bottom w:val="single" w:sz="2" w:space="0" w:color="000000"/>
+          <w:right w:val="single" w:sz="2" w:space="0" w:color="000000"/>
+          <w:insideH w:val="single" w:sz="2" w:space="0" w:color="000000"/>
+          <w:insideV w:val="single" w:sz="2" w:space="0" w:color="000000"/>
         </w:tblBorders>
       </w:tblPr>
       <w:tblGrid>
@@ -9027,12 +9027,12 @@
         <w:jc w:val="center"/>
         <w:tblLook w:firstColumn="1" w:firstRow="1" w:lastColumn="0" w:lastRow="0" w:noHBand="0" w:noVBand="1" w:val="04A0"/>
         <w:tblBorders>
-          <w:top w:val="single" w:sz="2" w:space="0" w:color="cbd5e1"/>
-          <w:left w:val="single" w:sz="2" w:space="0" w:color="cbd5e1"/>
-          <w:bottom w:val="single" w:sz="2" w:space="0" w:color="cbd5e1"/>
-          <w:right w:val="single" w:sz="2" w:space="0" w:color="cbd5e1"/>
-          <w:insideH w:val="single" w:sz="2" w:space="0" w:color="cbd5e1"/>
-          <w:insideV w:val="single" w:sz="2" w:space="0" w:color="cbd5e1"/>
+          <w:top w:val="single" w:sz="2" w:space="0" w:color="000000"/>
+          <w:left w:val="single" w:sz="2" w:space="0" w:color="000000"/>
+          <w:bottom w:val="single" w:sz="2" w:space="0" w:color="000000"/>
+          <w:right w:val="single" w:sz="2" w:space="0" w:color="000000"/>
+          <w:insideH w:val="single" w:sz="2" w:space="0" w:color="000000"/>
+          <w:insideV w:val="single" w:sz="2" w:space="0" w:color="000000"/>
         </w:tblBorders>
       </w:tblPr>
       <w:tblGrid>
@@ -9476,12 +9476,12 @@
         <w:jc w:val="center"/>
         <w:tblLook w:firstColumn="1" w:firstRow="1" w:lastColumn="0" w:lastRow="0" w:noHBand="0" w:noVBand="1" w:val="04A0"/>
         <w:tblBorders>
-          <w:top w:val="single" w:sz="4" w:space="0" w:color="1f497d"/>
-          <w:left w:val="single" w:sz="4" w:space="0" w:color="1f497d"/>
-          <w:bottom w:val="single" w:sz="4" w:space="0" w:color="1f497d"/>
-          <w:right w:val="single" w:sz="4" w:space="0" w:color="1f497d"/>
-          <w:insideH w:val="single" w:sz="4" w:space="0" w:color="1f497d"/>
-          <w:insideV w:val="single" w:sz="4" w:space="0" w:color="1f497d"/>
+          <w:top w:val="single" w:sz="4" w:space="0" w:color="000000"/>
+          <w:left w:val="single" w:sz="4" w:space="0" w:color="000000"/>
+          <w:bottom w:val="single" w:sz="4" w:space="0" w:color="000000"/>
+          <w:right w:val="single" w:sz="4" w:space="0" w:color="000000"/>
+          <w:insideH w:val="single" w:sz="4" w:space="0" w:color="000000"/>
+          <w:insideV w:val="single" w:sz="4" w:space="0" w:color="000000"/>
         </w:tblBorders>
       </w:tblPr>
       <w:tblGrid>
@@ -10327,12 +10327,12 @@
         <w:jc w:val="center"/>
         <w:tblLook w:firstColumn="1" w:firstRow="1" w:lastColumn="0" w:lastRow="0" w:noHBand="0" w:noVBand="1" w:val="04A0"/>
         <w:tblBorders>
-          <w:top w:val="single" w:sz="4" w:space="0" w:color="1f497d"/>
-          <w:left w:val="single" w:sz="4" w:space="0" w:color="1f497d"/>
-          <w:bottom w:val="single" w:sz="4" w:space="0" w:color="1f497d"/>
-          <w:right w:val="single" w:sz="4" w:space="0" w:color="1f497d"/>
-          <w:insideH w:val="single" w:sz="4" w:space="0" w:color="1f497d"/>
-          <w:insideV w:val="single" w:sz="4" w:space="0" w:color="1f497d"/>
+          <w:top w:val="single" w:sz="4" w:space="0" w:color="000000"/>
+          <w:left w:val="single" w:sz="4" w:space="0" w:color="000000"/>
+          <w:bottom w:val="single" w:sz="4" w:space="0" w:color="000000"/>
+          <w:right w:val="single" w:sz="4" w:space="0" w:color="000000"/>
+          <w:insideH w:val="single" w:sz="4" w:space="0" w:color="000000"/>
+          <w:insideV w:val="single" w:sz="4" w:space="0" w:color="000000"/>
         </w:tblBorders>
       </w:tblPr>
       <w:tblGrid>
@@ -10726,12 +10726,12 @@
         <w:jc w:val="center"/>
         <w:tblLook w:firstColumn="1" w:firstRow="1" w:lastColumn="0" w:lastRow="0" w:noHBand="0" w:noVBand="1" w:val="04A0"/>
         <w:tblBorders>
-          <w:top w:val="single" w:sz="4" w:space="0" w:color="1f497d"/>
-          <w:left w:val="single" w:sz="4" w:space="0" w:color="1f497d"/>
-          <w:bottom w:val="single" w:sz="4" w:space="0" w:color="1f497d"/>
-          <w:right w:val="single" w:sz="4" w:space="0" w:color="1f497d"/>
-          <w:insideH w:val="single" w:sz="4" w:space="0" w:color="1f497d"/>
-          <w:insideV w:val="single" w:sz="4" w:space="0" w:color="1f497d"/>
+          <w:top w:val="single" w:sz="4" w:space="0" w:color="000000"/>
+          <w:left w:val="single" w:sz="4" w:space="0" w:color="000000"/>
+          <w:bottom w:val="single" w:sz="4" w:space="0" w:color="000000"/>
+          <w:right w:val="single" w:sz="4" w:space="0" w:color="000000"/>
+          <w:insideH w:val="single" w:sz="4" w:space="0" w:color="000000"/>
+          <w:insideV w:val="single" w:sz="4" w:space="0" w:color="000000"/>
         </w:tblBorders>
       </w:tblPr>
       <w:tblGrid>
@@ -10968,12 +10968,12 @@
         <w:jc w:val="center"/>
         <w:tblLook w:firstColumn="1" w:firstRow="1" w:lastColumn="0" w:lastRow="0" w:noHBand="0" w:noVBand="1" w:val="04A0"/>
         <w:tblBorders>
-          <w:top w:val="single" w:sz="4" w:space="0" w:color="1f497d"/>
-          <w:left w:val="single" w:sz="4" w:space="0" w:color="1f497d"/>
-          <w:bottom w:val="single" w:sz="4" w:space="0" w:color="1f497d"/>
-          <w:right w:val="single" w:sz="4" w:space="0" w:color="1f497d"/>
-          <w:insideH w:val="single" w:sz="4" w:space="0" w:color="1f497d"/>
-          <w:insideV w:val="single" w:sz="4" w:space="0" w:color="1f497d"/>
+          <w:top w:val="single" w:sz="4" w:space="0" w:color="000000"/>
+          <w:left w:val="single" w:sz="4" w:space="0" w:color="000000"/>
+          <w:bottom w:val="single" w:sz="4" w:space="0" w:color="000000"/>
+          <w:right w:val="single" w:sz="4" w:space="0" w:color="000000"/>
+          <w:insideH w:val="single" w:sz="4" w:space="0" w:color="000000"/>
+          <w:insideV w:val="single" w:sz="4" w:space="0" w:color="000000"/>
         </w:tblBorders>
       </w:tblPr>
       <w:tblGrid>
@@ -11299,12 +11299,12 @@
         <w:jc w:val="center"/>
         <w:tblLook w:firstColumn="1" w:firstRow="1" w:lastColumn="0" w:lastRow="0" w:noHBand="0" w:noVBand="1" w:val="04A0"/>
         <w:tblBorders>
-          <w:top w:val="single" w:sz="4" w:space="0" w:color="1f497d"/>
-          <w:left w:val="single" w:sz="4" w:space="0" w:color="1f497d"/>
-          <w:bottom w:val="single" w:sz="4" w:space="0" w:color="1f497d"/>
-          <w:right w:val="single" w:sz="4" w:space="0" w:color="1f497d"/>
-          <w:insideH w:val="single" w:sz="4" w:space="0" w:color="1f497d"/>
-          <w:insideV w:val="single" w:sz="4" w:space="0" w:color="1f497d"/>
+          <w:top w:val="single" w:sz="4" w:space="0" w:color="000000"/>
+          <w:left w:val="single" w:sz="4" w:space="0" w:color="000000"/>
+          <w:bottom w:val="single" w:sz="4" w:space="0" w:color="000000"/>
+          <w:right w:val="single" w:sz="4" w:space="0" w:color="000000"/>
+          <w:insideH w:val="single" w:sz="4" w:space="0" w:color="000000"/>
+          <w:insideV w:val="single" w:sz="4" w:space="0" w:color="000000"/>
         </w:tblBorders>
       </w:tblPr>
       <w:tblGrid>
